--- a/10_预审版/正文初稿_v4_审阅版_全量整合.docx
+++ b/10_预审版/正文初稿_v4_审阅版_全量整合.docx
@@ -371,7 +371,7 @@
           <w:color w:val="111111"/>
           <w:sz w:val="21"/>
         </w:rPr>
-        <w:t>The eICU-CRD cohort comprised 30,796 patients from 187 hospitals, of whom 3,901 (12.7%) died in hospital; 103 hospitals met the pre-specified centre-level eligibility criterion of ≥ 100 patients and ≥ 10 in-hospital deaths and entered the centre-level analyses (Fig. 1). The MIMIC-IV cohort comprised 8,579 patients from a single academic medical centre, of whom 1,654 (19.3%) died (Table 1; Supplementary Table S1).</w:t>
+        <w:t>The eICU-CRD cohort comprised 30,796 patients from 187 hospitals, of whom 3,901 (12.7%) died in hospital; 103 hospitals met the pre-specified centre-level eligibility criterion of ≥ 100 patients and ≥ 10 in-hospital deaths and entered the centre-level analyses (Fig. 1). The MIMIC-IV cohort comprised 8,579 patients from one academic centre, of whom 1,654 (19.3%) died (Table 1; Supplementary Table S1).</w:t>
       </w:r>
     </w:p>
     <w:p>
@@ -1775,7 +1775,7 @@
           <w:color w:val="111111"/>
           <w:sz w:val="21"/>
         </w:rPr>
-        <w:t xml:space="preserve">Drift was not confined to a systematic offset. The per-hospital calibration slope, estimated with the intercept free, ranged from 0.720 to 1.639 (10th to 90th percentile; median 1.088), indicating that the </w:t>
+        <w:t xml:space="preserve">Drift was not confined to a systematic offset. The per-hospital calibration slope, estimated with the intercept free, ranged from 0.720 to 1.639 (10th to 90th percentile; median 1.088): the </w:t>
       </w:r>
       <w:r>
         <w:rPr>
@@ -1807,7 +1807,25 @@
           <w:color w:val="111111"/>
           <w:sz w:val="21"/>
         </w:rPr>
-        <w:t>For the descriptive analyses in this section and the four that follow, the reported quantities are estimates rather than tests. No hypothesis test was performed on the between-centre variation, the differences between scores, or the case-mix comparisons; ranges given are 10th and 90th percentiles across hospitals, not confidence intervals.</w:t>
+        <w:t xml:space="preserve">For the descriptive analyses in this section and the four that follow, the reported quantities are estimates, not tests: </w:t>
+      </w:r>
+      <w:r>
+        <w:rPr>
+          <w:b/>
+          <w:i w:val="0"/>
+          <w:color w:val="111111"/>
+          <w:sz w:val="21"/>
+        </w:rPr>
+        <w:t>no hypothesis test was performed on the between-centre variation, the differences between scores, or the case-mix comparisons</w:t>
+      </w:r>
+      <w:r>
+        <w:rPr>
+          <w:b w:val="0"/>
+          <w:i w:val="0"/>
+          <w:color w:val="111111"/>
+          <w:sz w:val="21"/>
+        </w:rPr>
+        <w:t>; ranges are 10th and 90th percentiles across hospitals, not confidence intervals.</w:t>
       </w:r>
     </w:p>
     <w:p>
@@ -1849,7 +1867,7 @@
           <w:color w:val="111111"/>
           <w:sz w:val="21"/>
         </w:rPr>
-        <w:t>Because M3 also carries a smaller analysis set (27,236 patients and 97 hospitals, against 30,796 and 103 for M1 and M2), we separated the two contributions directly: refitting the M1 model (the score alone) on exactly the patients and hospitals used by M3 gave I² = 73.49%. Of the 5.2-percentage-point fall from M1 to M3, 1.9 points were therefore attributable to the change in analysis set and 3.4 points to the addition of the covariates themselves. The reduction reflects the covariates; the change in analysis set is the smaller contributor (Supplementary Fig. S1).</w:t>
+        <w:t>Because M3 also carries a smaller analysis set (27,236 patients, 97 hospitals, against 30,796 and 103 for M1 and M2), refitting the M1 model on exactly those patients and hospitals gave I² = 73.49%: of the 5.2-percentage-point fall from M1 to M3, 1.9 points are attributable to the analysis set and 3.4 to the covariates (Supplementary Fig. S1).</w:t>
       </w:r>
     </w:p>
     <w:p>
@@ -1959,7 +1977,7 @@
           <w:color w:val="111111"/>
           <w:sz w:val="21"/>
         </w:rPr>
-        <w:t xml:space="preserve"> of the distribution of the 103 eICU hospitals. A single-centre development cohort is therefore not an outlier in this setting; it sits well inside the multicentre distribution. This is consistent with the general observation that a model developed in one centre will systematically mis-estimate risk in another, without any centre being unusual; the variation being sampled is a property of the set of centres.</w:t>
+        <w:t xml:space="preserve"> of the 103 eICU hospitals: a single-centre development cohort is no outlier here, it sits inside the multicentre distribution — consistent with the general observation that a model developed in one centre systematically mis-estimates risk in another, without any centre being unusual.</w:t>
       </w:r>
     </w:p>
     <w:p>
@@ -2234,7 +2252,7 @@
           <w:color w:val="111111"/>
           <w:sz w:val="21"/>
         </w:rPr>
-        <w:t>The variation is therefore a genuine between-hospital difference rather than an artefact of imprecise estimation in small samples.</w:t>
+        <w:t>The variation is therefore a genuine between-hospital difference rather than an artefact of imprecise estimation in small samples. The 84 hospitals below the centre-level threshold are smaller and less severely ill (median 47 patients and 9.0% mortality versus 224 and 12.7%; Supplementary Table S4), so the eligible set over-represents larger, more acute hospitals.</w:t>
       </w:r>
     </w:p>
     <w:p>
@@ -2408,7 +2426,7 @@
           <w:color w:val="111111"/>
           <w:sz w:val="21"/>
         </w:rPr>
-        <w:t>We next quantified the consequence of the observed drift for threshold-based decisions. For each hospital and each of four decision thresholds, we computed net benefit and the observed mortality among patients whose predicted risk exceeded the threshold (Fig. 4b; Supplementary Table S1).</w:t>
+        <w:t>We next quantified the drift's consequence for threshold-based decisions. For each hospital and each of four decision thresholds, we computed net benefit and the observed mortality among patients whose predicted risk exceeded the threshold (Fig. 4b; Supplementary Table S1).</w:t>
       </w:r>
     </w:p>
     <w:p>
@@ -2458,7 +2476,7 @@
           <w:color w:val="111111"/>
           <w:sz w:val="21"/>
         </w:rPr>
-        <w:t>, meaning that acting on the model would have been worse than treating everyone as high-risk in those hospitals. The proportion of centres with negative net benefit rose from 6.2% at threshold 0.10 to 21.4% at 0.30 and 22.3% at 0.40.</w:t>
+        <w:t xml:space="preserve"> (positive in the remainder), meaning acting on the model would have been worse than treating everyone as high-risk. Negative net benefit rose from 6.2% at threshold 0.10 to 21.4% at 0.30 and 22.3% at 0.40.</w:t>
       </w:r>
     </w:p>
     <w:p>
@@ -2811,7 +2829,7 @@
           <w:color w:val="111111"/>
           <w:sz w:val="21"/>
         </w:rPr>
-        <w:t xml:space="preserve">| rose from 0.308 to 0.448 (Fig. 5b). Naive recalibration injects estimation noise that outweighs the signal at small sample sizes. Performance improved gradually with </w:t>
+        <w:t xml:space="preserve">| rose from 0.308 to 0.448 (Fig. 5b). Naive recalibration injects estimation noise that outweighs the signal at small sample sizes. Success improved gradually with </w:t>
       </w:r>
       <w:r>
         <w:rPr>
@@ -2847,7 +2865,7 @@
           <w:color w:val="111111"/>
           <w:sz w:val="21"/>
         </w:rPr>
-        <w:t>, which is reported here as a negative finding.</w:t>
+        <w:t>, which is reported here as a negative finding. Under the prespecified ±20% band the same strategies rose steeply (S1: 30.6% at 25 and 62.8% at 200) while the penalty against no recalibration (41.7%) persisted at 25 (Supplementary Table S5).</w:t>
       </w:r>
     </w:p>
     <w:p>
@@ -3029,7 +3047,7 @@
           <w:color w:val="111111"/>
           <w:sz w:val="21"/>
         </w:rPr>
-        <w:t xml:space="preserve">We then tested whether shrinking each hospital's estimated offset toward the pooled mean could recover the small-sample performance (Fig. 5c). Four strategies were compared on identical draws: no recalibration (S0), naive intercept-only (S1), naive intercept plus slope (S2), and empirical-Bayes shrinkage of the intercept (S3), with the shrinkage target and between-centre variance estimated by leave-one-centre-out cross-fitting. The shrinkage weight </w:t>
+        <w:t xml:space="preserve">We then tested whether shrinking each offset toward the pooled mean recovers small-sample performance (Fig. 5c). Four strategies were compared on identical draws: no recalibration (S0), naive intercept-only (S1), naive intercept plus slope (S2), and empirical-Bayes shrinkage of the intercept (S3), with the shrinkage target and between-centre variance estimated by leave-one-centre-out cross-fitting. The shrinkage weight </w:t>
       </w:r>
       <w:r>
         <w:rPr>
@@ -3133,7 +3151,7 @@
           <w:color w:val="111111"/>
           <w:sz w:val="21"/>
         </w:rPr>
-        <w:t xml:space="preserve"> against 15.5% for naive recalibration and 21.4% for no recalibration: the strategy outperformed both alternatives at the sample size at which naive recalibration is harmful (Fig. 5c). Paired on identical draws, the difference between S3 and S1 at </w:t>
+        <w:t xml:space="preserve"> against 15.5% (naive recalibration) and 21.4% (no recalibration), outperforming both at the sample size at which naive recalibration is harmful (Fig. 5c). Paired on identical draws, the difference between S3 and S1 at </w:t>
       </w:r>
       <w:r>
         <w:rPr>
@@ -3406,7 +3424,7 @@
           <w:color w:val="111111"/>
           <w:sz w:val="21"/>
         </w:rPr>
-        <w:t xml:space="preserve"> (naive recalibration reached 40.5% at 100 patients and 53.0% at 200; linear interpolation gives approximately 152); an approximately six-fold reduction. That comparison crosses resampling schemes (Fig. 5c vs 5d) and is illustrative. As expected, the advantage narrowed as the local sample grew, since naive estimators become adequate once enough data are available.</w:t>
+        <w:t xml:space="preserve"> (naive: 40.5% at 100 and 53.0% at 200; interpolation ≈ 152); an approximately six-fold reduction. That comparison crosses resampling schemes (Fig. 5c vs 5d) and is illustrative. The advantage narrows as the local sample grows, since naive estimators become adequate with more data.</w:t>
       </w:r>
     </w:p>
     <w:p>
@@ -3840,7 +3858,7 @@
           <w:color w:val="111111"/>
           <w:sz w:val="21"/>
         </w:rPr>
-        <w:t>In 103 hospitals using the same scores and the same pipeline, a SOFA-based model discriminated consistently (per-centre AUC 0.649–0.812) while its calibration varied by more than twofold (observed-to-expected mortality 0.69–1.54; between-centre I² = 75.4%). Measured case-mix explained little of that variation, the variation grew rather than shrank in the largest and therefore most precisely estimated centres, a hospital's offset in one year explained only about a third of its offset in the next, and at a decision threshold of 0.20 the observed mortality among patients flagged high-risk ranged from 15% to 52% across centres, with net benefit negative in 17.0% of them. The response that follows most naturally from these findings — recalibrate locally — turned out to carry a penalty: recalibrating on 25 local patients was worse than not recalibrating at all. Shrinking the local estimate toward the pooled mean removed that penalty, and the parameters needed to do so could be estimated once and used in a second database without refitting.</w:t>
+        <w:t>In 103 hospitals using the same scores and the same pipeline, a SOFA-based model discriminated consistently (per-centre AUC 0.649–0.812) while its calibration varied by more than twofold (observed-to-expected mortality 0.69–1.54; between-centre I² = 75.4%). Measured case-mix explains little of it, the variation grew in the most precisely estimated centres, a hospital's offset in one year explained a third of its offset in the next, and at a decision threshold of 0.20 the observed mortality among patients flagged high-risk ranged from 15% to 52%, with net benefit negative in 17.0% of centres. The response that follows most naturally from these findings — recalibrate locally — turned out to carry a penalty: recalibrating on 25 local patients was worse than not recalibrating at all. Shrinking the local estimate toward the pooled mean removed that penalty, and the parameters needed to do so could be estimated once and used in a second database without refitting.</w:t>
       </w:r>
     </w:p>
     <w:p>
@@ -3863,7 +3881,7 @@
           <w:color w:val="111111"/>
           <w:sz w:val="21"/>
         </w:rPr>
-        <w:t xml:space="preserve"> The closest antecedents to the present study treat calibration drift as a </w:t>
+        <w:t xml:space="preserve"> The closest antecedents treat calibration drift as a </w:t>
       </w:r>
       <w:r>
         <w:rPr>
@@ -3881,7 +3899,7 @@
           <w:color w:val="111111"/>
           <w:sz w:val="21"/>
         </w:rPr>
-        <w:t xml:space="preserve"> phenomenon within one environment: Han et al. detected increasing miscalibration over time using online stochastic gradient descent and adaptive windows [7], and Zhang et al. proposed lifelong machine learning to counter it across four tumour datasets [12]. Both are well-suited to their question and neither is contradicted here. The present study addresses the orthogonal question — the </w:t>
+        <w:t xml:space="preserve"> phenomenon within one environment: Han et al. detected increasing miscalibration over time with online stochastic gradients and adaptive windows [7], and Zhang et al. countered it with lifelong machine learning across four tumour datasets [12]. Both suit their question and neither is contradicted here. The present study addresses the orthogonal </w:t>
       </w:r>
       <w:r>
         <w:rPr>
@@ -3899,7 +3917,7 @@
           <w:color w:val="111111"/>
           <w:sz w:val="21"/>
         </w:rPr>
-        <w:t xml:space="preserve"> component — and does so at a scale rarely attempted: rather than one environment followed over time or one transfer from centre to centre [10,13], we observed 103 centres simultaneously and were able to partition the resulting variance. Work in the opposite direction reaches the same verdict from a different angle: models developed in MIMIC-IV and applied to 208 eICU-CRD hospitals without recalibration lost external calibration faster than discrimination as feature complexity grew; the external calibration slope fell from 1.007 to 0.417 while a single aggregate score stayed essentially intact [14]. A clinically important corollary is that the two sources are not interchangeable. A hospital offset of which 41.6% of the variance is temporal cannot be fully corrected by a permanent recalibration, however large the sample used to fit it, and a hospital-to-hospital difference that persists after case-mix adjustment cannot be explained by improvement over time. Decomposing them would require a database spanning several years, which eICU-CRD does not.</w:t>
+        <w:t xml:space="preserve"> question at a rarely attempted scale: 103 centres observed simultaneously, allowing variance partitioning [10,13]. From the opposite direction the same verdict emerges: a MIMIC-IV-developed model applied without recalibration to 208 eICU hospitals lost external calibration faster than discrimination as feature complexity grew (calibration slope 1.007 → 0.417), while a single aggregate score stayed intact [14]. A clinical corollary: the two sources are not interchangeable. A hospital offset of which 41.6% of the variance is temporal in those two consecutive years cannot be fully corrected by a permanent recalibration, however large the sample used to fit it, and a hospital-to-hospital difference that persists after case-mix adjustment cannot be explained by improvement over time. Separating them would need multi-year data, which eICU-CRD does not provide.</w:t>
       </w:r>
     </w:p>
     <w:p>
@@ -3922,7 +3940,7 @@
           <w:color w:val="111111"/>
           <w:sz w:val="21"/>
         </w:rPr>
-        <w:t xml:space="preserve"> A mature methodological literature describes how to evaluate and update a prediction model, including when recalibration is appropriate [8,9,15,16], and empirical comparisons of update strategies exist [17,18]. Those recommendations are generally presented as unqualified: if calibration in the target setting is poor, recalibrate. Our findings qualify rather than contradict them. The literature assumes a local sample large enough for the recalibration to be estimated reliably. Formal minimum sample sizes exist for external validation [19], but they address the precision of the calibration estimate rather than whether recalibration improves decisions. We found that with 25 local patients naive recalibration lowered the proportion of resamples reaching ±10% accuracy from 21.4% to 15.3%, that estimating a second parameter (the calibration slope) made it worse still, and that a 50% success rate was not reached even at 200 patients. That missing quantity — how many local patients are needed before recalibration helps rather than harms — appears to govern whether the recommendation helps.</w:t>
+        <w:t xml:space="preserve"> A mature methodological literature describes how to evaluate and update a prediction model, including when recalibration is appropriate [8,9,15,16], and empirical comparisons of update strategies exist [17,18]. Those recommendations read: if calibration in the target setting is poor, recalibrate — assuming a local sample large enough for the estimate to be reliable. Our findings qualify rather than contradict them. Formal minimum sample sizes exist for external validation [19] but address the precision of the calibration estimate rather than whether recalibration improves decisions. We found that with 25 local patients naive recalibration lowered the proportion of resamples reaching ±10% accuracy from 21.4% to 15.3%, that estimating a second parameter (the calibration slope) made it worse still, and that a 50% success rate was not reached even at 200 patients. That missing quantity — how many local patients are needed before recalibration helps rather than harms — appears to govern its value.</w:t>
       </w:r>
     </w:p>
     <w:p>
@@ -3945,7 +3963,7 @@
           <w:color w:val="111111"/>
           <w:sz w:val="21"/>
         </w:rPr>
-        <w:t xml:space="preserve"> Empirical-Bayes shrinkage of the local offset toward the pooled mean recovered small-sample performance (24.3% versus 15.5% at 25 patients) and transferred to MIMIC-IV with parameters fixed from eICU. Two qualifications belong with that result. First, the advantage is a property of small local samples: at 200 local patients it fell to between +0.2 and +2.0 percentage points depending on the estimator of the between-centre variance, and was no longer statistically detectable for the smaller of those. Second, its magnitude depends on τ², the between-centre variance, which itself was not agreed across estimation frameworks: our pre-specified criterion for agreement was only partly met, with the one-stage multilevel estimate falling 50.1% below the two-stage values. A plausible explanation is that two-stage calibration offsets are computed with the slope fixed at 1 while observed slopes ranged from 0.720 to 1.639, so that slope variation is absorbed into the intercept; we present this as a possible mechanism rather than a finding.</w:t>
+        <w:t xml:space="preserve"> Empirical-Bayes shrinkage toward the pooled mean recovered small-sample performance (24.3% versus 15.5% at 25 patients) and transferred to MIMIC-IV with parameters fixed from eICU. Two qualifications stand. First, the advantage belongs to small local samples: at 200 patients it fell to between +0.2 and +2.0 points depending on the estimator of the between-centre variance, and was no longer statistically detectable for the smaller of those. Second, its magnitude depends on τ², on which the estimation frameworks disagree: the one-stage multilevel estimate fell 50.1% below the two-stage values (analysis K). A plausible mechanism, presented as such rather than as a finding: two-stage offsets are computed with the slope fixed at 1, so slope variation (observed range 0.720–1.639) is absorbed into the intercept. The framework uncertainty also bounds the scope: with the one-stage τ² = 0.0648 the 25-patient gain narrows from +9.1 to +6.5 points and is undetectable at 200 (Supplementary Table S3) — the guidance for small local samples under any plausible τ². Transfer also shows why shrinkage survives imperfect targets: the MIMIC-IV target (+0.030) sat ≈ 1.5 τ below the true offset (+0.221), yet with a raw local SE of ~0.5 at 25 patients (λ ≈ 0.33) variance reduction outweighed target bias.</w:t>
       </w:r>
     </w:p>
     <w:p>
@@ -3968,7 +3986,7 @@
           <w:color w:val="111111"/>
           <w:sz w:val="21"/>
         </w:rPr>
-        <w:t xml:space="preserve"> Benchmarking systems for ICU care are expanding internationally [20,21], and such systems presume that observed-to-expected ratios are comparable between institutions. Our results indicate that this premise requires active verification: an observed-to- expected ratio of 0.69 in one hospital and 1.54 in another, under the same model, is not a difference in performance that a benchmark can safely interpret. Because the variation is only partly temporal and not explained by measured case-mix, neither a stable unit-level adjustment nor a one-off recalibration resolves it. The emerging focus on post-deployment monitoring and lifecycle governance of clinical models [22] would be strengthened by treating centre-specific calibration as a quantity to be monitored rather than assumed.</w:t>
+        <w:t xml:space="preserve"> Benchmarking systems for ICU care are expanding internationally [20,21]. The premise that observed-to-expected ratios are comparable requires active verification: 0.69 in one hospital and 1.54 in another under the same model is not a difference a benchmark can safely interpret. The variation is only partly temporal and unexplained by measured case-mix, so neither a stable unit-level adjustment nor one-off recalibration resolves it. Post-deployment monitoring and lifecycle governance of clinical models [22] gains from treating centre-specific calibration as a quantity to be monitored rather than assumed. Negative net benefit speaks only to the treat-all comparator at that threshold, not to clinical worth in general: the same model may be beneficial at another threshold or decision.</w:t>
       </w:r>
     </w:p>
     <w:p>
@@ -3982,16 +4000,16 @@
           <w:color w:val="111111"/>
           <w:sz w:val="21"/>
         </w:rPr>
-        <w:t>Reporting standards.</w:t>
-      </w:r>
-      <w:r>
-        <w:rPr>
-          <w:b w:val="0"/>
-          <w:i w:val="0"/>
-          <w:color w:val="111111"/>
-          <w:sz w:val="21"/>
-        </w:rPr>
-        <w:t xml:space="preserve"> The data are clustered by hospital, the structure that TRIPOD-Cluster [23] addresses and that TRIPOD+AI [24] extends to prediction models. We report with STROBE [25] and its RECORD extension for routinely collected health data [26], because no prediction model was developed or deployed for patient-level decisions here: the pooled model served as a measurement instrument for quantifying drift, and the object of study is the between-centre variation itself. The clustered-data elements (clustering level, centres per estimate, resampling design) are reported throughout.</w:t>
+        <w:t>Centre selection and among-centre variation.</w:t>
+      </w:r>
+      <w:r>
+        <w:rPr>
+          <w:b w:val="0"/>
+          <w:i w:val="0"/>
+          <w:color w:val="111111"/>
+          <w:sz w:val="21"/>
+        </w:rPr>
+        <w:t xml:space="preserve"> The eligibility screen over-represents larger, more acute hospitals — the exclusion removes the smaller and less severely ill centres (Supplementary Table S4) — so variation across all 187 cannot be settled within the prespecified design; plausibly it is larger, since small centres drift more and are detected less. Why the largest centres show the most heterogeneity also remains unresolved: care-practice diversity and detection limits are candidates, while similar SOFA dispersion across tertiles (SD 2.7/3.2/3.1) argues against case-mix width alone.</w:t>
       </w:r>
     </w:p>
     <w:p>
@@ -4005,16 +4023,16 @@
           <w:color w:val="111111"/>
           <w:sz w:val="21"/>
         </w:rPr>
-        <w:t>Limitations.</w:t>
-      </w:r>
-      <w:r>
-        <w:rPr>
-          <w:b w:val="0"/>
-          <w:i w:val="0"/>
-          <w:color w:val="111111"/>
-          <w:sz w:val="21"/>
-        </w:rPr>
-        <w:t xml:space="preserve"> First, both databases were collected for purposes other than this study, as is inherent in the secondary-use design. Two consequences follow, and both are limitations of that design rather than of the analysis. Misclassification in the underlying records (in the severity scores, in comorbidity coding and in the recorded discharge status) cannot be detected here, and its direction and magnitude could not be quantified. And because eICU-CRD covers only 2014 and 2015, we could not assess how eligibility for the cohort, or the coding practices behind it, changed over time. The year-to-year analysis reported here addresses stability across two consecutive years and nothing more, and the study therefore quantifies the spatial component of drift while providing no evidence about longer-term temporal trends. The 41.6% temporal share is specific to those two years, not a portable constant. Second, MIMIC-IV is a single centre, so the external analysis tests whether the shrinkage parameters transfer across databases; it is not multicentre external validation of the strategy, which can only be evaluated within eICU itself. Third, the variation not explained by measured case-mix is described here as residual between-hospital variation. Unmeasured differences in disease spectrum, referral patterns and pre-ICU course would produce the same pattern, and this study is not designed to attribute the variation to any of them; no conclusion about quality of care is drawn. Fourth, the two databases record comorbidity differently. The mean Charlson index in MIMIC-IV (3.5) is far higher than in eICU-CRD (0.9), reflecting more complete inpatient ICD coding in MIMIC-IV rather than a difference in case-mix. Because the external analysis uses a single-score SOFA model that contains no comorbidity term, this does not affect any result reported here, but it limits how far the two cohorts can be compared on measured case-mix. The case-mix ladder uses only complete cases (comorbidity missing in 11.6% of eICU patients); the direction of bias is unknown. Fifth, we studied three established scores and one pooled model specification; other specifications, and scores not evaluated here, may behave differently. Sixth, the empirical-Bayes parameters were estimated in a single database, and although they transferred to a second, the extent to which they generalise to other health systems and other score families remains open. Seventh, the cohort is restricted to patients aged ≥ 65 years in medical or medical–surgical ICUs, so the estimates describe an elderly medical-ICU population and may not transport to younger or surgical populations.</w:t>
+        <w:t>Reporting standards.</w:t>
+      </w:r>
+      <w:r>
+        <w:rPr>
+          <w:b w:val="0"/>
+          <w:i w:val="0"/>
+          <w:color w:val="111111"/>
+          <w:sz w:val="21"/>
+        </w:rPr>
+        <w:t xml:space="preserve"> The data are clustered by hospital — the structure TRIPOD-Cluster [23] addresses and TRIPOD+AI [24] extends — and are reported with STROBE [25] and its RECORD extension for routinely collected data [26], because no prediction model was developed or deployed for patient-level decisions: the pooled model served model served as a measurement instrument for quantifying drift, and the object of study is the between-centre variation itself. The elements TRIPOD-Cluster emphasises — the clustering level, the centres per estimate, the centre-level eligibility and the resampling design — are all reported here; we chose the reporting standards matched to the study object rather than avoiding them.</w:t>
       </w:r>
     </w:p>
     <w:p>
@@ -4028,16 +4046,16 @@
           <w:color w:val="111111"/>
           <w:sz w:val="21"/>
         </w:rPr>
-        <w:t>Conclusion.</w:t>
-      </w:r>
-      <w:r>
-        <w:rPr>
-          <w:b w:val="0"/>
-          <w:i w:val="0"/>
-          <w:color w:val="111111"/>
-          <w:sz w:val="21"/>
-        </w:rPr>
-        <w:t xml:space="preserve"> Discrimination transports; calibration does not, and the difference is large enough to change what a risk threshold means in different hospitals. Local recalibration is not the remedy it is usually assumed to be unless a centre has several hundred of its own patients, and shrinking the local estimate toward the pooled mean makes it useful far sooner. What this study offers is a statistical recalibration strategy and a measurement of how much local data it needs — not a clinical recommendation.</w:t>
+        <w:t>Limitations.</w:t>
+      </w:r>
+      <w:r>
+        <w:rPr>
+          <w:b w:val="0"/>
+          <w:i w:val="0"/>
+          <w:color w:val="111111"/>
+          <w:sz w:val="21"/>
+        </w:rPr>
+        <w:t xml:space="preserve"> First, both databases were collected for other purposes, as is inherent in the secondary-use design. Two consequences follow, both of the design rather than of the analysis. Misclassification in the underlying records (severity scores, comorbidity coding, recorded discharge status) cannot be detected here, and its direction and magnitude could not be quantified. And because eICU-CRD covers only 2014–2015, we could not assess how cohort eligibility or coding practices changed over time. The year-to-year analysis addresses stability across two consecutive years only; the study quantifies the spatial component of drift and provides no evidence on longer-term temporal trends. The 41.6% temporal share is specific to those two years, not a portable constant. Second, MIMIC-IV is a single centre, so the external analysis tests whether the shrinkage parameters transfer across databases; it is not multicentre external validation of the strategy, which can only be evaluated within eICU itself. Third, the variation unexplained by measured case-mix is described as residual between-hospital variation. Unmeasured differences in disease spectrum, referral patterns and pre-ICU course would produce the same pattern; this study cannot attribute the variation to any of them, and no quality-of-care conclusion is drawn. Fourth, the two databases record comorbidity differently: the mean Charlson index in MIMIC-IV (3.5) far exceeds eICU-CRD (0.9) through more complete ICD coding rather than case-mix. This systematic difference in recording practice may extend to other unmeasured dimensions (disease spectrum, referral pattern, pre-ICU course), so the MIMIC-IV offset cannot be attributed wholly to either. Because the external SOFA model contains no comorbidity term, this does not affect any result here, but it limits how far the cohorts can be compared on measured case-mix. The case-mix ladder uses only complete cases (comorbidity missing in 11.6% of eICU patients); the direction of bias is unknown. Fifth, we studied three scores and one pooled specification; others may behave differently. Sixth, the empirical-Bayes parameters were estimated in one database and transferred to a second; generalisation to other systems and score families remains open. Seventh, the cohort is restricted to patients aged ≥ 65 years in medical or medical–surgical ICUs, so the estimates describe an elderly medical-ICU population and may not transport to younger or surgical populations.</w:t>
       </w:r>
     </w:p>
     <w:p>
@@ -4046,40 +4064,49 @@
       </w:pPr>
       <w:r>
         <w:rPr>
-          <w:b w:val="0"/>
-          <w:i w:val="0"/>
-          <w:color w:val="111111"/>
-          <w:sz w:val="21"/>
-        </w:rPr>
-        <w:t>---</w:t>
+          <w:b/>
+          <w:i w:val="0"/>
+          <w:color w:val="111111"/>
+          <w:sz w:val="21"/>
+        </w:rPr>
+        <w:t>Conclusion.</w:t>
+      </w:r>
+      <w:r>
+        <w:rPr>
+          <w:b w:val="0"/>
+          <w:i w:val="0"/>
+          <w:color w:val="111111"/>
+          <w:sz w:val="21"/>
+        </w:rPr>
+        <w:t xml:space="preserve"> Discrimination transports; calibration does not, and the difference is large enough to change what a risk threshold means in different hospitals. Local recalibration is not the assumed remedy unless a centre has several hundred of its own patients, and shrinkage toward the pooled mean makes it useful far sooner. What this study offers is a statistical recalibration strategy and a measurement of how much local data it needs — not a clinical recommendation.</w:t>
       </w:r>
     </w:p>
     <w:p>
       <w:pPr>
-        <w:spacing w:before="320" w:after="100"/>
-      </w:pPr>
-      <w:r>
-        <w:rPr>
-          <w:b/>
-          <w:i w:val="0"/>
-          <w:color w:val="111111"/>
-          <w:sz w:val="26"/>
-        </w:rPr>
-        <w:t>Methods</w:t>
+        <w:spacing w:before="0" w:after="100"/>
+      </w:pPr>
+      <w:r>
+        <w:rPr>
+          <w:b w:val="0"/>
+          <w:i w:val="0"/>
+          <w:color w:val="111111"/>
+          <w:sz w:val="21"/>
+        </w:rPr>
+        <w:t>---</w:t>
       </w:r>
     </w:p>
     <w:p>
       <w:pPr>
-        <w:spacing w:before="0" w:after="100"/>
-      </w:pPr>
-      <w:r>
-        <w:rPr>
-          <w:b w:val="0"/>
-          <w:i w:val="0"/>
-          <w:color w:val="111111"/>
-          <w:sz w:val="21"/>
-        </w:rPr>
-        <w:t>We performed a retrospective secondary analysis of two publicly available, de-identified, multicentre critical-care databases: the eICU Collaborative Research Database (eICU-CRD v2.0) and MIMIC-IV v3.1. Neither database was collected for the purpose of this study, and no new data were generated. The study is reported in accordance with the STROBE statement. The study protocol was not registered; the analysis plans written before each analysis was executed are reproduced verbatim as Supplementary Item S1 (together with their file timestamps, an explicit disclosure of one timestamp defect, and a classification of analyses as descriptive or confirmatory).</w:t>
+        <w:spacing w:before="320" w:after="100"/>
+      </w:pPr>
+      <w:r>
+        <w:rPr>
+          <w:b/>
+          <w:i w:val="0"/>
+          <w:color w:val="111111"/>
+          <w:sz w:val="26"/>
+        </w:rPr>
+        <w:t>Methods</w:t>
       </w:r>
     </w:p>
     <w:p>
@@ -4093,35 +4120,35 @@
           <w:color w:val="111111"/>
           <w:sz w:val="21"/>
         </w:rPr>
-        <w:t>The research question was whether an acute severity score means the same thing about mortality risk in different hospitals, and, if it does not, what it takes to recalibrate it locally.</w:t>
+        <w:t>We performed a retrospective secondary analysis of two publicly available, de-identified, multicentre critical-care databases: the eICU Collaborative Research Database (eICU-CRD v2.0) and MIMIC-IV v3.1. Neither database was collected for the purpose of this study, and no new data were generated. The study is reported in accordance with the STROBE statement. The study protocol was not registered; the analysis plans written before each analysis was executed are reproduced verbatim as Supplementary Item S1 (together with their file timestamps, an explicit disclosure of one timestamp defect, and a classification of analyses as descriptive or confirmatory).</w:t>
       </w:r>
     </w:p>
     <w:p>
       <w:pPr>
-        <w:spacing w:before="200" w:after="100"/>
-      </w:pPr>
-      <w:r>
-        <w:rPr>
-          <w:b/>
-          <w:i w:val="0"/>
-          <w:color w:val="111111"/>
-          <w:sz w:val="23"/>
-        </w:rPr>
-        <w:t>Data sources</w:t>
+        <w:spacing w:before="0" w:after="100"/>
+      </w:pPr>
+      <w:r>
+        <w:rPr>
+          <w:b w:val="0"/>
+          <w:i w:val="0"/>
+          <w:color w:val="111111"/>
+          <w:sz w:val="21"/>
+        </w:rPr>
+        <w:t>The research question was whether an acute severity score means the same thing about mortality risk in different hospitals, and, if it does not, what it takes to recalibrate it locally.</w:t>
       </w:r>
     </w:p>
     <w:p>
       <w:pPr>
-        <w:spacing w:before="0" w:after="100"/>
-      </w:pPr>
-      <w:r>
-        <w:rPr>
-          <w:b w:val="0"/>
-          <w:i w:val="0"/>
-          <w:color w:val="111111"/>
-          <w:sz w:val="21"/>
-        </w:rPr>
-        <w:t>Both datasets are third-party, publicly available databases obtained under their respective data use agreements through PhysioNet (https://physionet.org/).</w:t>
+        <w:spacing w:before="200" w:after="100"/>
+      </w:pPr>
+      <w:r>
+        <w:rPr>
+          <w:b/>
+          <w:i w:val="0"/>
+          <w:color w:val="111111"/>
+          <w:sz w:val="23"/>
+        </w:rPr>
+        <w:t>Data sources</w:t>
       </w:r>
     </w:p>
     <w:p>
@@ -4130,21 +4157,12 @@
       </w:pPr>
       <w:r>
         <w:rPr>
-          <w:b/>
-          <w:i w:val="0"/>
-          <w:color w:val="111111"/>
-          <w:sz w:val="21"/>
-        </w:rPr>
-        <w:t>eICU-CRD v2.0</w:t>
-      </w:r>
-      <w:r>
-        <w:rPr>
-          <w:b w:val="0"/>
-          <w:i w:val="0"/>
-          <w:color w:val="111111"/>
-          <w:sz w:val="21"/>
-        </w:rPr>
-        <w:t xml:space="preserve"> [27] contains data from 208 hospitals in the United States for the period 2014–2015, comprising 200,859 intensive-care unit (ICU) stays. Access required credentialed application and attestation of the PhysioNet data use agreement.</w:t>
+          <w:b w:val="0"/>
+          <w:i w:val="0"/>
+          <w:color w:val="111111"/>
+          <w:sz w:val="21"/>
+        </w:rPr>
+        <w:t>Both datasets are third-party, publicly available databases obtained under their respective data use agreements through PhysioNet (https://physionet.org/).</w:t>
       </w:r>
     </w:p>
     <w:p>
@@ -4158,16 +4176,16 @@
           <w:color w:val="111111"/>
           <w:sz w:val="21"/>
         </w:rPr>
-        <w:t>MIMIC-IV v3.1</w:t>
-      </w:r>
-      <w:r>
-        <w:rPr>
-          <w:b w:val="0"/>
-          <w:i w:val="0"/>
-          <w:color w:val="111111"/>
-          <w:sz w:val="21"/>
-        </w:rPr>
-        <w:t xml:space="preserve"> [28] contains data from Beth Israel Deaconess Medical Center, a single academic medical centre, comprising 94,458 ICU stays. Access required completion of CITI "Data or Specimens Only" training and a data use agreement.</w:t>
+        <w:t>eICU-CRD v2.0</w:t>
+      </w:r>
+      <w:r>
+        <w:rPr>
+          <w:b w:val="0"/>
+          <w:i w:val="0"/>
+          <w:color w:val="111111"/>
+          <w:sz w:val="21"/>
+        </w:rPr>
+        <w:t xml:space="preserve"> [27] contains data from 208 hospitals in the United States for the period 2014–2015, comprising 200,859 intensive-care unit (ICU) stays. Access required credentialed application and attestation of the PhysioNet data use agreement.</w:t>
       </w:r>
     </w:p>
     <w:p>
@@ -4176,115 +4194,67 @@
       </w:pPr>
       <w:r>
         <w:rPr>
-          <w:b w:val="0"/>
-          <w:i w:val="0"/>
-          <w:color w:val="111111"/>
-          <w:sz w:val="21"/>
-        </w:rPr>
-        <w:t xml:space="preserve">No patient-level records from either database are redistributed by this study. All database access was </w:t>
-      </w:r>
-      <w:r>
-        <w:rPr>
           <w:b/>
           <w:i w:val="0"/>
           <w:color w:val="111111"/>
           <w:sz w:val="21"/>
         </w:rPr>
-        <w:t>read-only</w:t>
-      </w:r>
-      <w:r>
-        <w:rPr>
-          <w:b w:val="0"/>
-          <w:i w:val="0"/>
-          <w:color w:val="111111"/>
-          <w:sz w:val="21"/>
-        </w:rPr>
-        <w:t>; no script written for this study modified a database.</w:t>
+        <w:t>MIMIC-IV v3.1</w:t>
+      </w:r>
+      <w:r>
+        <w:rPr>
+          <w:b w:val="0"/>
+          <w:i w:val="0"/>
+          <w:color w:val="111111"/>
+          <w:sz w:val="21"/>
+        </w:rPr>
+        <w:t xml:space="preserve"> [28] contains data from Beth Israel Deaconess Medical Center, a single academic medical centre, comprising 94,458 ICU stays. Access required completion of CITI "Data or Specimens Only" training and a data use agreement.</w:t>
       </w:r>
     </w:p>
     <w:p>
       <w:pPr>
-        <w:spacing w:before="200" w:after="100"/>
-      </w:pPr>
+        <w:spacing w:before="0" w:after="100"/>
+      </w:pPr>
+      <w:r>
+        <w:rPr>
+          <w:b w:val="0"/>
+          <w:i w:val="0"/>
+          <w:color w:val="111111"/>
+          <w:sz w:val="21"/>
+        </w:rPr>
+        <w:t xml:space="preserve">No patient-level records from either database are redistributed by this study. All database access was </w:t>
+      </w:r>
       <w:r>
         <w:rPr>
           <w:b/>
           <w:i w:val="0"/>
           <w:color w:val="111111"/>
-          <w:sz w:val="23"/>
-        </w:rPr>
-        <w:t>Cohort construction</w:t>
+          <w:sz w:val="21"/>
+        </w:rPr>
+        <w:t>read-only</w:t>
+      </w:r>
+      <w:r>
+        <w:rPr>
+          <w:b w:val="0"/>
+          <w:i w:val="0"/>
+          <w:color w:val="111111"/>
+          <w:sz w:val="21"/>
+        </w:rPr>
+        <w:t>; no script written for this study modified a database.</w:t>
       </w:r>
     </w:p>
     <w:p>
       <w:pPr>
-        <w:spacing w:before="0" w:after="100"/>
-      </w:pPr>
-      <w:r>
-        <w:rPr>
-          <w:b w:val="0"/>
-          <w:i w:val="0"/>
-          <w:color w:val="111111"/>
-          <w:sz w:val="21"/>
-        </w:rPr>
-        <w:t>The step-wise inclusion and exclusion criteria are shown in Figure 1, and the counts reported there are taken from the extraction stage's own count reports (</w:t>
-      </w:r>
-      <w:r>
-        <w:rPr>
-          <w:rFonts w:ascii="Consolas" w:hAnsi="Consolas"/>
-          <w:b w:val="0"/>
-          <w:i w:val="0"/>
-          <w:color w:val="111111"/>
-          <w:sz w:val="21"/>
-        </w:rPr>
-        <w:t>cohort/eicu_counts.json</w:t>
-      </w:r>
-      <w:r>
-        <w:rPr>
-          <w:b w:val="0"/>
-          <w:i w:val="0"/>
-          <w:color w:val="111111"/>
-          <w:sz w:val="21"/>
-        </w:rPr>
-        <w:t xml:space="preserve">, </w:t>
-      </w:r>
-      <w:r>
-        <w:rPr>
-          <w:rFonts w:ascii="Consolas" w:hAnsi="Consolas"/>
-          <w:b w:val="0"/>
-          <w:i w:val="0"/>
-          <w:color w:val="111111"/>
-          <w:sz w:val="21"/>
-        </w:rPr>
-        <w:t>cohort/mimic_counts.json</w:t>
-      </w:r>
-      <w:r>
-        <w:rPr>
-          <w:b w:val="0"/>
-          <w:i w:val="0"/>
-          <w:color w:val="111111"/>
-          <w:sz w:val="21"/>
-        </w:rPr>
-        <w:t xml:space="preserve">) rather than re-derived, so that Figure 1 reflects the actual pipeline rather than a reconstruction. Full details are given in </w:t>
-      </w:r>
-      <w:r>
-        <w:rPr>
-          <w:rFonts w:ascii="Consolas" w:hAnsi="Consolas"/>
-          <w:b w:val="0"/>
-          <w:i w:val="0"/>
-          <w:color w:val="111111"/>
-          <w:sz w:val="21"/>
-        </w:rPr>
-        <w:t>cohort/README.md</w:t>
-      </w:r>
-      <w:r>
-        <w:rPr>
-          <w:b w:val="0"/>
-          <w:i w:val="0"/>
-          <w:color w:val="111111"/>
-          <w:sz w:val="21"/>
-        </w:rPr>
-        <w:t>.</w:t>
+        <w:spacing w:before="200" w:after="100"/>
+      </w:pPr>
+      <w:r>
+        <w:rPr>
+          <w:b/>
+          <w:i w:val="0"/>
+          <w:color w:val="111111"/>
+          <w:sz w:val="23"/>
+        </w:rPr>
+        <w:t>Cohort construction</w:t>
       </w:r>
     </w:p>
     <w:p>
@@ -4293,39 +4263,69 @@
       </w:pPr>
       <w:r>
         <w:rPr>
-          <w:b/>
-          <w:i w:val="0"/>
-          <w:color w:val="111111"/>
-          <w:sz w:val="21"/>
-        </w:rPr>
-        <w:t>eICU-CRD.</w:t>
-      </w:r>
-      <w:r>
-        <w:rPr>
-          <w:b w:val="0"/>
-          <w:i w:val="0"/>
-          <w:color w:val="111111"/>
-          <w:sz w:val="21"/>
-        </w:rPr>
-        <w:t xml:space="preserve"> Of 200,859 unit stays across 208 hospitals, we retained the first ICU stay per patient (139,367), restricted to patients aged ≥ 65 years (71,734) with an ICU length of stay ≥ 24 h (50,138) and admitted to a medical ICU or medical–surgical ICU (31,307). We then excluded deaths within 24 h of ICU admission (n = 7), stays with an unknown hospital outcome status (n = 363), and stays in which albumin, height and weight were all missing (n = 141). The resulting cohort comprised </w:t>
-      </w:r>
-      <w:r>
-        <w:rPr>
-          <w:b/>
-          <w:i w:val="0"/>
-          <w:color w:val="111111"/>
-          <w:sz w:val="21"/>
-        </w:rPr>
-        <w:t>30,796 patients from 187 hospitals, of whom 3,901 (12.7%) died</w:t>
-      </w:r>
-      <w:r>
-        <w:rPr>
-          <w:b w:val="0"/>
-          <w:i w:val="0"/>
-          <w:color w:val="111111"/>
-          <w:sz w:val="21"/>
-        </w:rPr>
-        <w:t>. The final exclusion step was carried over from the source data-extraction protocol so that cohorts remain comparable with related work from the same research group; this study analyses neither albumin, height nor weight, so the step affects neither the cohort entering any analysis nor any reported result. It is reported here for transparency about the extraction pipeline.</w:t>
+          <w:b w:val="0"/>
+          <w:i w:val="0"/>
+          <w:color w:val="111111"/>
+          <w:sz w:val="21"/>
+        </w:rPr>
+        <w:t>The step-wise inclusion and exclusion criteria are shown in Figure 1, and the counts reported there are taken from the extraction stage's own count reports (</w:t>
+      </w:r>
+      <w:r>
+        <w:rPr>
+          <w:rFonts w:ascii="Consolas" w:hAnsi="Consolas"/>
+          <w:b w:val="0"/>
+          <w:i w:val="0"/>
+          <w:color w:val="111111"/>
+          <w:sz w:val="21"/>
+        </w:rPr>
+        <w:t>cohort/eicu_counts.json</w:t>
+      </w:r>
+      <w:r>
+        <w:rPr>
+          <w:b w:val="0"/>
+          <w:i w:val="0"/>
+          <w:color w:val="111111"/>
+          <w:sz w:val="21"/>
+        </w:rPr>
+        <w:t xml:space="preserve">, </w:t>
+      </w:r>
+      <w:r>
+        <w:rPr>
+          <w:rFonts w:ascii="Consolas" w:hAnsi="Consolas"/>
+          <w:b w:val="0"/>
+          <w:i w:val="0"/>
+          <w:color w:val="111111"/>
+          <w:sz w:val="21"/>
+        </w:rPr>
+        <w:t>cohort/mimic_counts.json</w:t>
+      </w:r>
+      <w:r>
+        <w:rPr>
+          <w:b w:val="0"/>
+          <w:i w:val="0"/>
+          <w:color w:val="111111"/>
+          <w:sz w:val="21"/>
+        </w:rPr>
+        <w:t xml:space="preserve">) rather than re-derived, so that Figure 1 reflects the actual pipeline rather than a reconstruction. Full details are given in </w:t>
+      </w:r>
+      <w:r>
+        <w:rPr>
+          <w:rFonts w:ascii="Consolas" w:hAnsi="Consolas"/>
+          <w:b w:val="0"/>
+          <w:i w:val="0"/>
+          <w:color w:val="111111"/>
+          <w:sz w:val="21"/>
+        </w:rPr>
+        <w:t>cohort/README.md</w:t>
+      </w:r>
+      <w:r>
+        <w:rPr>
+          <w:b w:val="0"/>
+          <w:i w:val="0"/>
+          <w:color w:val="111111"/>
+          <w:sz w:val="21"/>
+        </w:rPr>
+        <w:t>.</w:t>
       </w:r>
     </w:p>
     <w:p>
@@ -4339,35 +4339,16 @@
           <w:color w:val="111111"/>
           <w:sz w:val="21"/>
         </w:rPr>
-        <w:t>MIMIC-IV.</w:t>
-      </w:r>
-      <w:r>
-        <w:rPr>
-          <w:b w:val="0"/>
-          <w:i w:val="0"/>
-          <w:color w:val="111111"/>
-          <w:sz w:val="21"/>
-        </w:rPr>
-        <w:t xml:space="preserve"> Of 94,458 ICU stays, we retained the first ICU stay per patient (65,366), restricted to patients aged ≥ 65 years (35,499; age at admission = </w:t>
-      </w:r>
-      <w:r>
-        <w:rPr>
-          <w:rFonts w:ascii="Consolas" w:hAnsi="Consolas"/>
-          <w:b w:val="0"/>
-          <w:i w:val="0"/>
-          <w:color w:val="111111"/>
-          <w:sz w:val="21"/>
-        </w:rPr>
-        <w:t>anchor_age</w:t>
-      </w:r>
-      <w:r>
-        <w:rPr>
-          <w:b w:val="0"/>
-          <w:i w:val="0"/>
-          <w:color w:val="111111"/>
-          <w:sz w:val="21"/>
-        </w:rPr>
-        <w:t xml:space="preserve"> + (admission year − anchor year)), with ICU length of stay ≥ 24 h (28,607), whose first ICU stay was in a medical ICU or medical–surgical ICU (8,629). Deaths within 24 h of ICU admission (n = 35) and stays in which albumin, height and weight were all missing (n = 15) were excluded. The resulting cohort comprised </w:t>
+        <w:t>eICU-CRD.</w:t>
+      </w:r>
+      <w:r>
+        <w:rPr>
+          <w:b w:val="0"/>
+          <w:i w:val="0"/>
+          <w:color w:val="111111"/>
+          <w:sz w:val="21"/>
+        </w:rPr>
+        <w:t xml:space="preserve"> Of 200,859 unit stays across 208 hospitals, we retained the first ICU stay per patient (139,367), restricted to patients aged ≥ 65 years (71,734) with an ICU length of stay ≥ 24 h (50,138) and admitted to a medical ICU or medical–surgical ICU (31,307). We then excluded deaths within 24 h of ICU admission (n = 7), stays with an unknown hospital outcome status (n = 363), and stays in which albumin, height and weight were all missing (n = 141). The resulting cohort comprised </w:t>
       </w:r>
       <w:r>
         <w:rPr>
@@ -4376,16 +4357,16 @@
           <w:color w:val="111111"/>
           <w:sz w:val="21"/>
         </w:rPr>
-        <w:t>8,579 patients, of whom 1,654 (19.3%) died</w:t>
-      </w:r>
-      <w:r>
-        <w:rPr>
-          <w:b w:val="0"/>
-          <w:i w:val="0"/>
-          <w:color w:val="111111"/>
-          <w:sz w:val="21"/>
-        </w:rPr>
-        <w:t>.</w:t>
+        <w:t>30,796 patients from 187 hospitals, of whom 3,901 (12.7%) died</w:t>
+      </w:r>
+      <w:r>
+        <w:rPr>
+          <w:b w:val="0"/>
+          <w:i w:val="0"/>
+          <w:color w:val="111111"/>
+          <w:sz w:val="21"/>
+        </w:rPr>
+        <w:t>. The final exclusion step was carried over from the source data-extraction protocol so that cohorts remain comparable with related work from the same research group; this study analyses neither albumin, height nor weight, so the step affects neither the cohort entering any analysis nor any reported result. It is reported here for transparency about the extraction pipeline.</w:t>
       </w:r>
     </w:p>
     <w:p>
@@ -4399,16 +4380,35 @@
           <w:color w:val="111111"/>
           <w:sz w:val="21"/>
         </w:rPr>
-        <w:t>Centre-level eligibility.</w:t>
-      </w:r>
-      <w:r>
-        <w:rPr>
-          <w:b w:val="0"/>
-          <w:i w:val="0"/>
-          <w:color w:val="111111"/>
-          <w:sz w:val="21"/>
-        </w:rPr>
-        <w:t xml:space="preserve"> For centre-level analyses a hospital had to contribute ≥ 100 patients and ≥ 10 in-hospital deaths; a hospital with no events cannot support an estimable calibration offset. This criterion was pre-specified. </w:t>
+        <w:t>MIMIC-IV.</w:t>
+      </w:r>
+      <w:r>
+        <w:rPr>
+          <w:b w:val="0"/>
+          <w:i w:val="0"/>
+          <w:color w:val="111111"/>
+          <w:sz w:val="21"/>
+        </w:rPr>
+        <w:t xml:space="preserve"> Of 94,458 ICU stays, we retained the first ICU stay per patient (65,366), restricted to patients aged ≥ 65 years (35,499; age at admission = </w:t>
+      </w:r>
+      <w:r>
+        <w:rPr>
+          <w:rFonts w:ascii="Consolas" w:hAnsi="Consolas"/>
+          <w:b w:val="0"/>
+          <w:i w:val="0"/>
+          <w:color w:val="111111"/>
+          <w:sz w:val="21"/>
+        </w:rPr>
+        <w:t>anchor_age</w:t>
+      </w:r>
+      <w:r>
+        <w:rPr>
+          <w:b w:val="0"/>
+          <w:i w:val="0"/>
+          <w:color w:val="111111"/>
+          <w:sz w:val="21"/>
+        </w:rPr>
+        <w:t xml:space="preserve"> + (admission year − anchor year); ages above 89 are recorded as 91 at the anchor year in MIMIC-IV, so very old ages are censored similarly in the two databases), with ICU length of stay ≥ 24 h (28,607), whose first ICU stay was in a medical ICU or medical–surgical ICU (8,629). Deaths within 24 h of ICU admission (n = 35) and stays in which albumin, height and weight were all missing (n = 15) were excluded. The resulting cohort comprised </w:t>
       </w:r>
       <w:r>
         <w:rPr>
@@ -4417,44 +4417,71 @@
           <w:color w:val="111111"/>
           <w:sz w:val="21"/>
         </w:rPr>
-        <w:t>103 of 187 hospitals</w:t>
-      </w:r>
-      <w:r>
-        <w:rPr>
-          <w:b w:val="0"/>
-          <w:i w:val="0"/>
-          <w:color w:val="111111"/>
-          <w:sz w:val="21"/>
-        </w:rPr>
-        <w:t xml:space="preserve"> met it. Hospitals below the threshold continued to contribute to the pooled model.</w:t>
+        <w:t>8,579 patients, of whom 1,654 (19.3%) died</w:t>
+      </w:r>
+      <w:r>
+        <w:rPr>
+          <w:b w:val="0"/>
+          <w:i w:val="0"/>
+          <w:color w:val="111111"/>
+          <w:sz w:val="21"/>
+        </w:rPr>
+        <w:t>.</w:t>
       </w:r>
     </w:p>
     <w:p>
       <w:pPr>
-        <w:spacing w:before="200" w:after="100"/>
+        <w:spacing w:before="0" w:after="100"/>
       </w:pPr>
       <w:r>
         <w:rPr>
           <w:b/>
           <w:i w:val="0"/>
           <w:color w:val="111111"/>
-          <w:sz w:val="23"/>
-        </w:rPr>
-        <w:t>Potential sources of bias</w:t>
+          <w:sz w:val="21"/>
+        </w:rPr>
+        <w:t>Centre-level eligibility.</w:t>
+      </w:r>
+      <w:r>
+        <w:rPr>
+          <w:b w:val="0"/>
+          <w:i w:val="0"/>
+          <w:color w:val="111111"/>
+          <w:sz w:val="21"/>
+        </w:rPr>
+        <w:t xml:space="preserve"> For centre-level analyses a hospital had to contribute ≥ 100 patients and ≥ 10 in-hospital deaths; a hospital with no events cannot support an estimable calibration offset. This criterion was pre-specified. </w:t>
+      </w:r>
+      <w:r>
+        <w:rPr>
+          <w:b/>
+          <w:i w:val="0"/>
+          <w:color w:val="111111"/>
+          <w:sz w:val="21"/>
+        </w:rPr>
+        <w:t>103 of 187 hospitals</w:t>
+      </w:r>
+      <w:r>
+        <w:rPr>
+          <w:b w:val="0"/>
+          <w:i w:val="0"/>
+          <w:color w:val="111111"/>
+          <w:sz w:val="21"/>
+        </w:rPr>
+        <w:t xml:space="preserve"> met it. Hospitals below the threshold continued to contribute to the pooled model.</w:t>
       </w:r>
     </w:p>
     <w:p>
       <w:pPr>
-        <w:spacing w:before="0" w:after="100"/>
-      </w:pPr>
-      <w:r>
-        <w:rPr>
-          <w:b w:val="0"/>
-          <w:i w:val="0"/>
-          <w:color w:val="111111"/>
-          <w:sz w:val="21"/>
-        </w:rPr>
-        <w:t>Four sources were considered.</w:t>
+        <w:spacing w:before="200" w:after="100"/>
+      </w:pPr>
+      <w:r>
+        <w:rPr>
+          <w:b/>
+          <w:i w:val="0"/>
+          <w:color w:val="111111"/>
+          <w:sz w:val="23"/>
+        </w:rPr>
+        <w:t>Potential sources of bias</w:t>
       </w:r>
     </w:p>
     <w:p>
@@ -4463,21 +4490,12 @@
       </w:pPr>
       <w:r>
         <w:rPr>
-          <w:b/>
-          <w:i w:val="0"/>
-          <w:color w:val="111111"/>
-          <w:sz w:val="21"/>
-        </w:rPr>
-        <w:t>Selection.</w:t>
-      </w:r>
-      <w:r>
-        <w:rPr>
-          <w:b w:val="0"/>
-          <w:i w:val="0"/>
-          <w:color w:val="111111"/>
-          <w:sz w:val="21"/>
-        </w:rPr>
-        <w:t xml:space="preserve"> Restricting to ICU stays of at least 24 h and to medical ICUs removes short stays and non-medical units, so the cohort does not describe all ICU admissions. Deaths within 24 h of ICU admission were excluded because such patients cannot in principle have the severity of illness captured by a score computed over the first ICU day; this removes 7 patients in eICU-CRD and 35 in MIMIC-IV.</w:t>
+          <w:b w:val="0"/>
+          <w:i w:val="0"/>
+          <w:color w:val="111111"/>
+          <w:sz w:val="21"/>
+        </w:rPr>
+        <w:t>Four sources were considered.</w:t>
       </w:r>
     </w:p>
     <w:p>
@@ -4491,16 +4509,16 @@
           <w:color w:val="111111"/>
           <w:sz w:val="21"/>
         </w:rPr>
-        <w:t>Information.</w:t>
-      </w:r>
-      <w:r>
-        <w:rPr>
-          <w:b w:val="0"/>
-          <w:i w:val="0"/>
-          <w:color w:val="111111"/>
-          <w:sz w:val="21"/>
-        </w:rPr>
-        <w:t xml:space="preserve"> The scores and the outcome are taken from the source databases' own records and were not re-adjudicated. Any misclassification in the underlying records would attenuate or distort the apparent calibration, and cannot be detected here.</w:t>
+        <w:t>Selection.</w:t>
+      </w:r>
+      <w:r>
+        <w:rPr>
+          <w:b w:val="0"/>
+          <w:i w:val="0"/>
+          <w:color w:val="111111"/>
+          <w:sz w:val="21"/>
+        </w:rPr>
+        <w:t xml:space="preserve"> Restricting to ICU stays of at least 24 h and to medical ICUs removes short stays and non-medical units, so the cohort does not describe all ICU admissions. Deaths within 24 h of ICU admission were excluded because such patients cannot in principle have the severity of illness captured by a score computed over the first ICU day; this removes 7 patients in eICU-CRD and 35 in MIMIC-IV.</w:t>
       </w:r>
     </w:p>
     <w:p>
@@ -4514,16 +4532,16 @@
           <w:color w:val="111111"/>
           <w:sz w:val="21"/>
         </w:rPr>
-        <w:t>Leakage.</w:t>
-      </w:r>
-      <w:r>
-        <w:rPr>
-          <w:b w:val="0"/>
-          <w:i w:val="0"/>
-          <w:color w:val="111111"/>
-          <w:sz w:val="21"/>
-        </w:rPr>
-        <w:t xml:space="preserve"> In the shrinkage analysis, each hospital's shrinkage parameters were estimated from the remaining hospitals only (leave-one-centre-out cross-fitting), so no hospital's evaluation data enter its own shrinkage parameters. In the resampling analyses the local calibration set and the evaluation set are disjoint by construction.</w:t>
+        <w:t>Information.</w:t>
+      </w:r>
+      <w:r>
+        <w:rPr>
+          <w:b w:val="0"/>
+          <w:i w:val="0"/>
+          <w:color w:val="111111"/>
+          <w:sz w:val="21"/>
+        </w:rPr>
+        <w:t xml:space="preserve"> The scores and the outcome are taken from the source databases' own records and were not re-adjudicated. Any misclassification in the underlying records would attenuate or distort the apparent calibration, and cannot be detected here.</w:t>
       </w:r>
     </w:p>
     <w:p>
@@ -4537,53 +4555,53 @@
           <w:color w:val="111111"/>
           <w:sz w:val="21"/>
         </w:rPr>
-        <w:t>Confounding of the between-centre comparison.</w:t>
-      </w:r>
-      <w:r>
-        <w:rPr>
-          <w:b w:val="0"/>
-          <w:i w:val="0"/>
-          <w:color w:val="111111"/>
-          <w:sz w:val="21"/>
-        </w:rPr>
-        <w:t xml:space="preserve"> No causal comparison between hospitals is made or intended. Differences between hospitals are reported descriptively, and unmeasured differences in disease spectrum, referral patterns and pre-ICU course could each produce the observed pattern.</w:t>
+        <w:t>Leakage.</w:t>
+      </w:r>
+      <w:r>
+        <w:rPr>
+          <w:b w:val="0"/>
+          <w:i w:val="0"/>
+          <w:color w:val="111111"/>
+          <w:sz w:val="21"/>
+        </w:rPr>
+        <w:t xml:space="preserve"> In the shrinkage analysis, each hospital's shrinkage parameters were estimated from the remaining hospitals only (leave-one-centre-out cross-fitting), so no hospital's evaluation data enter its own shrinkage parameters. In the resampling analyses the local calibration set and the evaluation set are disjoint by construction.</w:t>
       </w:r>
     </w:p>
     <w:p>
       <w:pPr>
-        <w:spacing w:before="200" w:after="100"/>
+        <w:spacing w:before="0" w:after="100"/>
       </w:pPr>
       <w:r>
         <w:rPr>
           <w:b/>
           <w:i w:val="0"/>
           <w:color w:val="111111"/>
-          <w:sz w:val="23"/>
-        </w:rPr>
-        <w:t>Study size and missing data</w:t>
+          <w:sz w:val="21"/>
+        </w:rPr>
+        <w:t>Confounding of the between-centre comparison.</w:t>
+      </w:r>
+      <w:r>
+        <w:rPr>
+          <w:b w:val="0"/>
+          <w:i w:val="0"/>
+          <w:color w:val="111111"/>
+          <w:sz w:val="21"/>
+        </w:rPr>
+        <w:t xml:space="preserve"> No causal comparison between hospitals is made or intended. Differences between hospitals are reported descriptively, and unmeasured differences in disease spectrum, referral patterns and pre-ICU course could each produce the observed pattern.</w:t>
       </w:r>
     </w:p>
     <w:p>
       <w:pPr>
-        <w:spacing w:before="0" w:after="100"/>
+        <w:spacing w:before="200" w:after="100"/>
       </w:pPr>
       <w:r>
         <w:rPr>
           <w:b/>
           <w:i w:val="0"/>
           <w:color w:val="111111"/>
-          <w:sz w:val="21"/>
-        </w:rPr>
-        <w:t>No sample size calculation was performed.</w:t>
-      </w:r>
-      <w:r>
-        <w:rPr>
-          <w:b w:val="0"/>
-          <w:i w:val="0"/>
-          <w:color w:val="111111"/>
-          <w:sz w:val="21"/>
-        </w:rPr>
-        <w:t xml:space="preserve"> This is a secondary analysis of two existing databases, and the analysis used all patients meeting the eligibility criteria described above. The number of hospitals entering the centre-level analyses was therefore a property of the data rather than of a design decision; the pre-specified eligibility threshold (≥ 100 patients and ≥ 10 in-hospital deaths per hospital) was fixed before any analysis was run and is reported for every cell.</w:t>
+          <w:sz w:val="23"/>
+        </w:rPr>
+        <w:t>Study size and missing data</w:t>
       </w:r>
     </w:p>
     <w:p>
@@ -4597,52 +4615,16 @@
           <w:color w:val="111111"/>
           <w:sz w:val="21"/>
         </w:rPr>
-        <w:t>Missing data were negligible and are reported in full.</w:t>
-      </w:r>
-      <w:r>
-        <w:rPr>
-          <w:b w:val="0"/>
-          <w:i w:val="0"/>
-          <w:color w:val="111111"/>
-          <w:sz w:val="21"/>
-        </w:rPr>
-        <w:t xml:space="preserve"> In the eICU-CRD cohort the three severity scores, age, sex, invasive ventilation and in-hospital death were complete in every patient (0% missing), so no imputation was performed. Charlson comorbidity index was missing in 3,560 of 30,796 patients (11.6%) in eICU-CRD (2,807 of 26,436, 10.6%, within the 103-centre analysis subset) and in 3 of 8,579 patients (0.04%) in MIMIC-IV. Comorbidity index enters only the descriptive case-mix ladder (model M3), which therefore uses complete cases: </w:t>
-      </w:r>
-      <w:r>
-        <w:rPr>
-          <w:b w:val="0"/>
-          <w:i/>
-          <w:color w:val="111111"/>
-          <w:sz w:val="21"/>
-        </w:rPr>
-        <w:t>n</w:t>
-      </w:r>
-      <w:r>
-        <w:rPr>
-          <w:b w:val="0"/>
-          <w:i w:val="0"/>
-          <w:color w:val="111111"/>
-          <w:sz w:val="21"/>
-        </w:rPr>
-        <w:t xml:space="preserve"> = 27,236 and 97 hospitals, against </w:t>
-      </w:r>
-      <w:r>
-        <w:rPr>
-          <w:b w:val="0"/>
-          <w:i/>
-          <w:color w:val="111111"/>
-          <w:sz w:val="21"/>
-        </w:rPr>
-        <w:t>n</w:t>
-      </w:r>
-      <w:r>
-        <w:rPr>
-          <w:b w:val="0"/>
-          <w:i w:val="0"/>
-          <w:color w:val="111111"/>
-          <w:sz w:val="21"/>
-        </w:rPr>
-        <w:t xml:space="preserve"> = 30,796 and 103 hospitals for M1 and M2. Because that analysis is descriptive and no confirmatory conclusion rests on M3, we did not impute. All analyses other than the case-mix ladder use the complete-case set defined by the cohort eligibility criteria, and that set has no missing values on any analysis variable.</w:t>
+        <w:t>No sample size calculation was performed.</w:t>
+      </w:r>
+      <w:r>
+        <w:rPr>
+          <w:b w:val="0"/>
+          <w:i w:val="0"/>
+          <w:color w:val="111111"/>
+          <w:sz w:val="21"/>
+        </w:rPr>
+        <w:t xml:space="preserve"> This secondary analysis used all patients meeting the eligibility criteria described above. The number of hospitals entering the centre-level analyses was therefore a property of the data rather than of a design decision; the pre-specified eligibility threshold (≥ 100 patients and ≥ 10 in-hospital deaths per hospital) was fixed before any analysis was run and is reported for every cell.</w:t>
       </w:r>
     </w:p>
     <w:p>
@@ -4651,49 +4633,94 @@
       </w:pPr>
       <w:r>
         <w:rPr>
+          <w:b/>
+          <w:i w:val="0"/>
+          <w:color w:val="111111"/>
+          <w:sz w:val="21"/>
+        </w:rPr>
+        <w:t>Missing data were negligible and are reported in full.</w:t>
+      </w:r>
+      <w:r>
+        <w:rPr>
+          <w:b w:val="0"/>
+          <w:i w:val="0"/>
+          <w:color w:val="111111"/>
+          <w:sz w:val="21"/>
+        </w:rPr>
+        <w:t xml:space="preserve"> In the eICU-CRD cohort the three severity scores, age, sex, invasive ventilation and in-hospital death were complete in every patient (0% missing), so no imputation was performed. Charlson comorbidity index was missing in 3,560 of 30,796 patients (11.6%) in eICU-CRD (2,807 of 26,436, 10.6%, within the 103-centre analysis subset) and in 3 of 8,579 patients (0.04%) in MIMIC-IV. Comorbidity index enters only the descriptive case-mix ladder (model M3), which therefore uses complete cases: </w:t>
+      </w:r>
+      <w:r>
+        <w:rPr>
           <w:b w:val="0"/>
           <w:i/>
           <w:color w:val="111111"/>
           <w:sz w:val="21"/>
         </w:rPr>
-        <w:t>Note on the exclusion step.</w:t>
-      </w:r>
-      <w:r>
-        <w:rPr>
-          <w:b w:val="0"/>
-          <w:i w:val="0"/>
-          <w:color w:val="111111"/>
-          <w:sz w:val="21"/>
-        </w:rPr>
-        <w:t xml:space="preserve"> The exclusion of stays in which albumin, height and weight were all missing (141 patients in eICU-CRD, 15 in MIMIC-IV) is a cohort-eligibility filter inherited from the source extraction protocol; it is not a within-analysis missing-data decision, and it does not affect any analysis variable used here.</w:t>
+        <w:t>n</w:t>
+      </w:r>
+      <w:r>
+        <w:rPr>
+          <w:b w:val="0"/>
+          <w:i w:val="0"/>
+          <w:color w:val="111111"/>
+          <w:sz w:val="21"/>
+        </w:rPr>
+        <w:t xml:space="preserve"> = 27,236 and 97 hospitals, against </w:t>
+      </w:r>
+      <w:r>
+        <w:rPr>
+          <w:b w:val="0"/>
+          <w:i/>
+          <w:color w:val="111111"/>
+          <w:sz w:val="21"/>
+        </w:rPr>
+        <w:t>n</w:t>
+      </w:r>
+      <w:r>
+        <w:rPr>
+          <w:b w:val="0"/>
+          <w:i w:val="0"/>
+          <w:color w:val="111111"/>
+          <w:sz w:val="21"/>
+        </w:rPr>
+        <w:t xml:space="preserve"> = 30,796 and 103 hospitals for M1 and M2. Because that analysis is descriptive and no confirmatory conclusion rests on it, we did not impute. All analyses other than the case-mix ladder use the complete-case set defined by the eligibility criteria; that set has no missing values on any analysis variable.</w:t>
       </w:r>
     </w:p>
     <w:p>
       <w:pPr>
-        <w:spacing w:before="200" w:after="100"/>
-      </w:pPr>
-      <w:r>
-        <w:rPr>
-          <w:b/>
-          <w:i w:val="0"/>
-          <w:color w:val="111111"/>
-          <w:sz w:val="23"/>
-        </w:rPr>
-        <w:t>Severity scores</w:t>
+        <w:spacing w:before="0" w:after="100"/>
+      </w:pPr>
+      <w:r>
+        <w:rPr>
+          <w:b w:val="0"/>
+          <w:i/>
+          <w:color w:val="111111"/>
+          <w:sz w:val="21"/>
+        </w:rPr>
+        <w:t>Note on the exclusion step.</w:t>
+      </w:r>
+      <w:r>
+        <w:rPr>
+          <w:b w:val="0"/>
+          <w:i w:val="0"/>
+          <w:color w:val="111111"/>
+          <w:sz w:val="21"/>
+        </w:rPr>
+        <w:t xml:space="preserve"> The exclusion of stays in which albumin, height and weight were all missing (141 patients in eICU-CRD, 15 in MIMIC-IV) is a cohort-eligibility filter inherited from the source extraction protocol; it is not a within-analysis missing-data decision, and it does not affect any analysis variable used here.</w:t>
       </w:r>
     </w:p>
     <w:p>
       <w:pPr>
-        <w:spacing w:before="0" w:after="100"/>
-      </w:pPr>
-      <w:r>
-        <w:rPr>
-          <w:b w:val="0"/>
-          <w:i w:val="0"/>
-          <w:color w:val="111111"/>
-          <w:sz w:val="21"/>
-        </w:rPr>
-        <w:t>Three established severity scores were used exactly as supplied by the source extraction protocols: the Sequential Organ Failure Assessment (SOFA) [1], the Oxford Acute Severity of Illness Score (OASIS) [2], and the Simplified Acute Physiology Score II (SAPS-II) [3]. This study did not recompute the scores, and their derivation is documented in the source protocols. Analysis was restricted to patients with a non-missing value for the score being analysed; all three scores were complete in both cohorts.</w:t>
+        <w:spacing w:before="200" w:after="100"/>
+      </w:pPr>
+      <w:r>
+        <w:rPr>
+          <w:b/>
+          <w:i w:val="0"/>
+          <w:color w:val="111111"/>
+          <w:sz w:val="23"/>
+        </w:rPr>
+        <w:t>Severity scores</w:t>
       </w:r>
     </w:p>
     <w:p>
@@ -4702,87 +4729,49 @@
       </w:pPr>
       <w:r>
         <w:rPr>
-          <w:b/>
-          <w:i w:val="0"/>
-          <w:color w:val="111111"/>
-          <w:sz w:val="21"/>
-        </w:rPr>
-        <w:t>Validity of the variable definitions.</w:t>
-      </w:r>
-      <w:r>
-        <w:rPr>
-          <w:b w:val="0"/>
-          <w:i w:val="0"/>
-          <w:color w:val="111111"/>
-          <w:sz w:val="21"/>
-        </w:rPr>
-        <w:t xml:space="preserve"> SOFA, OASIS and SAPS-II are established, previously published and externally validated scores, used here exactly as supplied by the source extraction protocols; their components and weights are those of the original publications and are not modified in this study. In-hospital death is a discharge status recorded in the source databases rather than a derived outcome, and no case-finding algorithm was applied to it. Age, sex, invasive ventilation and Charlson comorbidity index were taken as supplied. No code list or phenotype algorithm was developed for this study; where a variable required a derived definition, that definition is given above in full (the calibration offset, its standard error (SE), and the calibration slope).</w:t>
+          <w:b w:val="0"/>
+          <w:i w:val="0"/>
+          <w:color w:val="111111"/>
+          <w:sz w:val="21"/>
+        </w:rPr>
+        <w:t>Three established severity scores were used exactly as supplied by the source extraction protocols: the Sequential Organ Failure Assessment (SOFA) [1], the Oxford Acute Severity of Illness Score (OASIS) [2], and the Simplified Acute Physiology Score II (SAPS-II) [3]. This study did not recompute the scores, and their derivation is documented in the source protocols. Analysis was restricted to patients with a non-missing value for the score being analysed; all three scores were complete in both cohorts.</w:t>
       </w:r>
     </w:p>
     <w:p>
       <w:pPr>
-        <w:spacing w:before="200" w:after="100"/>
+        <w:spacing w:before="0" w:after="100"/>
       </w:pPr>
       <w:r>
         <w:rPr>
           <w:b/>
           <w:i w:val="0"/>
           <w:color w:val="111111"/>
-          <w:sz w:val="23"/>
-        </w:rPr>
-        <w:t>Pooled models</w:t>
+          <w:sz w:val="21"/>
+        </w:rPr>
+        <w:t>Validity of the variable definitions.</w:t>
+      </w:r>
+      <w:r>
+        <w:rPr>
+          <w:b w:val="0"/>
+          <w:i w:val="0"/>
+          <w:color w:val="111111"/>
+          <w:sz w:val="21"/>
+        </w:rPr>
+        <w:t xml:space="preserve"> SOFA, OASIS and SAPS-II are established, previously published and externally validated scores, used here exactly as supplied by the source extraction protocols; their components and weights are those of the original publications and are not modified in this study. In-hospital death is a discharge status recorded in the source databases rather than a derived outcome, and no case-finding algorithm was applied to it. Age, sex, invasive ventilation and Charlson comorbidity index were taken as supplied. No code list or phenotype algorithm was developed for this study; where a variable required a derived definition, that definition is given above in full (the calibration offset, its standard error (SE), and the calibration slope).</w:t>
       </w:r>
     </w:p>
     <w:p>
       <w:pPr>
-        <w:spacing w:before="0" w:after="100"/>
-      </w:pPr>
-      <w:r>
-        <w:rPr>
-          <w:b w:val="0"/>
-          <w:i w:val="0"/>
-          <w:color w:val="111111"/>
-          <w:sz w:val="21"/>
-        </w:rPr>
-        <w:t>For each score we fitted a pooled logistic regression across the full cohort, with the score standardised (z-score) before fitting. Models were fitted in scikit-learn (</w:t>
-      </w:r>
-      <w:r>
-        <w:rPr>
-          <w:rFonts w:ascii="Consolas" w:hAnsi="Consolas"/>
-          <w:b w:val="0"/>
-          <w:i w:val="0"/>
-          <w:color w:val="111111"/>
-          <w:sz w:val="21"/>
-        </w:rPr>
-        <w:t>LogisticRegression</w:t>
-      </w:r>
-      <w:r>
-        <w:rPr>
-          <w:b w:val="0"/>
-          <w:i w:val="0"/>
-          <w:color w:val="111111"/>
-          <w:sz w:val="21"/>
-        </w:rPr>
-        <w:t xml:space="preserve">, </w:t>
-      </w:r>
-      <w:r>
-        <w:rPr>
-          <w:rFonts w:ascii="Consolas" w:hAnsi="Consolas"/>
-          <w:b w:val="0"/>
-          <w:i w:val="0"/>
-          <w:color w:val="111111"/>
-          <w:sz w:val="21"/>
-        </w:rPr>
-        <w:t>C = 1.0</w:t>
-      </w:r>
-      <w:r>
-        <w:rPr>
-          <w:b w:val="0"/>
-          <w:i w:val="0"/>
-          <w:color w:val="111111"/>
-          <w:sz w:val="21"/>
-        </w:rPr>
-        <w:t>, i.e. L2 penalty, maximum 5,000 iterations).</w:t>
+        <w:spacing w:before="200" w:after="100"/>
+      </w:pPr>
+      <w:r>
+        <w:rPr>
+          <w:b/>
+          <w:i w:val="0"/>
+          <w:color w:val="111111"/>
+          <w:sz w:val="23"/>
+        </w:rPr>
+        <w:t>Pooled models</w:t>
       </w:r>
     </w:p>
     <w:p>
@@ -4791,57 +4780,50 @@
       </w:pPr>
       <w:r>
         <w:rPr>
-          <w:b/>
-          <w:i w:val="0"/>
-          <w:color w:val="111111"/>
-          <w:sz w:val="21"/>
-        </w:rPr>
-        <w:t>Justification of the penalised estimator.</w:t>
-      </w:r>
-      <w:r>
-        <w:rPr>
-          <w:b w:val="0"/>
-          <w:i w:val="0"/>
-          <w:color w:val="111111"/>
-          <w:sz w:val="21"/>
-        </w:rPr>
-        <w:t xml:space="preserve"> The penalty was verified to be immaterial for this design: refitting all seven pooled models without the penalty changed no predicted probability by more than 2.2 × 10⁻⁴ and changed no AUC by more than 1.3 × 10⁻⁶ (observed range: M1 SOFA, M1 OASIS, M1 SAPS-II, M2, and the three M3 models). The refits used </w:t>
-      </w:r>
-      <w:r>
-        <w:rPr>
-          <w:b w:val="0"/>
-          <w:i/>
-          <w:color w:val="111111"/>
-          <w:sz w:val="21"/>
-        </w:rPr>
-        <w:t>n</w:t>
-      </w:r>
-      <w:r>
-        <w:rPr>
-          <w:b w:val="0"/>
-          <w:i w:val="0"/>
-          <w:color w:val="111111"/>
-          <w:sz w:val="21"/>
-        </w:rPr>
-        <w:t xml:space="preserve"> = 30,796 patients for M1/M2 and </w:t>
-      </w:r>
-      <w:r>
-        <w:rPr>
-          <w:b w:val="0"/>
-          <w:i/>
-          <w:color w:val="111111"/>
-          <w:sz w:val="21"/>
-        </w:rPr>
-        <w:t>n</w:t>
-      </w:r>
-      <w:r>
-        <w:rPr>
-          <w:b w:val="0"/>
-          <w:i w:val="0"/>
-          <w:color w:val="111111"/>
-          <w:sz w:val="21"/>
-        </w:rPr>
-        <w:t xml:space="preserve"> = 27,236 for M3, the latter reflecting complete-case exclusion on comorbidity and ventilation. This is consistent with a penalty term that is negligible relative to the log-likelihood at this sample size with one to five predictors. Both the penalised and unpenalised refits are recoverable from the repository.</w:t>
+          <w:b w:val="0"/>
+          <w:i w:val="0"/>
+          <w:color w:val="111111"/>
+          <w:sz w:val="21"/>
+        </w:rPr>
+        <w:t>For each score we fitted a pooled logistic regression across the full cohort, with the score standardised (z-score) before fitting. Models were fitted in scikit-learn (</w:t>
+      </w:r>
+      <w:r>
+        <w:rPr>
+          <w:rFonts w:ascii="Consolas" w:hAnsi="Consolas"/>
+          <w:b w:val="0"/>
+          <w:i w:val="0"/>
+          <w:color w:val="111111"/>
+          <w:sz w:val="21"/>
+        </w:rPr>
+        <w:t>LogisticRegression</w:t>
+      </w:r>
+      <w:r>
+        <w:rPr>
+          <w:b w:val="0"/>
+          <w:i w:val="0"/>
+          <w:color w:val="111111"/>
+          <w:sz w:val="21"/>
+        </w:rPr>
+        <w:t xml:space="preserve">, </w:t>
+      </w:r>
+      <w:r>
+        <w:rPr>
+          <w:rFonts w:ascii="Consolas" w:hAnsi="Consolas"/>
+          <w:b w:val="0"/>
+          <w:i w:val="0"/>
+          <w:color w:val="111111"/>
+          <w:sz w:val="21"/>
+        </w:rPr>
+        <w:t>C = 1.0</w:t>
+      </w:r>
+      <w:r>
+        <w:rPr>
+          <w:b w:val="0"/>
+          <w:i w:val="0"/>
+          <w:color w:val="111111"/>
+          <w:sz w:val="21"/>
+        </w:rPr>
+        <w:t>, i.e. L2 penalty, maximum 5,000 iterations).</w:t>
       </w:r>
     </w:p>
     <w:p>
@@ -4850,40 +4832,85 @@
       </w:pPr>
       <w:r>
         <w:rPr>
-          <w:b w:val="0"/>
-          <w:i w:val="0"/>
-          <w:color w:val="111111"/>
-          <w:sz w:val="21"/>
-        </w:rPr>
-        <w:t>The case-mix models M2 and M3 additionally included age and sex, and comorbidity burden and invasive ventilation respectively, entered as covariates on the same standardised scale.</w:t>
+          <w:b/>
+          <w:i w:val="0"/>
+          <w:color w:val="111111"/>
+          <w:sz w:val="21"/>
+        </w:rPr>
+        <w:t>Justification of the penalised estimator.</w:t>
+      </w:r>
+      <w:r>
+        <w:rPr>
+          <w:b w:val="0"/>
+          <w:i w:val="0"/>
+          <w:color w:val="111111"/>
+          <w:sz w:val="21"/>
+        </w:rPr>
+        <w:t xml:space="preserve"> The penalty was verified to be immaterial for this design: refitting all seven pooled models without the penalty changed no predicted probability by more than 2.2 × 10⁻⁴ and changed no AUC by more than 1.3 × 10⁻⁶ (observed range: M1 SOFA, M1 OASIS, M1 SAPS-II, M2, and the three M3 models). The refits used </w:t>
+      </w:r>
+      <w:r>
+        <w:rPr>
+          <w:b w:val="0"/>
+          <w:i/>
+          <w:color w:val="111111"/>
+          <w:sz w:val="21"/>
+        </w:rPr>
+        <w:t>n</w:t>
+      </w:r>
+      <w:r>
+        <w:rPr>
+          <w:b w:val="0"/>
+          <w:i w:val="0"/>
+          <w:color w:val="111111"/>
+          <w:sz w:val="21"/>
+        </w:rPr>
+        <w:t xml:space="preserve"> = 30,796 patients for M1/M2 and </w:t>
+      </w:r>
+      <w:r>
+        <w:rPr>
+          <w:b w:val="0"/>
+          <w:i/>
+          <w:color w:val="111111"/>
+          <w:sz w:val="21"/>
+        </w:rPr>
+        <w:t>n</w:t>
+      </w:r>
+      <w:r>
+        <w:rPr>
+          <w:b w:val="0"/>
+          <w:i w:val="0"/>
+          <w:color w:val="111111"/>
+          <w:sz w:val="21"/>
+        </w:rPr>
+        <w:t xml:space="preserve"> = 27,236 for M3, the latter reflecting complete-case exclusion on comorbidity and ventilation. This is consistent with a penalty term that is negligible relative to the log-likelihood at this sample size with one to five predictors. Both the penalised and unpenalised refits are recoverable from the repository.</w:t>
       </w:r>
     </w:p>
     <w:p>
       <w:pPr>
-        <w:spacing w:before="200" w:after="100"/>
-      </w:pPr>
-      <w:r>
-        <w:rPr>
-          <w:b/>
-          <w:i w:val="0"/>
-          <w:color w:val="111111"/>
-          <w:sz w:val="23"/>
-        </w:rPr>
-        <w:t>Centre-level calibration measures</w:t>
+        <w:spacing w:before="0" w:after="100"/>
+      </w:pPr>
+      <w:r>
+        <w:rPr>
+          <w:b w:val="0"/>
+          <w:i w:val="0"/>
+          <w:color w:val="111111"/>
+          <w:sz w:val="21"/>
+        </w:rPr>
+        <w:t>The case-mix models M2 and M3 additionally included age and sex, and comorbidity burden and invasive ventilation respectively, entered as covariates on the same standardised scale.</w:t>
       </w:r>
     </w:p>
     <w:p>
       <w:pPr>
-        <w:spacing w:before="0" w:after="100"/>
-      </w:pPr>
-      <w:r>
-        <w:rPr>
-          <w:b w:val="0"/>
-          <w:i w:val="0"/>
-          <w:color w:val="111111"/>
-          <w:sz w:val="21"/>
-        </w:rPr>
-        <w:t>Two per-hospital quantities were derived for each pooled model.</w:t>
+        <w:spacing w:before="200" w:after="100"/>
+      </w:pPr>
+      <w:r>
+        <w:rPr>
+          <w:b/>
+          <w:i w:val="0"/>
+          <w:color w:val="111111"/>
+          <w:sz w:val="23"/>
+        </w:rPr>
+        <w:t>Centre-level calibration measures</w:t>
       </w:r>
     </w:p>
     <w:p>
@@ -4892,6 +4919,20 @@
       </w:pPr>
       <w:r>
         <w:rPr>
+          <w:b w:val="0"/>
+          <w:i w:val="0"/>
+          <w:color w:val="111111"/>
+          <w:sz w:val="21"/>
+        </w:rPr>
+        <w:t>Two per-hospital quantities were derived for each pooled model.</w:t>
+      </w:r>
+    </w:p>
+    <w:p>
+      <w:pPr>
+        <w:spacing w:before="0" w:after="100"/>
+      </w:pPr>
+      <w:r>
+        <w:rPr>
           <w:b/>
           <w:i w:val="0"/>
           <w:color w:val="111111"/>
@@ -5151,7 +5192,109 @@
           <w:color w:val="111111"/>
           <w:sz w:val="21"/>
         </w:rPr>
-        <w:t xml:space="preserve"> was obtained by the delta method as </w:t>
+        <w:t xml:space="preserve"> follows the delta method on the calibration-in-the-large definition: </w:t>
+      </w:r>
+      <w:r>
+        <w:rPr>
+          <w:b w:val="0"/>
+          <w:i/>
+          <w:color w:val="111111"/>
+          <w:sz w:val="21"/>
+        </w:rPr>
+        <w:t>a</w:t>
+      </w:r>
+      <w:r>
+        <w:rPr>
+          <w:b w:val="0"/>
+          <w:i/>
+          <w:color w:val="111111"/>
+          <w:sz w:val="21"/>
+          <w:vertAlign w:val="subscript"/>
+        </w:rPr>
+        <w:t>h</w:t>
+      </w:r>
+      <w:r>
+        <w:rPr>
+          <w:b w:val="0"/>
+          <w:i w:val="0"/>
+          <w:color w:val="111111"/>
+          <w:sz w:val="21"/>
+        </w:rPr>
+        <w:t xml:space="preserve"> enters through ȳ, the hospital's observed mortality rate, whose derivative is dȳ/</w:t>
+      </w:r>
+      <w:r>
+        <w:rPr>
+          <w:b w:val="0"/>
+          <w:i/>
+          <w:color w:val="111111"/>
+          <w:sz w:val="21"/>
+        </w:rPr>
+        <w:t>da</w:t>
+      </w:r>
+      <w:r>
+        <w:rPr>
+          <w:b w:val="0"/>
+          <w:i w:val="0"/>
+          <w:color w:val="111111"/>
+          <w:sz w:val="21"/>
+          <w:vertAlign w:val="subscript"/>
+        </w:rPr>
+        <w:t>h</w:t>
+      </w:r>
+      <w:r>
+        <w:rPr>
+          <w:b w:val="0"/>
+          <w:i w:val="0"/>
+          <w:color w:val="111111"/>
+          <w:sz w:val="21"/>
+        </w:rPr>
+        <w:t xml:space="preserve"> = </w:t>
+      </w:r>
+      <w:r>
+        <w:rPr>
+          <w:b w:val="0"/>
+          <w:i/>
+          <w:color w:val="111111"/>
+          <w:sz w:val="21"/>
+        </w:rPr>
+        <w:t>w̄</w:t>
+      </w:r>
+      <w:r>
+        <w:rPr>
+          <w:b w:val="0"/>
+          <w:i w:val="0"/>
+          <w:color w:val="111111"/>
+          <w:sz w:val="21"/>
+        </w:rPr>
+        <w:t xml:space="preserve"> (the mean of p(1 − p)); se(</w:t>
+      </w:r>
+      <w:r>
+        <w:rPr>
+          <w:b w:val="0"/>
+          <w:i/>
+          <w:color w:val="111111"/>
+          <w:sz w:val="21"/>
+        </w:rPr>
+        <w:t>a</w:t>
+      </w:r>
+      <w:r>
+        <w:rPr>
+          <w:b w:val="0"/>
+          <w:i w:val="0"/>
+          <w:color w:val="111111"/>
+          <w:sz w:val="21"/>
+          <w:vertAlign w:val="subscript"/>
+        </w:rPr>
+        <w:t>h</w:t>
+      </w:r>
+      <w:r>
+        <w:rPr>
+          <w:b w:val="0"/>
+          <w:i w:val="0"/>
+          <w:color w:val="111111"/>
+          <w:sz w:val="21"/>
+        </w:rPr>
+        <w:t xml:space="preserve">) = </w:t>
       </w:r>
       <w:r>
         <w:rPr>
@@ -5161,16 +5304,16 @@
           <w:color w:val="111111"/>
           <w:sz w:val="21"/>
         </w:rPr>
-        <w:t>sqrt(max(ŷ(1 − ŷ), 10⁻⁹)/n_h) / max(mean(p(1 − p)), 10⁻⁹)</w:t>
-      </w:r>
-      <w:r>
-        <w:rPr>
-          <w:b w:val="0"/>
-          <w:i w:val="0"/>
-          <w:color w:val="111111"/>
-          <w:sz w:val="21"/>
-        </w:rPr>
-        <w:t xml:space="preserve">, where </w:t>
+        <w:t>sqrt(ȳ(1 − ȳ)/n_h) / w̄</w:t>
+      </w:r>
+      <w:r>
+        <w:rPr>
+          <w:b w:val="0"/>
+          <w:i w:val="0"/>
+          <w:color w:val="111111"/>
+          <w:sz w:val="21"/>
+        </w:rPr>
+        <w:t xml:space="preserve">, with a numerical floor of 10⁻⁹ inside both factors and </w:t>
       </w:r>
       <w:r>
         <w:rPr>
@@ -5198,7 +5341,7 @@
           <w:color w:val="111111"/>
           <w:sz w:val="21"/>
         </w:rPr>
-        <w:t xml:space="preserve"> is the hospital's sample size.</w:t>
+        <w:t xml:space="preserve"> the hospital's sample size.</w:t>
       </w:r>
     </w:p>
     <w:p>
@@ -5347,7 +5490,7 @@
           <w:color w:val="111111"/>
           <w:sz w:val="21"/>
         </w:rPr>
-        <w:t xml:space="preserve"> All three scores, age and comorbidity burden were analysed as continuous variables and standardised before fitting; they were not categorised. Cut-points used in this study were fixed in advance and are not data-driven: the four decision thresholds (0.10, 0.20, 0.30, 0.40) and the hospital-eligibility threshold (≥ 100 patients and ≥ 10 in-hospital deaths).</w:t>
+        <w:t xml:space="preserve"> All three scores, age and comorbidity burden were analysed as continuous variables and standardised before fitting; they were not categorised. Cut-points used in this study were fixed in advance and are not data-driven: the four decision thresholds (0.10, 0.20, 0.30, 0.40), chosen to span the operating range of usual risk-stratification decisions, and the hospital-eligibility threshold (≥ 100 patients and ≥ 10 in-hospital deaths).</w:t>
       </w:r>
     </w:p>
     <w:p>
@@ -7754,7 +7897,7 @@
           <w:color w:val="111111"/>
           <w:sz w:val="21"/>
         </w:rPr>
-        <w:t xml:space="preserve"> value is accompanied by the name of the test used to produce it, the number of observations entering that test, whether the test was one- or two-sided, and the comparison being made. Where two groups are compared on identical resampling draws, the comparison is paired and the two-sided Wilcoxon signed-rank test is used; normality of the paired differences was not assumed, and a non-parametric test was selected for that reason. The pre-specified α level was 0.05 and all reported tests are two-sided. Group sizes are given for every analysis. Descriptive statistics are reported as the median with the 10th and 90th percentiles for skewed quantities (because these distributions are markedly asymmetric and small-sample), and ± indicates a standard error where stated. Analyses A–H report prespecified descriptive estimates, and the bounds reported are 10th and 90th percentiles rather than confidence intervals. Analysis K applied a prespecified agreement criterion to point estimates rather than a formal hypothesis test; the criterion is reported as met or not met. No </w:t>
+        <w:t xml:space="preserve"> value is accompanied by the name of the test used to produce it, the number of observations entering that test, whether the test was one- or two-sided, and the comparison being made. Where two groups are compared on identical resampling draws, the comparison is paired and the two-sided Wilcoxon signed-rank test is used because the paired differences are not assumed normal. The pre-specified α level was 0.05 and all reported tests are two-sided. Group sizes are given for every analysis. Descriptive statistics are medians with the 10th and 90th percentiles for skewed quantities, and ± indicates a standard error where stated. Analyses A–H report prespecified descriptive estimates, and the bounds reported are 10th and 90th percentiles rather than confidence intervals. Analysis K applied a prespecified agreement criterion to point estimates rather than a formal hypothesis test; the criterion is reported as met or not met. No </w:t>
       </w:r>
       <w:r>
         <w:rPr>
@@ -7832,7 +7975,7 @@
           <w:color w:val="111111"/>
           <w:sz w:val="21"/>
         </w:rPr>
-        <w:t xml:space="preserve">Percentile ranges reported elsewhere in this manuscript — for example the 10th and 90th percentiles of the per-hospital AUC, observed-to-expected ratio and calibration slope — are </w:t>
+        <w:t xml:space="preserve">Percentile ranges reported elsewhere (the 10th and 90th percentiles of the per-hospital AUC, observed-to-expected ratio and calibration slope) are </w:t>
       </w:r>
       <w:r>
         <w:rPr>
@@ -13026,6 +13169,1567 @@
     </w:p>
     <w:p>
       <w:pPr>
+        <w:spacing w:before="0" w:after="160"/>
+      </w:pPr>
+      <w:r>
+        <w:rPr>
+          <w:b/>
+          <w:i w:val="0"/>
+          <w:color w:val="111111"/>
+          <w:sz w:val="22"/>
+        </w:rPr>
+        <w:t>Supplementary Table S4. Characteristics of the eligible (103) and excluded (84) centres, all 187 hospitals.</w:t>
+      </w:r>
+    </w:p>
+    <w:tbl>
+      <w:tblPr>
+        <w:tblStyle w:val="TableGrid"/>
+        <w:tblW w:type="auto" w:w="0"/>
+        <w:jc w:val="center"/>
+        <w:tblLayout w:type="fixed"/>
+        <w:tblLook w:firstColumn="1" w:firstRow="1" w:lastColumn="0" w:lastRow="0" w:noHBand="0" w:noVBand="1" w:val="04A0"/>
+      </w:tblPr>
+      <w:tblGrid>
+        <w:gridCol w:w="1512"/>
+        <w:gridCol w:w="1512"/>
+        <w:gridCol w:w="1512"/>
+        <w:gridCol w:w="1512"/>
+        <w:gridCol w:w="1512"/>
+        <w:gridCol w:w="1512"/>
+      </w:tblGrid>
+      <w:tr>
+        <w:tc>
+          <w:tcPr>
+            <w:tcW w:type="dxa" w:w="2948"/>
+          </w:tcPr>
+          <w:p>
+            <w:pPr>
+              <w:spacing w:before="20" w:after="20" w:line="240" w:lineRule="auto"/>
+            </w:pPr>
+            <w:r>
+              <w:rPr>
+                <w:b/>
+                <w:i w:val="0"/>
+                <w:sz w:val="16"/>
+              </w:rPr>
+              <w:t>Centre group</w:t>
+            </w:r>
+          </w:p>
+        </w:tc>
+        <w:tc>
+          <w:tcPr>
+            <w:tcW w:type="dxa" w:w="1247"/>
+          </w:tcPr>
+          <w:p>
+            <w:pPr>
+              <w:spacing w:before="20" w:after="20" w:line="240" w:lineRule="auto"/>
+            </w:pPr>
+            <w:r>
+              <w:rPr>
+                <w:b/>
+                <w:i w:val="0"/>
+                <w:sz w:val="16"/>
+              </w:rPr>
+              <w:t xml:space="preserve">Centres, </w:t>
+            </w:r>
+            <w:r>
+              <w:rPr>
+                <w:b/>
+                <w:i/>
+                <w:sz w:val="16"/>
+              </w:rPr>
+              <w:t>k</w:t>
+            </w:r>
+          </w:p>
+        </w:tc>
+        <w:tc>
+          <w:tcPr>
+            <w:tcW w:type="dxa" w:w="1928"/>
+          </w:tcPr>
+          <w:p>
+            <w:pPr>
+              <w:spacing w:before="20" w:after="20" w:line="240" w:lineRule="auto"/>
+            </w:pPr>
+            <w:r>
+              <w:rPr>
+                <w:b/>
+                <w:i w:val="0"/>
+                <w:sz w:val="16"/>
+              </w:rPr>
+              <w:t>Patients per centre, median (IQR)</w:t>
+            </w:r>
+          </w:p>
+        </w:tc>
+        <w:tc>
+          <w:tcPr>
+            <w:tcW w:type="dxa" w:w="1247"/>
+          </w:tcPr>
+          <w:p>
+            <w:pPr>
+              <w:spacing w:before="20" w:after="20" w:line="240" w:lineRule="auto"/>
+            </w:pPr>
+            <w:r>
+              <w:rPr>
+                <w:b/>
+                <w:i w:val="0"/>
+                <w:sz w:val="16"/>
+              </w:rPr>
+              <w:t>Mortality, median</w:t>
+            </w:r>
+          </w:p>
+        </w:tc>
+        <w:tc>
+          <w:tcPr>
+            <w:tcW w:type="dxa" w:w="1134"/>
+          </w:tcPr>
+          <w:p>
+            <w:pPr>
+              <w:spacing w:before="20" w:after="20" w:line="240" w:lineRule="auto"/>
+            </w:pPr>
+            <w:r>
+              <w:rPr>
+                <w:b/>
+                <w:i w:val="0"/>
+                <w:sz w:val="16"/>
+              </w:rPr>
+              <w:t>SOFA, mean</w:t>
+            </w:r>
+          </w:p>
+        </w:tc>
+        <w:tc>
+          <w:tcPr>
+            <w:tcW w:type="dxa" w:w="567"/>
+          </w:tcPr>
+          <w:p>
+            <w:pPr>
+              <w:spacing w:before="20" w:after="20" w:line="240" w:lineRule="auto"/>
+            </w:pPr>
+            <w:r>
+              <w:rPr>
+                <w:b/>
+                <w:i w:val="0"/>
+                <w:sz w:val="16"/>
+              </w:rPr>
+              <w:t>Ventilated, %</w:t>
+            </w:r>
+          </w:p>
+        </w:tc>
+      </w:tr>
+      <w:tr>
+        <w:tc>
+          <w:tcPr>
+            <w:tcW w:type="dxa" w:w="2948"/>
+          </w:tcPr>
+          <w:p>
+            <w:pPr>
+              <w:spacing w:before="20" w:after="20" w:line="240" w:lineRule="auto"/>
+            </w:pPr>
+            <w:r>
+              <w:rPr>
+                <w:b w:val="0"/>
+                <w:i w:val="0"/>
+                <w:sz w:val="16"/>
+              </w:rPr>
+              <w:t>Eligible (≥100 patients and ≥10 deaths)</w:t>
+            </w:r>
+          </w:p>
+        </w:tc>
+        <w:tc>
+          <w:tcPr>
+            <w:tcW w:type="dxa" w:w="1247"/>
+          </w:tcPr>
+          <w:p>
+            <w:pPr>
+              <w:spacing w:before="20" w:after="20" w:line="240" w:lineRule="auto"/>
+            </w:pPr>
+            <w:r>
+              <w:rPr>
+                <w:b w:val="0"/>
+                <w:i w:val="0"/>
+                <w:sz w:val="16"/>
+              </w:rPr>
+              <w:t>103</w:t>
+            </w:r>
+          </w:p>
+        </w:tc>
+        <w:tc>
+          <w:tcPr>
+            <w:tcW w:type="dxa" w:w="1928"/>
+          </w:tcPr>
+          <w:p>
+            <w:pPr>
+              <w:spacing w:before="20" w:after="20" w:line="240" w:lineRule="auto"/>
+            </w:pPr>
+            <w:r>
+              <w:rPr>
+                <w:b w:val="0"/>
+                <w:i w:val="0"/>
+                <w:sz w:val="16"/>
+              </w:rPr>
+              <w:t>224 (166–306)</w:t>
+            </w:r>
+          </w:p>
+        </w:tc>
+        <w:tc>
+          <w:tcPr>
+            <w:tcW w:type="dxa" w:w="1247"/>
+          </w:tcPr>
+          <w:p>
+            <w:pPr>
+              <w:spacing w:before="20" w:after="20" w:line="240" w:lineRule="auto"/>
+            </w:pPr>
+            <w:r>
+              <w:rPr>
+                <w:b w:val="0"/>
+                <w:i w:val="0"/>
+                <w:sz w:val="16"/>
+              </w:rPr>
+              <w:t>12.7%</w:t>
+            </w:r>
+          </w:p>
+        </w:tc>
+        <w:tc>
+          <w:tcPr>
+            <w:tcW w:type="dxa" w:w="1134"/>
+          </w:tcPr>
+          <w:p>
+            <w:pPr>
+              <w:spacing w:before="20" w:after="20" w:line="240" w:lineRule="auto"/>
+            </w:pPr>
+            <w:r>
+              <w:rPr>
+                <w:b w:val="0"/>
+                <w:i w:val="0"/>
+                <w:sz w:val="16"/>
+              </w:rPr>
+              <w:t>4.39</w:t>
+            </w:r>
+          </w:p>
+        </w:tc>
+        <w:tc>
+          <w:tcPr>
+            <w:tcW w:type="dxa" w:w="567"/>
+          </w:tcPr>
+          <w:p>
+            <w:pPr>
+              <w:spacing w:before="20" w:after="20" w:line="240" w:lineRule="auto"/>
+            </w:pPr>
+            <w:r>
+              <w:rPr>
+                <w:b w:val="0"/>
+                <w:i w:val="0"/>
+                <w:sz w:val="16"/>
+              </w:rPr>
+              <w:t>23.2</w:t>
+            </w:r>
+          </w:p>
+        </w:tc>
+      </w:tr>
+      <w:tr>
+        <w:tc>
+          <w:tcPr>
+            <w:tcW w:type="dxa" w:w="2948"/>
+          </w:tcPr>
+          <w:p>
+            <w:pPr>
+              <w:spacing w:before="20" w:after="20" w:line="240" w:lineRule="auto"/>
+            </w:pPr>
+            <w:r>
+              <w:rPr>
+                <w:b w:val="0"/>
+                <w:i w:val="0"/>
+                <w:sz w:val="16"/>
+              </w:rPr>
+              <w:t>Excluded (below that threshold)</w:t>
+            </w:r>
+          </w:p>
+        </w:tc>
+        <w:tc>
+          <w:tcPr>
+            <w:tcW w:type="dxa" w:w="1247"/>
+          </w:tcPr>
+          <w:p>
+            <w:pPr>
+              <w:spacing w:before="20" w:after="20" w:line="240" w:lineRule="auto"/>
+            </w:pPr>
+            <w:r>
+              <w:rPr>
+                <w:b w:val="0"/>
+                <w:i w:val="0"/>
+                <w:sz w:val="16"/>
+              </w:rPr>
+              <w:t>84</w:t>
+            </w:r>
+          </w:p>
+        </w:tc>
+        <w:tc>
+          <w:tcPr>
+            <w:tcW w:type="dxa" w:w="1928"/>
+          </w:tcPr>
+          <w:p>
+            <w:pPr>
+              <w:spacing w:before="20" w:after="20" w:line="240" w:lineRule="auto"/>
+            </w:pPr>
+            <w:r>
+              <w:rPr>
+                <w:b w:val="0"/>
+                <w:i w:val="0"/>
+                <w:sz w:val="16"/>
+              </w:rPr>
+              <w:t>47 (19–78)</w:t>
+            </w:r>
+          </w:p>
+        </w:tc>
+        <w:tc>
+          <w:tcPr>
+            <w:tcW w:type="dxa" w:w="1247"/>
+          </w:tcPr>
+          <w:p>
+            <w:pPr>
+              <w:spacing w:before="20" w:after="20" w:line="240" w:lineRule="auto"/>
+            </w:pPr>
+            <w:r>
+              <w:rPr>
+                <w:b w:val="0"/>
+                <w:i w:val="0"/>
+                <w:sz w:val="16"/>
+              </w:rPr>
+              <w:t>9.0%</w:t>
+            </w:r>
+          </w:p>
+        </w:tc>
+        <w:tc>
+          <w:tcPr>
+            <w:tcW w:type="dxa" w:w="1134"/>
+          </w:tcPr>
+          <w:p>
+            <w:pPr>
+              <w:spacing w:before="20" w:after="20" w:line="240" w:lineRule="auto"/>
+            </w:pPr>
+            <w:r>
+              <w:rPr>
+                <w:b w:val="0"/>
+                <w:i w:val="0"/>
+                <w:sz w:val="16"/>
+              </w:rPr>
+              <w:t>3.48</w:t>
+            </w:r>
+          </w:p>
+        </w:tc>
+        <w:tc>
+          <w:tcPr>
+            <w:tcW w:type="dxa" w:w="567"/>
+          </w:tcPr>
+          <w:p>
+            <w:pPr>
+              <w:spacing w:before="20" w:after="20" w:line="240" w:lineRule="auto"/>
+            </w:pPr>
+            <w:r>
+              <w:rPr>
+                <w:b w:val="0"/>
+                <w:i w:val="0"/>
+                <w:sz w:val="16"/>
+              </w:rPr>
+              <w:t>12.6</w:t>
+            </w:r>
+          </w:p>
+        </w:tc>
+      </w:tr>
+    </w:tbl>
+    <w:p>
+      <w:pPr>
+        <w:spacing w:before="0" w:after="40"/>
+      </w:pPr>
+    </w:p>
+    <w:p>
+      <w:pPr>
+        <w:spacing w:before="120" w:after="80"/>
+      </w:pPr>
+      <w:r>
+        <w:rPr>
+          <w:b/>
+        </w:rPr>
+        <w:t xml:space="preserve">Legend. </w:t>
+      </w:r>
+      <w:r>
+        <w:rPr>
+          <w:b w:val="0"/>
+          <w:i w:val="0"/>
+          <w:color w:val="444444"/>
+          <w:sz w:val="17"/>
+        </w:rPr>
+        <w:t>All 187 hospitals that contribute patients to the pooled model were characterised from the analysis cohort; means are patient-weighted within each group of centres. The excluded 44.9% of centres are smaller and less severely ill on average; how their calibration offsets behave cannot be estimated within the prespecified centre-level framework, and the direction of any resulting difference in the between-centre variance is discussed in the main text.</w:t>
+      </w:r>
+    </w:p>
+    <w:p>
+      <w:r>
+        <w:br w:type="page"/>
+      </w:r>
+    </w:p>
+    <w:p>
+      <w:pPr>
+        <w:spacing w:before="0" w:after="160"/>
+      </w:pPr>
+      <w:r>
+        <w:rPr>
+          <w:b/>
+          <w:i w:val="0"/>
+          <w:color w:val="111111"/>
+          <w:sz w:val="22"/>
+        </w:rPr>
+        <w:t>Supplementary Table S5. Success rates under the prespecified ±20% band (|O/E − 1| ≤ 0.20), secondary measure.</w:t>
+      </w:r>
+    </w:p>
+    <w:tbl>
+      <w:tblPr>
+        <w:tblStyle w:val="TableGrid"/>
+        <w:tblW w:type="auto" w:w="0"/>
+        <w:jc w:val="center"/>
+        <w:tblLayout w:type="fixed"/>
+        <w:tblLook w:firstColumn="1" w:firstRow="1" w:lastColumn="0" w:lastRow="0" w:noHBand="0" w:noVBand="1" w:val="04A0"/>
+      </w:tblPr>
+      <w:tblGrid>
+        <w:gridCol w:w="1296"/>
+        <w:gridCol w:w="1296"/>
+        <w:gridCol w:w="1296"/>
+        <w:gridCol w:w="1296"/>
+        <w:gridCol w:w="1296"/>
+        <w:gridCol w:w="1296"/>
+        <w:gridCol w:w="1296"/>
+      </w:tblGrid>
+      <w:tr>
+        <w:tc>
+          <w:tcPr>
+            <w:tcW w:type="dxa" w:w="2608"/>
+          </w:tcPr>
+          <w:p>
+            <w:pPr>
+              <w:spacing w:before="20" w:after="20" w:line="240" w:lineRule="auto"/>
+            </w:pPr>
+            <w:r>
+              <w:rPr>
+                <w:b/>
+                <w:i w:val="0"/>
+                <w:sz w:val="16"/>
+              </w:rPr>
+              <w:t>Analysis</w:t>
+            </w:r>
+          </w:p>
+        </w:tc>
+        <w:tc>
+          <w:tcPr>
+            <w:tcW w:type="dxa" w:w="1247"/>
+          </w:tcPr>
+          <w:p>
+            <w:pPr>
+              <w:spacing w:before="20" w:after="20" w:line="240" w:lineRule="auto"/>
+            </w:pPr>
+            <w:r>
+              <w:rPr>
+                <w:b/>
+                <w:i w:val="0"/>
+                <w:sz w:val="16"/>
+              </w:rPr>
+              <w:t>Strategy</w:t>
+            </w:r>
+          </w:p>
+        </w:tc>
+        <w:tc>
+          <w:tcPr>
+            <w:tcW w:type="dxa" w:w="1134"/>
+          </w:tcPr>
+          <w:p>
+            <w:pPr>
+              <w:spacing w:before="20" w:after="20" w:line="240" w:lineRule="auto"/>
+            </w:pPr>
+            <w:r>
+              <w:rPr>
+                <w:b/>
+                <w:i/>
+                <w:sz w:val="16"/>
+              </w:rPr>
+              <w:t>m</w:t>
+            </w:r>
+            <w:r>
+              <w:rPr>
+                <w:b/>
+                <w:i w:val="0"/>
+                <w:sz w:val="16"/>
+              </w:rPr>
+              <w:t xml:space="preserve"> = 25</w:t>
+            </w:r>
+          </w:p>
+        </w:tc>
+        <w:tc>
+          <w:tcPr>
+            <w:tcW w:type="dxa" w:w="1134"/>
+          </w:tcPr>
+          <w:p>
+            <w:pPr>
+              <w:spacing w:before="20" w:after="20" w:line="240" w:lineRule="auto"/>
+            </w:pPr>
+            <w:r>
+              <w:rPr>
+                <w:b/>
+                <w:i/>
+                <w:sz w:val="16"/>
+              </w:rPr>
+              <w:t>m</w:t>
+            </w:r>
+            <w:r>
+              <w:rPr>
+                <w:b/>
+                <w:i w:val="0"/>
+                <w:sz w:val="16"/>
+              </w:rPr>
+              <w:t xml:space="preserve"> = 50</w:t>
+            </w:r>
+          </w:p>
+        </w:tc>
+        <w:tc>
+          <w:tcPr>
+            <w:tcW w:type="dxa" w:w="1134"/>
+          </w:tcPr>
+          <w:p>
+            <w:pPr>
+              <w:spacing w:before="20" w:after="20" w:line="240" w:lineRule="auto"/>
+            </w:pPr>
+            <w:r>
+              <w:rPr>
+                <w:b/>
+                <w:i/>
+                <w:sz w:val="16"/>
+              </w:rPr>
+              <w:t>m</w:t>
+            </w:r>
+            <w:r>
+              <w:rPr>
+                <w:b/>
+                <w:i w:val="0"/>
+                <w:sz w:val="16"/>
+              </w:rPr>
+              <w:t xml:space="preserve"> = 100</w:t>
+            </w:r>
+          </w:p>
+        </w:tc>
+        <w:tc>
+          <w:tcPr>
+            <w:tcW w:type="dxa" w:w="1361"/>
+          </w:tcPr>
+          <w:p>
+            <w:pPr>
+              <w:spacing w:before="20" w:after="20" w:line="240" w:lineRule="auto"/>
+            </w:pPr>
+            <w:r>
+              <w:rPr>
+                <w:b/>
+                <w:i/>
+                <w:sz w:val="16"/>
+              </w:rPr>
+              <w:t>m</w:t>
+            </w:r>
+            <w:r>
+              <w:rPr>
+                <w:b/>
+                <w:i w:val="0"/>
+                <w:sz w:val="16"/>
+              </w:rPr>
+              <w:t xml:space="preserve"> = 200</w:t>
+            </w:r>
+          </w:p>
+        </w:tc>
+        <w:tc>
+          <w:tcPr>
+            <w:tcW w:type="dxa" w:w="454"/>
+          </w:tcPr>
+          <w:p>
+            <w:pPr>
+              <w:spacing w:before="20" w:after="20" w:line="240" w:lineRule="auto"/>
+            </w:pPr>
+            <w:r>
+              <w:rPr>
+                <w:b/>
+                <w:i/>
+                <w:sz w:val="16"/>
+              </w:rPr>
+              <w:t>m</w:t>
+            </w:r>
+            <w:r>
+              <w:rPr>
+                <w:b/>
+                <w:i w:val="0"/>
+                <w:sz w:val="16"/>
+              </w:rPr>
+              <w:t xml:space="preserve"> = 400</w:t>
+            </w:r>
+          </w:p>
+        </w:tc>
+      </w:tr>
+      <w:tr>
+        <w:tc>
+          <w:tcPr>
+            <w:tcW w:type="dxa" w:w="2608"/>
+          </w:tcPr>
+          <w:p>
+            <w:pPr>
+              <w:spacing w:before="20" w:after="20" w:line="240" w:lineRule="auto"/>
+            </w:pPr>
+            <w:r>
+              <w:rPr>
+                <w:b w:val="0"/>
+                <w:i w:val="0"/>
+                <w:sz w:val="16"/>
+              </w:rPr>
+              <w:t>E (learning curve, naive)</w:t>
+            </w:r>
+          </w:p>
+        </w:tc>
+        <w:tc>
+          <w:tcPr>
+            <w:tcW w:type="dxa" w:w="1247"/>
+          </w:tcPr>
+          <w:p>
+            <w:pPr>
+              <w:spacing w:before="20" w:after="20" w:line="240" w:lineRule="auto"/>
+            </w:pPr>
+            <w:r>
+              <w:rPr>
+                <w:b w:val="0"/>
+                <w:i w:val="0"/>
+                <w:sz w:val="16"/>
+              </w:rPr>
+              <w:t>S1</w:t>
+            </w:r>
+          </w:p>
+        </w:tc>
+        <w:tc>
+          <w:tcPr>
+            <w:tcW w:type="dxa" w:w="1134"/>
+          </w:tcPr>
+          <w:p>
+            <w:pPr>
+              <w:spacing w:before="20" w:after="20" w:line="240" w:lineRule="auto"/>
+            </w:pPr>
+            <w:r>
+              <w:rPr>
+                <w:b w:val="0"/>
+                <w:i w:val="0"/>
+                <w:sz w:val="16"/>
+              </w:rPr>
+              <w:t>30.6%</w:t>
+            </w:r>
+          </w:p>
+        </w:tc>
+        <w:tc>
+          <w:tcPr>
+            <w:tcW w:type="dxa" w:w="1134"/>
+          </w:tcPr>
+          <w:p>
+            <w:pPr>
+              <w:spacing w:before="20" w:after="20" w:line="240" w:lineRule="auto"/>
+            </w:pPr>
+            <w:r>
+              <w:rPr>
+                <w:b w:val="0"/>
+                <w:i w:val="0"/>
+                <w:sz w:val="16"/>
+              </w:rPr>
+              <w:t>39.3%</w:t>
+            </w:r>
+          </w:p>
+        </w:tc>
+        <w:tc>
+          <w:tcPr>
+            <w:tcW w:type="dxa" w:w="1134"/>
+          </w:tcPr>
+          <w:p>
+            <w:pPr>
+              <w:spacing w:before="20" w:after="20" w:line="240" w:lineRule="auto"/>
+            </w:pPr>
+            <w:r>
+              <w:rPr>
+                <w:b w:val="0"/>
+                <w:i w:val="0"/>
+                <w:sz w:val="16"/>
+              </w:rPr>
+              <w:t>48.9%</w:t>
+            </w:r>
+          </w:p>
+        </w:tc>
+        <w:tc>
+          <w:tcPr>
+            <w:tcW w:type="dxa" w:w="1361"/>
+          </w:tcPr>
+          <w:p>
+            <w:pPr>
+              <w:spacing w:before="20" w:after="20" w:line="240" w:lineRule="auto"/>
+            </w:pPr>
+            <w:r>
+              <w:rPr>
+                <w:b w:val="0"/>
+                <w:i w:val="0"/>
+                <w:sz w:val="16"/>
+              </w:rPr>
+              <w:t>62.8%</w:t>
+            </w:r>
+          </w:p>
+        </w:tc>
+        <w:tc>
+          <w:tcPr>
+            <w:tcW w:type="dxa" w:w="454"/>
+          </w:tcPr>
+          <w:p>
+            <w:pPr>
+              <w:spacing w:before="20" w:after="20" w:line="240" w:lineRule="auto"/>
+            </w:pPr>
+            <w:r>
+              <w:rPr>
+                <w:b w:val="0"/>
+                <w:i w:val="0"/>
+                <w:sz w:val="16"/>
+              </w:rPr>
+              <w:t>—</w:t>
+            </w:r>
+          </w:p>
+        </w:tc>
+      </w:tr>
+      <w:tr>
+        <w:tc>
+          <w:tcPr>
+            <w:tcW w:type="dxa" w:w="2608"/>
+          </w:tcPr>
+          <w:p>
+            <w:pPr>
+              <w:spacing w:before="20" w:after="20" w:line="240" w:lineRule="auto"/>
+            </w:pPr>
+            <w:r>
+              <w:rPr>
+                <w:b w:val="0"/>
+                <w:i w:val="0"/>
+                <w:sz w:val="16"/>
+              </w:rPr>
+              <w:t>E (learning curve, naive)</w:t>
+            </w:r>
+          </w:p>
+        </w:tc>
+        <w:tc>
+          <w:tcPr>
+            <w:tcW w:type="dxa" w:w="1247"/>
+          </w:tcPr>
+          <w:p>
+            <w:pPr>
+              <w:spacing w:before="20" w:after="20" w:line="240" w:lineRule="auto"/>
+            </w:pPr>
+            <w:r>
+              <w:rPr>
+                <w:b w:val="0"/>
+                <w:i w:val="0"/>
+                <w:sz w:val="16"/>
+              </w:rPr>
+              <w:t>S2</w:t>
+            </w:r>
+          </w:p>
+        </w:tc>
+        <w:tc>
+          <w:tcPr>
+            <w:tcW w:type="dxa" w:w="1134"/>
+          </w:tcPr>
+          <w:p>
+            <w:pPr>
+              <w:spacing w:before="20" w:after="20" w:line="240" w:lineRule="auto"/>
+            </w:pPr>
+            <w:r>
+              <w:rPr>
+                <w:b w:val="0"/>
+                <w:i w:val="0"/>
+                <w:sz w:val="16"/>
+              </w:rPr>
+              <w:t>30.2%</w:t>
+            </w:r>
+          </w:p>
+        </w:tc>
+        <w:tc>
+          <w:tcPr>
+            <w:tcW w:type="dxa" w:w="1134"/>
+          </w:tcPr>
+          <w:p>
+            <w:pPr>
+              <w:spacing w:before="20" w:after="20" w:line="240" w:lineRule="auto"/>
+            </w:pPr>
+            <w:r>
+              <w:rPr>
+                <w:b w:val="0"/>
+                <w:i w:val="0"/>
+                <w:sz w:val="16"/>
+              </w:rPr>
+              <w:t>38.7%</w:t>
+            </w:r>
+          </w:p>
+        </w:tc>
+        <w:tc>
+          <w:tcPr>
+            <w:tcW w:type="dxa" w:w="1134"/>
+          </w:tcPr>
+          <w:p>
+            <w:pPr>
+              <w:spacing w:before="20" w:after="20" w:line="240" w:lineRule="auto"/>
+            </w:pPr>
+            <w:r>
+              <w:rPr>
+                <w:b w:val="0"/>
+                <w:i w:val="0"/>
+                <w:sz w:val="16"/>
+              </w:rPr>
+              <w:t>48.8%</w:t>
+            </w:r>
+          </w:p>
+        </w:tc>
+        <w:tc>
+          <w:tcPr>
+            <w:tcW w:type="dxa" w:w="1361"/>
+          </w:tcPr>
+          <w:p>
+            <w:pPr>
+              <w:spacing w:before="20" w:after="20" w:line="240" w:lineRule="auto"/>
+            </w:pPr>
+            <w:r>
+              <w:rPr>
+                <w:b w:val="0"/>
+                <w:i w:val="0"/>
+                <w:sz w:val="16"/>
+              </w:rPr>
+              <w:t>62.1%</w:t>
+            </w:r>
+          </w:p>
+        </w:tc>
+        <w:tc>
+          <w:tcPr>
+            <w:tcW w:type="dxa" w:w="454"/>
+          </w:tcPr>
+          <w:p>
+            <w:pPr>
+              <w:spacing w:before="20" w:after="20" w:line="240" w:lineRule="auto"/>
+            </w:pPr>
+            <w:r>
+              <w:rPr>
+                <w:b w:val="0"/>
+                <w:i w:val="0"/>
+                <w:sz w:val="16"/>
+              </w:rPr>
+              <w:t>—</w:t>
+            </w:r>
+          </w:p>
+        </w:tc>
+      </w:tr>
+      <w:tr>
+        <w:tc>
+          <w:tcPr>
+            <w:tcW w:type="dxa" w:w="2608"/>
+          </w:tcPr>
+          <w:p>
+            <w:pPr>
+              <w:spacing w:before="20" w:after="20" w:line="240" w:lineRule="auto"/>
+            </w:pPr>
+            <w:r>
+              <w:rPr>
+                <w:b w:val="0"/>
+                <w:i w:val="0"/>
+                <w:sz w:val="16"/>
+              </w:rPr>
+              <w:t>I (shrinkage, eICU)</w:t>
+            </w:r>
+          </w:p>
+        </w:tc>
+        <w:tc>
+          <w:tcPr>
+            <w:tcW w:type="dxa" w:w="1247"/>
+          </w:tcPr>
+          <w:p>
+            <w:pPr>
+              <w:spacing w:before="20" w:after="20" w:line="240" w:lineRule="auto"/>
+            </w:pPr>
+            <w:r>
+              <w:rPr>
+                <w:b w:val="0"/>
+                <w:i w:val="0"/>
+                <w:sz w:val="16"/>
+              </w:rPr>
+              <w:t>S1</w:t>
+            </w:r>
+          </w:p>
+        </w:tc>
+        <w:tc>
+          <w:tcPr>
+            <w:tcW w:type="dxa" w:w="1134"/>
+          </w:tcPr>
+          <w:p>
+            <w:pPr>
+              <w:spacing w:before="20" w:after="20" w:line="240" w:lineRule="auto"/>
+            </w:pPr>
+            <w:r>
+              <w:rPr>
+                <w:b w:val="0"/>
+                <w:i w:val="0"/>
+                <w:sz w:val="16"/>
+              </w:rPr>
+              <w:t>31.0%</w:t>
+            </w:r>
+          </w:p>
+        </w:tc>
+        <w:tc>
+          <w:tcPr>
+            <w:tcW w:type="dxa" w:w="1134"/>
+          </w:tcPr>
+          <w:p>
+            <w:pPr>
+              <w:spacing w:before="20" w:after="20" w:line="240" w:lineRule="auto"/>
+            </w:pPr>
+            <w:r>
+              <w:rPr>
+                <w:b w:val="0"/>
+                <w:i w:val="0"/>
+                <w:sz w:val="16"/>
+              </w:rPr>
+              <w:t>38.3%</w:t>
+            </w:r>
+          </w:p>
+        </w:tc>
+        <w:tc>
+          <w:tcPr>
+            <w:tcW w:type="dxa" w:w="1134"/>
+          </w:tcPr>
+          <w:p>
+            <w:pPr>
+              <w:spacing w:before="20" w:after="20" w:line="240" w:lineRule="auto"/>
+            </w:pPr>
+            <w:r>
+              <w:rPr>
+                <w:b w:val="0"/>
+                <w:i w:val="0"/>
+                <w:sz w:val="16"/>
+              </w:rPr>
+              <w:t>48.4%</w:t>
+            </w:r>
+          </w:p>
+        </w:tc>
+        <w:tc>
+          <w:tcPr>
+            <w:tcW w:type="dxa" w:w="1361"/>
+          </w:tcPr>
+          <w:p>
+            <w:pPr>
+              <w:spacing w:before="20" w:after="20" w:line="240" w:lineRule="auto"/>
+            </w:pPr>
+            <w:r>
+              <w:rPr>
+                <w:b w:val="0"/>
+                <w:i w:val="0"/>
+                <w:sz w:val="16"/>
+              </w:rPr>
+              <w:t>59.9%</w:t>
+            </w:r>
+          </w:p>
+        </w:tc>
+        <w:tc>
+          <w:tcPr>
+            <w:tcW w:type="dxa" w:w="454"/>
+          </w:tcPr>
+          <w:p>
+            <w:pPr>
+              <w:spacing w:before="20" w:after="20" w:line="240" w:lineRule="auto"/>
+            </w:pPr>
+            <w:r>
+              <w:rPr>
+                <w:b w:val="0"/>
+                <w:i w:val="0"/>
+                <w:sz w:val="16"/>
+              </w:rPr>
+              <w:t>—</w:t>
+            </w:r>
+          </w:p>
+        </w:tc>
+      </w:tr>
+      <w:tr>
+        <w:tc>
+          <w:tcPr>
+            <w:tcW w:type="dxa" w:w="2608"/>
+          </w:tcPr>
+          <w:p>
+            <w:pPr>
+              <w:spacing w:before="20" w:after="20" w:line="240" w:lineRule="auto"/>
+            </w:pPr>
+            <w:r>
+              <w:rPr>
+                <w:b w:val="0"/>
+                <w:i w:val="0"/>
+                <w:sz w:val="16"/>
+              </w:rPr>
+              <w:t>I (shrinkage, eICU)</w:t>
+            </w:r>
+          </w:p>
+        </w:tc>
+        <w:tc>
+          <w:tcPr>
+            <w:tcW w:type="dxa" w:w="1247"/>
+          </w:tcPr>
+          <w:p>
+            <w:pPr>
+              <w:spacing w:before="20" w:after="20" w:line="240" w:lineRule="auto"/>
+            </w:pPr>
+            <w:r>
+              <w:rPr>
+                <w:b w:val="0"/>
+                <w:i w:val="0"/>
+                <w:sz w:val="16"/>
+              </w:rPr>
+              <w:t>S2</w:t>
+            </w:r>
+          </w:p>
+        </w:tc>
+        <w:tc>
+          <w:tcPr>
+            <w:tcW w:type="dxa" w:w="1134"/>
+          </w:tcPr>
+          <w:p>
+            <w:pPr>
+              <w:spacing w:before="20" w:after="20" w:line="240" w:lineRule="auto"/>
+            </w:pPr>
+            <w:r>
+              <w:rPr>
+                <w:b w:val="0"/>
+                <w:i w:val="0"/>
+                <w:sz w:val="16"/>
+              </w:rPr>
+              <w:t>30.4%</w:t>
+            </w:r>
+          </w:p>
+        </w:tc>
+        <w:tc>
+          <w:tcPr>
+            <w:tcW w:type="dxa" w:w="1134"/>
+          </w:tcPr>
+          <w:p>
+            <w:pPr>
+              <w:spacing w:before="20" w:after="20" w:line="240" w:lineRule="auto"/>
+            </w:pPr>
+            <w:r>
+              <w:rPr>
+                <w:b w:val="0"/>
+                <w:i w:val="0"/>
+                <w:sz w:val="16"/>
+              </w:rPr>
+              <w:t>38.2%</w:t>
+            </w:r>
+          </w:p>
+        </w:tc>
+        <w:tc>
+          <w:tcPr>
+            <w:tcW w:type="dxa" w:w="1134"/>
+          </w:tcPr>
+          <w:p>
+            <w:pPr>
+              <w:spacing w:before="20" w:after="20" w:line="240" w:lineRule="auto"/>
+            </w:pPr>
+            <w:r>
+              <w:rPr>
+                <w:b w:val="0"/>
+                <w:i w:val="0"/>
+                <w:sz w:val="16"/>
+              </w:rPr>
+              <w:t>48.2%</w:t>
+            </w:r>
+          </w:p>
+        </w:tc>
+        <w:tc>
+          <w:tcPr>
+            <w:tcW w:type="dxa" w:w="1361"/>
+          </w:tcPr>
+          <w:p>
+            <w:pPr>
+              <w:spacing w:before="20" w:after="20" w:line="240" w:lineRule="auto"/>
+            </w:pPr>
+            <w:r>
+              <w:rPr>
+                <w:b w:val="0"/>
+                <w:i w:val="0"/>
+                <w:sz w:val="16"/>
+              </w:rPr>
+              <w:t>59.8%</w:t>
+            </w:r>
+          </w:p>
+        </w:tc>
+        <w:tc>
+          <w:tcPr>
+            <w:tcW w:type="dxa" w:w="454"/>
+          </w:tcPr>
+          <w:p>
+            <w:pPr>
+              <w:spacing w:before="20" w:after="20" w:line="240" w:lineRule="auto"/>
+            </w:pPr>
+            <w:r>
+              <w:rPr>
+                <w:b w:val="0"/>
+                <w:i w:val="0"/>
+                <w:sz w:val="16"/>
+              </w:rPr>
+              <w:t>—</w:t>
+            </w:r>
+          </w:p>
+        </w:tc>
+      </w:tr>
+      <w:tr>
+        <w:tc>
+          <w:tcPr>
+            <w:tcW w:type="dxa" w:w="2608"/>
+          </w:tcPr>
+          <w:p>
+            <w:pPr>
+              <w:spacing w:before="20" w:after="20" w:line="240" w:lineRule="auto"/>
+            </w:pPr>
+            <w:r>
+              <w:rPr>
+                <w:b w:val="0"/>
+                <w:i w:val="0"/>
+                <w:sz w:val="16"/>
+              </w:rPr>
+              <w:t>I (shrinkage, eICU)</w:t>
+            </w:r>
+          </w:p>
+        </w:tc>
+        <w:tc>
+          <w:tcPr>
+            <w:tcW w:type="dxa" w:w="1247"/>
+          </w:tcPr>
+          <w:p>
+            <w:pPr>
+              <w:spacing w:before="20" w:after="20" w:line="240" w:lineRule="auto"/>
+            </w:pPr>
+            <w:r>
+              <w:rPr>
+                <w:b w:val="0"/>
+                <w:i w:val="0"/>
+                <w:sz w:val="16"/>
+              </w:rPr>
+              <w:t>S3</w:t>
+            </w:r>
+          </w:p>
+        </w:tc>
+        <w:tc>
+          <w:tcPr>
+            <w:tcW w:type="dxa" w:w="1134"/>
+          </w:tcPr>
+          <w:p>
+            <w:pPr>
+              <w:spacing w:before="20" w:after="20" w:line="240" w:lineRule="auto"/>
+            </w:pPr>
+            <w:r>
+              <w:rPr>
+                <w:b w:val="0"/>
+                <w:i w:val="0"/>
+                <w:sz w:val="16"/>
+              </w:rPr>
+              <w:t>47.9%</w:t>
+            </w:r>
+          </w:p>
+        </w:tc>
+        <w:tc>
+          <w:tcPr>
+            <w:tcW w:type="dxa" w:w="1134"/>
+          </w:tcPr>
+          <w:p>
+            <w:pPr>
+              <w:spacing w:before="20" w:after="20" w:line="240" w:lineRule="auto"/>
+            </w:pPr>
+            <w:r>
+              <w:rPr>
+                <w:b w:val="0"/>
+                <w:i w:val="0"/>
+                <w:sz w:val="16"/>
+              </w:rPr>
+              <w:t>51.0%</w:t>
+            </w:r>
+          </w:p>
+        </w:tc>
+        <w:tc>
+          <w:tcPr>
+            <w:tcW w:type="dxa" w:w="1134"/>
+          </w:tcPr>
+          <w:p>
+            <w:pPr>
+              <w:spacing w:before="20" w:after="20" w:line="240" w:lineRule="auto"/>
+            </w:pPr>
+            <w:r>
+              <w:rPr>
+                <w:b w:val="0"/>
+                <w:i w:val="0"/>
+                <w:sz w:val="16"/>
+              </w:rPr>
+              <w:t>56.4%</w:t>
+            </w:r>
+          </w:p>
+        </w:tc>
+        <w:tc>
+          <w:tcPr>
+            <w:tcW w:type="dxa" w:w="1361"/>
+          </w:tcPr>
+          <w:p>
+            <w:pPr>
+              <w:spacing w:before="20" w:after="20" w:line="240" w:lineRule="auto"/>
+            </w:pPr>
+            <w:r>
+              <w:rPr>
+                <w:b w:val="0"/>
+                <w:i w:val="0"/>
+                <w:sz w:val="16"/>
+              </w:rPr>
+              <w:t>61.4%</w:t>
+            </w:r>
+          </w:p>
+        </w:tc>
+        <w:tc>
+          <w:tcPr>
+            <w:tcW w:type="dxa" w:w="454"/>
+          </w:tcPr>
+          <w:p>
+            <w:pPr>
+              <w:spacing w:before="20" w:after="20" w:line="240" w:lineRule="auto"/>
+            </w:pPr>
+            <w:r>
+              <w:rPr>
+                <w:b w:val="0"/>
+                <w:i w:val="0"/>
+                <w:sz w:val="16"/>
+              </w:rPr>
+              <w:t>—</w:t>
+            </w:r>
+          </w:p>
+        </w:tc>
+      </w:tr>
+      <w:tr>
+        <w:tc>
+          <w:tcPr>
+            <w:tcW w:type="dxa" w:w="2608"/>
+          </w:tcPr>
+          <w:p>
+            <w:pPr>
+              <w:spacing w:before="20" w:after="20" w:line="240" w:lineRule="auto"/>
+            </w:pPr>
+            <w:r>
+              <w:rPr>
+                <w:b w:val="0"/>
+                <w:i w:val="0"/>
+                <w:sz w:val="16"/>
+              </w:rPr>
+              <w:t>J (transfer, MIMIC-IV)</w:t>
+            </w:r>
+          </w:p>
+        </w:tc>
+        <w:tc>
+          <w:tcPr>
+            <w:tcW w:type="dxa" w:w="1247"/>
+          </w:tcPr>
+          <w:p>
+            <w:pPr>
+              <w:spacing w:before="20" w:after="20" w:line="240" w:lineRule="auto"/>
+            </w:pPr>
+            <w:r>
+              <w:rPr>
+                <w:b w:val="0"/>
+                <w:i w:val="0"/>
+                <w:sz w:val="16"/>
+              </w:rPr>
+              <w:t>S1</w:t>
+            </w:r>
+          </w:p>
+        </w:tc>
+        <w:tc>
+          <w:tcPr>
+            <w:tcW w:type="dxa" w:w="1134"/>
+          </w:tcPr>
+          <w:p>
+            <w:pPr>
+              <w:spacing w:before="20" w:after="20" w:line="240" w:lineRule="auto"/>
+            </w:pPr>
+            <w:r>
+              <w:rPr>
+                <w:b w:val="0"/>
+                <w:i w:val="0"/>
+                <w:sz w:val="16"/>
+              </w:rPr>
+              <w:t>42.0%</w:t>
+            </w:r>
+          </w:p>
+        </w:tc>
+        <w:tc>
+          <w:tcPr>
+            <w:tcW w:type="dxa" w:w="1134"/>
+          </w:tcPr>
+          <w:p>
+            <w:pPr>
+              <w:spacing w:before="20" w:after="20" w:line="240" w:lineRule="auto"/>
+            </w:pPr>
+            <w:r>
+              <w:rPr>
+                <w:b w:val="0"/>
+                <w:i w:val="0"/>
+                <w:sz w:val="16"/>
+              </w:rPr>
+              <w:t>49.5%</w:t>
+            </w:r>
+          </w:p>
+        </w:tc>
+        <w:tc>
+          <w:tcPr>
+            <w:tcW w:type="dxa" w:w="1134"/>
+          </w:tcPr>
+          <w:p>
+            <w:pPr>
+              <w:spacing w:before="20" w:after="20" w:line="240" w:lineRule="auto"/>
+            </w:pPr>
+            <w:r>
+              <w:rPr>
+                <w:b w:val="0"/>
+                <w:i w:val="0"/>
+                <w:sz w:val="16"/>
+              </w:rPr>
+              <w:t>71.5%</w:t>
+            </w:r>
+          </w:p>
+        </w:tc>
+        <w:tc>
+          <w:tcPr>
+            <w:tcW w:type="dxa" w:w="1361"/>
+          </w:tcPr>
+          <w:p>
+            <w:pPr>
+              <w:spacing w:before="20" w:after="20" w:line="240" w:lineRule="auto"/>
+            </w:pPr>
+            <w:r>
+              <w:rPr>
+                <w:b w:val="0"/>
+                <w:i w:val="0"/>
+                <w:sz w:val="16"/>
+              </w:rPr>
+              <w:t>84.5%</w:t>
+            </w:r>
+          </w:p>
+        </w:tc>
+        <w:tc>
+          <w:tcPr>
+            <w:tcW w:type="dxa" w:w="454"/>
+          </w:tcPr>
+          <w:p>
+            <w:pPr>
+              <w:spacing w:before="20" w:after="20" w:line="240" w:lineRule="auto"/>
+            </w:pPr>
+            <w:r>
+              <w:rPr>
+                <w:b w:val="0"/>
+                <w:i w:val="0"/>
+                <w:sz w:val="16"/>
+              </w:rPr>
+              <w:t>97.0%</w:t>
+            </w:r>
+          </w:p>
+        </w:tc>
+      </w:tr>
+      <w:tr>
+        <w:tc>
+          <w:tcPr>
+            <w:tcW w:type="dxa" w:w="2608"/>
+          </w:tcPr>
+          <w:p>
+            <w:pPr>
+              <w:spacing w:before="20" w:after="20" w:line="240" w:lineRule="auto"/>
+            </w:pPr>
+            <w:r>
+              <w:rPr>
+                <w:b w:val="0"/>
+                <w:i w:val="0"/>
+                <w:sz w:val="16"/>
+              </w:rPr>
+              <w:t>J (transfer, MIMIC-IV)</w:t>
+            </w:r>
+          </w:p>
+        </w:tc>
+        <w:tc>
+          <w:tcPr>
+            <w:tcW w:type="dxa" w:w="1247"/>
+          </w:tcPr>
+          <w:p>
+            <w:pPr>
+              <w:spacing w:before="20" w:after="20" w:line="240" w:lineRule="auto"/>
+            </w:pPr>
+            <w:r>
+              <w:rPr>
+                <w:b w:val="0"/>
+                <w:i w:val="0"/>
+                <w:sz w:val="16"/>
+              </w:rPr>
+              <w:t>S3</w:t>
+            </w:r>
+          </w:p>
+        </w:tc>
+        <w:tc>
+          <w:tcPr>
+            <w:tcW w:type="dxa" w:w="1134"/>
+          </w:tcPr>
+          <w:p>
+            <w:pPr>
+              <w:spacing w:before="20" w:after="20" w:line="240" w:lineRule="auto"/>
+            </w:pPr>
+            <w:r>
+              <w:rPr>
+                <w:b w:val="0"/>
+                <w:i w:val="0"/>
+                <w:sz w:val="16"/>
+              </w:rPr>
+              <w:t>82.0%</w:t>
+            </w:r>
+          </w:p>
+        </w:tc>
+        <w:tc>
+          <w:tcPr>
+            <w:tcW w:type="dxa" w:w="1134"/>
+          </w:tcPr>
+          <w:p>
+            <w:pPr>
+              <w:spacing w:before="20" w:after="20" w:line="240" w:lineRule="auto"/>
+            </w:pPr>
+            <w:r>
+              <w:rPr>
+                <w:b w:val="0"/>
+                <w:i w:val="0"/>
+                <w:sz w:val="16"/>
+              </w:rPr>
+              <w:t>80.0%</w:t>
+            </w:r>
+          </w:p>
+        </w:tc>
+        <w:tc>
+          <w:tcPr>
+            <w:tcW w:type="dxa" w:w="1134"/>
+          </w:tcPr>
+          <w:p>
+            <w:pPr>
+              <w:spacing w:before="20" w:after="20" w:line="240" w:lineRule="auto"/>
+            </w:pPr>
+            <w:r>
+              <w:rPr>
+                <w:b w:val="0"/>
+                <w:i w:val="0"/>
+                <w:sz w:val="16"/>
+              </w:rPr>
+              <w:t>85.0%</w:t>
+            </w:r>
+          </w:p>
+        </w:tc>
+        <w:tc>
+          <w:tcPr>
+            <w:tcW w:type="dxa" w:w="1361"/>
+          </w:tcPr>
+          <w:p>
+            <w:pPr>
+              <w:spacing w:before="20" w:after="20" w:line="240" w:lineRule="auto"/>
+            </w:pPr>
+            <w:r>
+              <w:rPr>
+                <w:b w:val="0"/>
+                <w:i w:val="0"/>
+                <w:sz w:val="16"/>
+              </w:rPr>
+              <w:t>89.0%</w:t>
+            </w:r>
+          </w:p>
+        </w:tc>
+        <w:tc>
+          <w:tcPr>
+            <w:tcW w:type="dxa" w:w="454"/>
+          </w:tcPr>
+          <w:p>
+            <w:pPr>
+              <w:spacing w:before="20" w:after="20" w:line="240" w:lineRule="auto"/>
+            </w:pPr>
+            <w:r>
+              <w:rPr>
+                <w:b w:val="0"/>
+                <w:i w:val="0"/>
+                <w:sz w:val="16"/>
+              </w:rPr>
+              <w:t>98.0%</w:t>
+            </w:r>
+          </w:p>
+        </w:tc>
+      </w:tr>
+    </w:tbl>
+    <w:p>
+      <w:pPr>
+        <w:spacing w:before="0" w:after="40"/>
+      </w:pPr>
+    </w:p>
+    <w:p>
+      <w:pPr>
+        <w:spacing w:before="120" w:after="80"/>
+      </w:pPr>
+      <w:r>
+        <w:rPr>
+          <w:b/>
+        </w:rPr>
+        <w:t xml:space="preserve">Legend. </w:t>
+      </w:r>
+      <w:r>
+        <w:rPr>
+          <w:b w:val="0"/>
+          <w:i w:val="0"/>
+          <w:color w:val="444444"/>
+          <w:sz w:val="17"/>
+        </w:rPr>
+        <w:t xml:space="preserve">The prespecified 50% target applies only to the ±10% band; this table reports the ±20% secondary band named in the prespecified analysis plan and Methods. Under ±20%, naive recalibration at 25 patients remains worse than no recalibration on eICU (30.6% versus 41.7%), the empirical-Bayes advantage is undiminished (47.9% versus 31.0%; transfer 82.0% versus 42.0%), and rates converge at larger </w:t>
+      </w:r>
+      <w:r>
+        <w:rPr>
+          <w:b w:val="0"/>
+          <w:i/>
+          <w:color w:val="444444"/>
+          <w:sz w:val="17"/>
+        </w:rPr>
+        <w:t>m</w:t>
+      </w:r>
+      <w:r>
+        <w:rPr>
+          <w:b w:val="0"/>
+          <w:i w:val="0"/>
+          <w:color w:val="444444"/>
+          <w:sz w:val="17"/>
+        </w:rPr>
+        <w:t xml:space="preserve"> as in the primary band. The no-recalibration benchmark is a centre-level residual and is independent of </w:t>
+      </w:r>
+      <w:r>
+        <w:rPr>
+          <w:b w:val="0"/>
+          <w:i/>
+          <w:color w:val="444444"/>
+          <w:sz w:val="17"/>
+        </w:rPr>
+        <w:t>m</w:t>
+      </w:r>
+      <w:r>
+        <w:rPr>
+          <w:b w:val="0"/>
+          <w:i w:val="0"/>
+          <w:color w:val="444444"/>
+          <w:sz w:val="17"/>
+        </w:rPr>
+        <w:t>: 21.4% (±10%) and 41.7% (±20%).</w:t>
+      </w:r>
+    </w:p>
+    <w:p>
+      <w:r>
+        <w:br w:type="page"/>
+      </w:r>
+    </w:p>
+    <w:p>
+      <w:pPr>
         <w:spacing w:before="0" w:after="40"/>
       </w:pPr>
       <w:r>
@@ -17528,6 +19232,264 @@
               </w:rPr>
               <w:t>The two rates are computed on independent draws, so the 0.2-point difference is Monte-Carlo error, not discordance. Panels a–b and c–d of Figure 5 each state their own resampling scheme, and the body text now discloses the scheme difference in one sentence.</w:t>
             </w:r>
+          </w:p>
+        </w:tc>
+      </w:tr>
+    </w:tbl>
+    <w:p>
+      <w:pPr>
+        <w:spacing w:before="0" w:after="80"/>
+      </w:pPr>
+    </w:p>
+    <w:tbl>
+      <w:tblPr>
+        <w:tblStyle w:val="TableGrid"/>
+        <w:tblW w:type="auto" w:w="0"/>
+        <w:jc w:val="center"/>
+        <w:tblLayout w:type="fixed"/>
+        <w:tblLook w:firstColumn="1" w:firstRow="1" w:lastColumn="0" w:lastRow="0" w:noHBand="0" w:noVBand="1" w:val="04A0"/>
+      </w:tblPr>
+      <w:tblGrid>
+        <w:gridCol w:w="1512"/>
+        <w:gridCol w:w="1512"/>
+        <w:gridCol w:w="1512"/>
+        <w:gridCol w:w="1512"/>
+        <w:gridCol w:w="1512"/>
+        <w:gridCol w:w="1512"/>
+      </w:tblGrid>
+      <w:tr>
+        <w:tc>
+          <w:tcPr>
+            <w:tcW w:type="dxa" w:w="1512"/>
+          </w:tcPr>
+          <w:p>
+            <w:pPr>
+              <w:spacing w:before="20" w:after="20" w:line="240" w:lineRule="auto"/>
+            </w:pPr>
+            <w:r>
+              <w:rPr>
+                <w:b/>
+                <w:i w:val="0"/>
+                <w:sz w:val="16"/>
+              </w:rPr>
+              <w:t>4</w:t>
+            </w:r>
+          </w:p>
+        </w:tc>
+        <w:tc>
+          <w:tcPr>
+            <w:tcW w:type="dxa" w:w="1512"/>
+          </w:tcPr>
+          <w:p>
+            <w:pPr>
+              <w:spacing w:before="20" w:after="20" w:line="240" w:lineRule="auto"/>
+            </w:pPr>
+            <w:r>
+              <w:rPr>
+                <w:b/>
+                <w:i w:val="0"/>
+                <w:sz w:val="16"/>
+              </w:rPr>
+              <w:t>±20% secondary band unreported in v3.</w:t>
+            </w:r>
+            <w:r>
+              <w:rPr>
+                <w:b/>
+                <w:i w:val="0"/>
+                <w:sz w:val="16"/>
+              </w:rPr>
+              <w:t xml:space="preserve"> The prespecified plans (analyses E–J) define a secondary success band</w:t>
+            </w:r>
+          </w:p>
+        </w:tc>
+        <w:tc>
+          <w:tcPr>
+            <w:tcW w:type="dxa" w:w="1512"/>
+          </w:tcPr>
+          <w:p>
+            <w:pPr>
+              <w:spacing w:before="20" w:after="20" w:line="240" w:lineRule="auto"/>
+            </w:pPr>
+            <w:r>
+              <w:rPr>
+                <w:b/>
+                <w:i w:val="0"/>
+                <w:sz w:val="16"/>
+              </w:rPr>
+              <w:t>O/E − 1</w:t>
+            </w:r>
+          </w:p>
+        </w:tc>
+        <w:tc>
+          <w:tcPr>
+            <w:tcW w:type="dxa" w:w="1512"/>
+          </w:tcPr>
+          <w:p>
+            <w:pPr>
+              <w:spacing w:before="20" w:after="20" w:line="240" w:lineRule="auto"/>
+            </w:pPr>
+            <w:r>
+              <w:rPr>
+                <w:b/>
+                <w:i w:val="0"/>
+                <w:sz w:val="16"/>
+              </w:rPr>
+              <w:t>≤ 0.20 for optional co-reporting; the original submission reported only the primary ±10% rate.</w:t>
+            </w:r>
+          </w:p>
+        </w:tc>
+        <w:tc>
+          <w:tcPr>
+            <w:tcW w:type="dxa" w:w="1512"/>
+          </w:tcPr>
+          <w:p>
+            <w:pPr>
+              <w:spacing w:before="20" w:after="20" w:line="240" w:lineRule="auto"/>
+            </w:pPr>
+            <w:r>
+              <w:rPr>
+                <w:b/>
+                <w:i w:val="0"/>
+                <w:sz w:val="16"/>
+              </w:rPr>
+              <w:t>Reported now in Supplementary Table S5</w:t>
+            </w:r>
+          </w:p>
+        </w:tc>
+        <w:tc>
+          <w:tcPr>
+            <w:tcW w:type="dxa" w:w="1512"/>
+          </w:tcPr>
+          <w:p>
+            <w:pPr>
+              <w:spacing w:before="20" w:after="20" w:line="240" w:lineRule="auto"/>
+            </w:pPr>
+            <w:r>
+              <w:rPr>
+                <w:b/>
+                <w:i w:val="0"/>
+                <w:sz w:val="16"/>
+              </w:rPr>
+              <w:t xml:space="preserve">The plan's wording commits to co-reporting ("alongside"). All raw resampling draws were retained, so the band was recomputed verbatim from the stored draws with no new sampling. Conclusions on the naive penalty and the EB advantage are unchanged in direction and survive under the looser band; convergence at larger </w:t>
+            </w:r>
+            <w:r>
+              <w:rPr>
+                <w:b/>
+                <w:i/>
+                <w:sz w:val="16"/>
+              </w:rPr>
+              <w:t>m</w:t>
+            </w:r>
+            <w:r>
+              <w:rPr>
+                <w:b/>
+                <w:i w:val="0"/>
+                <w:sz w:val="16"/>
+              </w:rPr>
+              <w:t xml:space="preserve"> is faster, as expected.</w:t>
+            </w:r>
+          </w:p>
+        </w:tc>
+      </w:tr>
+      <w:tr>
+        <w:tc>
+          <w:tcPr>
+            <w:tcW w:type="dxa" w:w="1512"/>
+          </w:tcPr>
+          <w:p>
+            <w:pPr>
+              <w:spacing w:before="20" w:after="20" w:line="240" w:lineRule="auto"/>
+            </w:pPr>
+            <w:r>
+              <w:rPr>
+                <w:b w:val="0"/>
+                <w:i w:val="0"/>
+                <w:sz w:val="16"/>
+              </w:rPr>
+              <w:t>5</w:t>
+            </w:r>
+          </w:p>
+        </w:tc>
+        <w:tc>
+          <w:tcPr>
+            <w:tcW w:type="dxa" w:w="1512"/>
+          </w:tcPr>
+          <w:p>
+            <w:pPr>
+              <w:spacing w:before="20" w:after="20" w:line="240" w:lineRule="auto"/>
+            </w:pPr>
+            <w:r>
+              <w:rPr>
+                <w:b/>
+                <w:i w:val="0"/>
+                <w:sz w:val="16"/>
+              </w:rPr>
+              <w:t>Centre-inclusion comparison (post-hoc, exploratory).</w:t>
+            </w:r>
+            <w:r>
+              <w:rPr>
+                <w:b w:val="0"/>
+                <w:i w:val="0"/>
+                <w:sz w:val="16"/>
+              </w:rPr>
+              <w:t xml:space="preserve"> The prespecified centre-level eligibility (≥100 patients, ≥10 deaths) excludes 84 of 187 centres; the plans prescribe no comparison of eligible versus excluded centres.</w:t>
+            </w:r>
+          </w:p>
+        </w:tc>
+        <w:tc>
+          <w:tcPr>
+            <w:tcW w:type="dxa" w:w="1512"/>
+          </w:tcPr>
+          <w:p>
+            <w:pPr>
+              <w:spacing w:before="20" w:after="20" w:line="240" w:lineRule="auto"/>
+            </w:pPr>
+            <w:r>
+              <w:rPr>
+                <w:b/>
+                <w:i w:val="0"/>
+                <w:sz w:val="16"/>
+              </w:rPr>
+              <w:t>Supplementary Table S4, labelled post-hoc/exploratory</w:t>
+            </w:r>
+          </w:p>
+        </w:tc>
+        <w:tc>
+          <w:tcPr>
+            <w:tcW w:type="dxa" w:w="1512"/>
+          </w:tcPr>
+          <w:p>
+            <w:pPr>
+              <w:spacing w:before="20" w:after="20" w:line="240" w:lineRule="auto"/>
+            </w:pPr>
+            <w:r>
+              <w:rPr>
+                <w:b w:val="0"/>
+                <w:i w:val="0"/>
+                <w:sz w:val="16"/>
+              </w:rPr>
+              <w:t>A comparison was computed from the retained analysis cohort only (no re-derivation). Excluded centres are smaller and less severely ill; the direction of the possible effect on the between-centre variance is discussed in the main text. No primary number changes.</w:t>
+            </w:r>
+          </w:p>
+        </w:tc>
+        <w:tc>
+          <w:tcPr>
+            <w:tcW w:type="dxa" w:w="1512"/>
+          </w:tcPr>
+          <w:p>
+            <w:pPr>
+              <w:spacing w:before="20" w:after="20" w:line="240" w:lineRule="auto"/>
+            </w:pPr>
+          </w:p>
+        </w:tc>
+        <w:tc>
+          <w:tcPr>
+            <w:tcW w:type="dxa" w:w="1512"/>
+          </w:tcPr>
+          <w:p>
+            <w:pPr>
+              <w:spacing w:before="20" w:after="20" w:line="240" w:lineRule="auto"/>
+            </w:pPr>
           </w:p>
         </w:tc>
       </w:tr>

--- a/10_预审版/正文初稿_v4_审阅版_全量整合.docx
+++ b/10_预审版/正文初稿_v4_审阅版_全量整合.docx
@@ -1775,7 +1775,7 @@
           <w:color w:val="111111"/>
           <w:sz w:val="21"/>
         </w:rPr>
-        <w:t xml:space="preserve">Drift was not confined to a systematic offset. The per-hospital calibration slope, estimated with the intercept free, ranged from 0.720 to 1.639 (10th to 90th percentile; median 1.088): the </w:t>
+        <w:t xml:space="preserve">Drift was not confined to a systematic offset. The per-hospital calibration slope (intercept free) ranged from 0.720 to 1.639 (10th–90th percentile; median 1.088): the </w:t>
       </w:r>
       <w:r>
         <w:rPr>
@@ -1793,7 +1793,7 @@
           <w:color w:val="111111"/>
           <w:sz w:val="21"/>
         </w:rPr>
-        <w:t xml:space="preserve"> differs between hospitals and not merely the baseline event rate.</w:t>
+        <w:t xml:space="preserve"> differs between hospitals, not merely the baseline event rate.</w:t>
       </w:r>
     </w:p>
     <w:p>
@@ -2252,7 +2252,7 @@
           <w:color w:val="111111"/>
           <w:sz w:val="21"/>
         </w:rPr>
-        <w:t>The variation is therefore a genuine between-hospital difference rather than an artefact of imprecise estimation in small samples. The 84 hospitals below the centre-level threshold are smaller and less severely ill (median 47 patients and 9.0% mortality versus 224 and 12.7%; Supplementary Table S4), so the eligible set over-represents larger, more acute hospitals.</w:t>
+        <w:t>The variation is therefore a genuine between-hospital difference rather than an artefact of imprecise estimation in small samples. The 84 hospitals below the centre-level threshold are smaller and less severely ill (median 47 patients, 9.0% mortality versus 224 and 12.7%; Supplementary Table S4).</w:t>
       </w:r>
     </w:p>
     <w:p>
@@ -3858,7 +3858,7 @@
           <w:color w:val="111111"/>
           <w:sz w:val="21"/>
         </w:rPr>
-        <w:t>In 103 hospitals using the same scores and the same pipeline, a SOFA-based model discriminated consistently (per-centre AUC 0.649–0.812) while its calibration varied by more than twofold (observed-to-expected mortality 0.69–1.54; between-centre I² = 75.4%). Measured case-mix explains little of it, the variation grew in the most precisely estimated centres, a hospital's offset in one year explained a third of its offset in the next, and at a decision threshold of 0.20 the observed mortality among patients flagged high-risk ranged from 15% to 52%, with net benefit negative in 17.0% of centres. The response that follows most naturally from these findings — recalibrate locally — turned out to carry a penalty: recalibrating on 25 local patients was worse than not recalibrating at all. Shrinking the local estimate toward the pooled mean removed that penalty, and the parameters needed to do so could be estimated once and used in a second database without refitting.</w:t>
+        <w:t>In 103 hospitals using the same scores and the same pipeline, a SOFA-based model discriminated consistently (per-centre AUC 0.649–0.812) while its calibration varied by more than twofold (observed-to-expected mortality 0.69–1.54; between-centre I² = 75.4%). Measured case-mix explains little of it, the variation grew in the most precisely estimated centres, a hospital's offset in one year explained a third of its offset in the next, and at a decision threshold of 0.20 the observed mortality among patients flagged high-risk ranged from 15% to 52%, with net benefit negative in 17.0% of centres. The natural response — recalibrate locally — turned out to carry a penalty: at 25 local patients it was worse than no recalibration. Shrinkage toward the pooled mean removed that penalty, and its parameters, estimated once, worked in a second database without refitting.</w:t>
       </w:r>
     </w:p>
     <w:p>
@@ -3940,7 +3940,7 @@
           <w:color w:val="111111"/>
           <w:sz w:val="21"/>
         </w:rPr>
-        <w:t xml:space="preserve"> A mature methodological literature describes how to evaluate and update a prediction model, including when recalibration is appropriate [8,9,15,16], and empirical comparisons of update strategies exist [17,18]. Those recommendations read: if calibration in the target setting is poor, recalibrate — assuming a local sample large enough for the estimate to be reliable. Our findings qualify rather than contradict them. Formal minimum sample sizes exist for external validation [19] but address the precision of the calibration estimate rather than whether recalibration improves decisions. We found that with 25 local patients naive recalibration lowered the proportion of resamples reaching ±10% accuracy from 21.4% to 15.3%, that estimating a second parameter (the calibration slope) made it worse still, and that a 50% success rate was not reached even at 200 patients. That missing quantity — how many local patients are needed before recalibration helps rather than harms — appears to govern its value.</w:t>
+        <w:t xml:space="preserve"> A mature methodological literature describes how to evaluate and update a prediction model, including when recalibration is appropriate [8,9,15,16], and empirical comparisons of update strategies exist [17,18]. Those recommendations read: if calibration there is poor, recalibrate — assuming a local sample large enough to be reliable. Our findings qualify rather than contradict them. Formal minimum sample sizes exist for external validation [19] but address estimate precision, not whether recalibration improves decisions. We found that with 25 local patients naive recalibration lowered the proportion of resamples reaching ±10% accuracy from 21.4% to 15.3%, that estimating a second parameter (the calibration slope) made it worse still, and that a 50% success rate was not reached even at 200 patients. That missing quantity — how many local patients are needed before recalibration helps rather than harms — appears to govern its value.</w:t>
       </w:r>
     </w:p>
     <w:p>
@@ -3986,7 +3986,7 @@
           <w:color w:val="111111"/>
           <w:sz w:val="21"/>
         </w:rPr>
-        <w:t xml:space="preserve"> Benchmarking systems for ICU care are expanding internationally [20,21]. The premise that observed-to-expected ratios are comparable requires active verification: 0.69 in one hospital and 1.54 in another under the same model is not a difference a benchmark can safely interpret. The variation is only partly temporal and unexplained by measured case-mix, so neither a stable unit-level adjustment nor one-off recalibration resolves it. Post-deployment monitoring and lifecycle governance of clinical models [22] gains from treating centre-specific calibration as a quantity to be monitored rather than assumed. Negative net benefit speaks only to the treat-all comparator at that threshold, not to clinical worth in general: the same model may be beneficial at another threshold or decision.</w:t>
+        <w:t xml:space="preserve"> Benchmarking systems for ICU care are expanding internationally [20,21]. The premise that observed-to-expected ratios are comparable requires active verification: 0.69 in one hospital and 1.54 in another under the same model is not a difference a benchmark can safely interpret. The variation is only partly temporal and unexplained by measured case-mix, so neither a stable unit-level adjustment nor one-off recalibration resolves it. Post-deployment monitoring and lifecycle governance of clinical models [22] gains from treating centre-specific calibration as a quantity to monitor rather than assume. Negative net benefit speaks only to the treat-all comparator at that threshold, not to clinical worth in general: the same model may be beneficial at another threshold or decision.</w:t>
       </w:r>
     </w:p>
     <w:p>
@@ -4009,7 +4009,7 @@
           <w:color w:val="111111"/>
           <w:sz w:val="21"/>
         </w:rPr>
-        <w:t xml:space="preserve"> The eligibility screen over-represents larger, more acute hospitals — the exclusion removes the smaller and less severely ill centres (Supplementary Table S4) — so variation across all 187 cannot be settled within the prespecified design; plausibly it is larger, since small centres drift more and are detected less. Why the largest centres show the most heterogeneity also remains unresolved: care-practice diversity and detection limits are candidates, while similar SOFA dispersion across tertiles (SD 2.7/3.2/3.1) argues against case-mix width alone.</w:t>
+        <w:t xml:space="preserve"> The eligibility screen over-represents larger, more acute hospitals — the exclusion removes the smaller and less severely ill centres (Supplementary Table S4) — so variation across all 187 cannot be settled within the prespecified design; plausibly it is larger, since small centres drift more and are detected less. Why the largest centres show the most heterogeneity remains unresolved: care-practice diversity and detection limits are candidates, while similar SOFA dispersion across tertiles (SD 2.7/3.2/3.1) argues against case-mix width alone.</w:t>
       </w:r>
     </w:p>
     <w:p>
@@ -4032,7 +4032,7 @@
           <w:color w:val="111111"/>
           <w:sz w:val="21"/>
         </w:rPr>
-        <w:t xml:space="preserve"> The data are clustered by hospital — the structure TRIPOD-Cluster [23] addresses and TRIPOD+AI [24] extends — and are reported with STROBE [25] and its RECORD extension for routinely collected data [26], because no prediction model was developed or deployed for patient-level decisions: the pooled model served model served as a measurement instrument for quantifying drift, and the object of study is the between-centre variation itself. The elements TRIPOD-Cluster emphasises — the clustering level, the centres per estimate, the centre-level eligibility and the resampling design — are all reported here; we chose the reporting standards matched to the study object rather than avoiding them.</w:t>
+        <w:t xml:space="preserve"> The data are clustered by hospital — the structure TRIPOD-Cluster [23] addresses and TRIPOD+AI [24] extends — and are reported with STROBE [25] and its RECORD extension for routinely collected data [26], because no prediction model was developed or deployed for patient-level decisions: the pooled model served model served as a measurement instrument for quantifying drift, and the object of study is the between-centre variation itself. The elements TRIPOD-Cluster emphasises — clustering level, centres per estimate, centre-level eligibility, resampling design — are all reported here; the standards were matched to the study object, not avoided.</w:t>
       </w:r>
     </w:p>
     <w:p>
@@ -4055,7 +4055,7 @@
           <w:color w:val="111111"/>
           <w:sz w:val="21"/>
         </w:rPr>
-        <w:t xml:space="preserve"> First, both databases were collected for other purposes, as is inherent in the secondary-use design. Two consequences follow, both of the design rather than of the analysis. Misclassification in the underlying records (severity scores, comorbidity coding, recorded discharge status) cannot be detected here, and its direction and magnitude could not be quantified. And because eICU-CRD covers only 2014–2015, we could not assess how cohort eligibility or coding practices changed over time. The year-to-year analysis addresses stability across two consecutive years only; the study quantifies the spatial component of drift and provides no evidence on longer-term temporal trends. The 41.6% temporal share is specific to those two years, not a portable constant. Second, MIMIC-IV is a single centre, so the external analysis tests whether the shrinkage parameters transfer across databases; it is not multicentre external validation of the strategy, which can only be evaluated within eICU itself. Third, the variation unexplained by measured case-mix is described as residual between-hospital variation. Unmeasured differences in disease spectrum, referral patterns and pre-ICU course would produce the same pattern; this study cannot attribute the variation to any of them, and no quality-of-care conclusion is drawn. Fourth, the two databases record comorbidity differently: the mean Charlson index in MIMIC-IV (3.5) far exceeds eICU-CRD (0.9) through more complete ICD coding rather than case-mix. This systematic difference in recording practice may extend to other unmeasured dimensions (disease spectrum, referral pattern, pre-ICU course), so the MIMIC-IV offset cannot be attributed wholly to either. Because the external SOFA model contains no comorbidity term, this does not affect any result here, but it limits how far the cohorts can be compared on measured case-mix. The case-mix ladder uses only complete cases (comorbidity missing in 11.6% of eICU patients); the direction of bias is unknown. Fifth, we studied three scores and one pooled specification; others may behave differently. Sixth, the empirical-Bayes parameters were estimated in one database and transferred to a second; generalisation to other systems and score families remains open. Seventh, the cohort is restricted to patients aged ≥ 65 years in medical or medical–surgical ICUs, so the estimates describe an elderly medical-ICU population and may not transport to younger or surgical populations.</w:t>
+        <w:t xml:space="preserve"> First, both databases were collected for other purposes, as is inherent in secondary use. Two consequences follow, both of the design rather than of the analysis. Misclassification in the underlying records (severity scores, comorbidity coding, recorded discharge status) cannot be detected here, and its direction and magnitude remain unquantified. And because eICU-CRD covers only 2014–2015, we could not assess how cohort eligibility or coding practices changed over time. The year-to-year analysis addresses stability across two consecutive years only; the study quantifies the spatial component of drift and provides no evidence on longer-term temporal trends. The 41.6% temporal share is specific to those two years, not a portable constant. The exclusion of patients missing all of albumin, height and weight (141 in eICU-CRD, 15 in MIMIC-IV) was inherited from the source extraction protocol; none of these variables is analysed, but if missingness relates to centre characteristics it could introduce selection bias beyond the 0.46% excluded, and this cannot be assessed from the retained data. Second, MIMIC-IV is a single centre, so the external analysis tests whether the shrinkage parameters transfer across databases; it is not multicentre external validation of the strategy, which can only be evaluated within eICU itself.Third, the variation unexplained by measured case-mix is described as residual between-hospital variation. Unmeasured differences in disease spectrum, referral patterns and pre-ICU course would produce the same pattern; this study cannot attribute the variation to any of them, and no quality-of-care conclusion is drawn. Fourth, the two databases record comorbidity differently: the mean Charlson index in MIMIC-IV (3.5) far exceeds eICU-CRD (0.9) through more complete ICD coding rather than case-mix. This systematic difference in recording practice may extend to other unmeasured dimensions (disease spectrum, referral pattern, pre-ICU course), so the MIMIC-IV offset cannot be attributed wholly to either. Because the external SOFA model contains no comorbidity term, this does not affect any result here, but it limits how far the cohorts can be compared on measured case-mix. The case-mix ladder uses only complete cases (comorbidity missing in 11.6% of eICU patients); the direction of bias is unknown. Fifth, we studied three scores and one pooled specification; others may behave differently. Sixth, the empirical-Bayes parameters were estimated in one database and transferred to a second; generalisation to other systems and score families remains open. Seventh, the cohort is restricted to patients aged ≥ 65 years in medical or medical–surgical ICUs, so the estimates describe an elderly medical-ICU population and may not transport to younger or surgical populations.</w:t>
       </w:r>
     </w:p>
     <w:p>
@@ -4408,7 +4408,7 @@
           <w:color w:val="111111"/>
           <w:sz w:val="21"/>
         </w:rPr>
-        <w:t xml:space="preserve"> + (admission year − anchor year); ages above 89 are recorded as 91 at the anchor year in MIMIC-IV, so very old ages are censored similarly in the two databases), with ICU length of stay ≥ 24 h (28,607), whose first ICU stay was in a medical ICU or medical–surgical ICU (8,629). Deaths within 24 h of ICU admission (n = 35) and stays in which albumin, height and weight were all missing (n = 15) were excluded. The resulting cohort comprised </w:t>
+        <w:t xml:space="preserve"> + (admission year − anchor year); ages above 89 are censored similarly in both databases (recorded as 91 in MIMIC-IV)), with ICU length of stay ≥ 24 h (28,607), whose first ICU stay was in a medical ICU or medical–surgical ICU (8,629). Deaths within 24 h of ICU admission (n = 35) and stays in which albumin, height and weight were all missing (n = 15) were excluded. The resulting cohort comprised </w:t>
       </w:r>
       <w:r>
         <w:rPr>
@@ -5540,7 +5540,7 @@
           <w:color w:val="111111"/>
           <w:sz w:val="21"/>
         </w:rPr>
-        <w:t xml:space="preserve"> ∈ {0, 25, 50, 100, 200} and, for the external analysis, {0, 25, 50, 100, 200, 400}), the resampling attempt counts (100 for the learning-curve analysis, 200 for the shrinkage analyses), and the centre-size tertile boundaries (hospitals split by sample size into three groups of 36, 33 and 34 hospitals, with ranges 100–181, 184–280 and 289–987 patients respectively).</w:t>
+        <w:t xml:space="preserve"> ∈ {0, 25, 50, 100, 200} and, for the external analysis, {0, 25, 50, 100, 200, 400}), the resampling attempt counts (100 for the learning-curve analysis, 200 for the shrinkage analyses), and the centre-size tertile boundaries (hospitals split into three groups of 36, 33 and 34 hospitals, ranges 100–181, 184–280 and 289–987 patients).</w:t>
       </w:r>
     </w:p>
     <w:p>

--- a/10_预审版/正文初稿_v4_审阅版_全量整合.docx
+++ b/10_预审版/正文初稿_v4_审阅版_全量整合.docx
@@ -14730,6 +14730,1027 @@
     </w:p>
     <w:p>
       <w:pPr>
+        <w:spacing w:before="0" w:after="160"/>
+      </w:pPr>
+      <w:r>
+        <w:rPr>
+          <w:b/>
+          <w:i w:val="0"/>
+          <w:color w:val="111111"/>
+          <w:sz w:val="22"/>
+        </w:rPr>
+        <w:t>Supplementary Table S6. Variable definitions and coding.</w:t>
+      </w:r>
+    </w:p>
+    <w:tbl>
+      <w:tblPr>
+        <w:tblStyle w:val="TableGrid"/>
+        <w:tblW w:type="auto" w:w="0"/>
+        <w:jc w:val="center"/>
+        <w:tblLayout w:type="fixed"/>
+        <w:tblLook w:firstColumn="1" w:firstRow="1" w:lastColumn="0" w:lastRow="0" w:noHBand="0" w:noVBand="1" w:val="04A0"/>
+      </w:tblPr>
+      <w:tblGrid>
+        <w:gridCol w:w="2268"/>
+        <w:gridCol w:w="2268"/>
+        <w:gridCol w:w="2268"/>
+        <w:gridCol w:w="2268"/>
+      </w:tblGrid>
+      <w:tr>
+        <w:tc>
+          <w:tcPr>
+            <w:tcW w:type="dxa" w:w="1701"/>
+          </w:tcPr>
+          <w:p>
+            <w:pPr>
+              <w:spacing w:before="20" w:after="20" w:line="240" w:lineRule="auto"/>
+            </w:pPr>
+            <w:r>
+              <w:rPr>
+                <w:b/>
+                <w:i w:val="0"/>
+                <w:sz w:val="16"/>
+              </w:rPr>
+              <w:t>Variable</w:t>
+            </w:r>
+          </w:p>
+        </w:tc>
+        <w:tc>
+          <w:tcPr>
+            <w:tcW w:type="dxa" w:w="1928"/>
+          </w:tcPr>
+          <w:p>
+            <w:pPr>
+              <w:spacing w:before="20" w:after="20" w:line="240" w:lineRule="auto"/>
+            </w:pPr>
+            <w:r>
+              <w:rPr>
+                <w:b/>
+                <w:i w:val="0"/>
+                <w:sz w:val="16"/>
+              </w:rPr>
+              <w:t>Source</w:t>
+            </w:r>
+          </w:p>
+        </w:tc>
+        <w:tc>
+          <w:tcPr>
+            <w:tcW w:type="dxa" w:w="3175"/>
+          </w:tcPr>
+          <w:p>
+            <w:pPr>
+              <w:spacing w:before="20" w:after="20" w:line="240" w:lineRule="auto"/>
+            </w:pPr>
+            <w:r>
+              <w:rPr>
+                <w:b/>
+                <w:i w:val="0"/>
+                <w:sz w:val="16"/>
+              </w:rPr>
+              <w:t>Definition (units)</w:t>
+            </w:r>
+          </w:p>
+        </w:tc>
+        <w:tc>
+          <w:tcPr>
+            <w:tcW w:type="dxa" w:w="2268"/>
+          </w:tcPr>
+          <w:p>
+            <w:pPr>
+              <w:spacing w:before="20" w:after="20" w:line="240" w:lineRule="auto"/>
+            </w:pPr>
+            <w:r>
+              <w:rPr>
+                <w:b/>
+                <w:i w:val="0"/>
+                <w:sz w:val="16"/>
+              </w:rPr>
+              <w:t>Coding</w:t>
+            </w:r>
+          </w:p>
+        </w:tc>
+      </w:tr>
+      <w:tr>
+        <w:tc>
+          <w:tcPr>
+            <w:tcW w:type="dxa" w:w="1701"/>
+          </w:tcPr>
+          <w:p>
+            <w:pPr>
+              <w:spacing w:before="20" w:after="20" w:line="240" w:lineRule="auto"/>
+            </w:pPr>
+            <w:r>
+              <w:rPr>
+                <w:b w:val="0"/>
+                <w:i w:val="0"/>
+                <w:sz w:val="16"/>
+              </w:rPr>
+              <w:t>stay identifier</w:t>
+            </w:r>
+          </w:p>
+        </w:tc>
+        <w:tc>
+          <w:tcPr>
+            <w:tcW w:type="dxa" w:w="1928"/>
+          </w:tcPr>
+          <w:p>
+            <w:pPr>
+              <w:spacing w:before="20" w:after="20" w:line="240" w:lineRule="auto"/>
+            </w:pPr>
+            <w:r>
+              <w:rPr>
+                <w:b w:val="0"/>
+                <w:i w:val="0"/>
+                <w:sz w:val="16"/>
+              </w:rPr>
+              <w:t>eICU-CRD / MIMIC-IV native</w:t>
+            </w:r>
+          </w:p>
+        </w:tc>
+        <w:tc>
+          <w:tcPr>
+            <w:tcW w:type="dxa" w:w="3175"/>
+          </w:tcPr>
+          <w:p>
+            <w:pPr>
+              <w:spacing w:before="20" w:after="20" w:line="240" w:lineRule="auto"/>
+            </w:pPr>
+            <w:r>
+              <w:rPr>
+                <w:b w:val="0"/>
+                <w:i w:val="0"/>
+                <w:sz w:val="16"/>
+              </w:rPr>
+              <w:t>database stay/patient identifier, used only for pairing and first-stay logic</w:t>
+            </w:r>
+          </w:p>
+        </w:tc>
+        <w:tc>
+          <w:tcPr>
+            <w:tcW w:type="dxa" w:w="2268"/>
+          </w:tcPr>
+          <w:p>
+            <w:pPr>
+              <w:spacing w:before="20" w:after="20" w:line="240" w:lineRule="auto"/>
+            </w:pPr>
+            <w:r>
+              <w:rPr>
+                <w:b w:val="0"/>
+                <w:i w:val="0"/>
+                <w:sz w:val="16"/>
+              </w:rPr>
+              <w:t>identifier (no clinical meaning)</w:t>
+            </w:r>
+          </w:p>
+        </w:tc>
+      </w:tr>
+      <w:tr>
+        <w:tc>
+          <w:tcPr>
+            <w:tcW w:type="dxa" w:w="1701"/>
+          </w:tcPr>
+          <w:p>
+            <w:pPr>
+              <w:spacing w:before="20" w:after="20" w:line="240" w:lineRule="auto"/>
+            </w:pPr>
+            <w:r>
+              <w:rPr>
+                <w:b w:val="0"/>
+                <w:i w:val="0"/>
+                <w:sz w:val="16"/>
+              </w:rPr>
+              <w:t>hospital</w:t>
+            </w:r>
+          </w:p>
+        </w:tc>
+        <w:tc>
+          <w:tcPr>
+            <w:tcW w:type="dxa" w:w="1928"/>
+          </w:tcPr>
+          <w:p>
+            <w:pPr>
+              <w:spacing w:before="20" w:after="20" w:line="240" w:lineRule="auto"/>
+            </w:pPr>
+            <w:r>
+              <w:rPr>
+                <w:b w:val="0"/>
+                <w:i w:val="0"/>
+                <w:sz w:val="16"/>
+              </w:rPr>
+              <w:t>eICU-CRD native (de-identified)</w:t>
+            </w:r>
+          </w:p>
+        </w:tc>
+        <w:tc>
+          <w:tcPr>
+            <w:tcW w:type="dxa" w:w="3175"/>
+          </w:tcPr>
+          <w:p>
+            <w:pPr>
+              <w:spacing w:before="20" w:after="20" w:line="240" w:lineRule="auto"/>
+            </w:pPr>
+            <w:r>
+              <w:rPr>
+                <w:b w:val="0"/>
+                <w:i w:val="0"/>
+                <w:sz w:val="16"/>
+              </w:rPr>
+              <w:t>contributing hospital of the unit stay; drives the centre-level analyses</w:t>
+            </w:r>
+          </w:p>
+        </w:tc>
+        <w:tc>
+          <w:tcPr>
+            <w:tcW w:type="dxa" w:w="2268"/>
+          </w:tcPr>
+          <w:p>
+            <w:pPr>
+              <w:spacing w:before="20" w:after="20" w:line="240" w:lineRule="auto"/>
+            </w:pPr>
+            <w:r>
+              <w:rPr>
+                <w:b w:val="0"/>
+                <w:i w:val="0"/>
+                <w:sz w:val="16"/>
+              </w:rPr>
+              <w:t>identifier</w:t>
+            </w:r>
+          </w:p>
+        </w:tc>
+      </w:tr>
+      <w:tr>
+        <w:tc>
+          <w:tcPr>
+            <w:tcW w:type="dxa" w:w="1701"/>
+          </w:tcPr>
+          <w:p>
+            <w:pPr>
+              <w:spacing w:before="20" w:after="20" w:line="240" w:lineRule="auto"/>
+            </w:pPr>
+            <w:r>
+              <w:rPr>
+                <w:b w:val="0"/>
+                <w:i w:val="0"/>
+                <w:sz w:val="16"/>
+              </w:rPr>
+              <w:t>age</w:t>
+            </w:r>
+          </w:p>
+        </w:tc>
+        <w:tc>
+          <w:tcPr>
+            <w:tcW w:type="dxa" w:w="1928"/>
+          </w:tcPr>
+          <w:p>
+            <w:pPr>
+              <w:spacing w:before="20" w:after="20" w:line="240" w:lineRule="auto"/>
+            </w:pPr>
+            <w:r>
+              <w:rPr>
+                <w:b w:val="0"/>
+                <w:i w:val="0"/>
+                <w:sz w:val="16"/>
+              </w:rPr>
+              <w:t>eICU native record; MIMIC-IV derived</w:t>
+            </w:r>
+          </w:p>
+        </w:tc>
+        <w:tc>
+          <w:tcPr>
+            <w:tcW w:type="dxa" w:w="3175"/>
+          </w:tcPr>
+          <w:p>
+            <w:pPr>
+              <w:spacing w:before="20" w:after="20" w:line="240" w:lineRule="auto"/>
+            </w:pPr>
+            <w:r>
+              <w:rPr>
+                <w:b w:val="0"/>
+                <w:i w:val="0"/>
+                <w:sz w:val="16"/>
+              </w:rPr>
+              <w:t>age at ICU admission, years</w:t>
+            </w:r>
+          </w:p>
+        </w:tc>
+        <w:tc>
+          <w:tcPr>
+            <w:tcW w:type="dxa" w:w="2268"/>
+          </w:tcPr>
+          <w:p>
+            <w:pPr>
+              <w:spacing w:before="20" w:after="20" w:line="240" w:lineRule="auto"/>
+            </w:pPr>
+            <w:r>
+              <w:rPr>
+                <w:b w:val="0"/>
+                <w:i w:val="0"/>
+                <w:sz w:val="16"/>
+              </w:rPr>
+              <w:t>numeric; eICU records ages &gt;89 as 90, MIMIC-IV censors them (91 at anchor year)</w:t>
+            </w:r>
+          </w:p>
+        </w:tc>
+      </w:tr>
+      <w:tr>
+        <w:tc>
+          <w:tcPr>
+            <w:tcW w:type="dxa" w:w="1701"/>
+          </w:tcPr>
+          <w:p>
+            <w:pPr>
+              <w:spacing w:before="20" w:after="20" w:line="240" w:lineRule="auto"/>
+            </w:pPr>
+            <w:r>
+              <w:rPr>
+                <w:b w:val="0"/>
+                <w:i w:val="0"/>
+                <w:sz w:val="16"/>
+              </w:rPr>
+              <w:t>sex</w:t>
+            </w:r>
+          </w:p>
+        </w:tc>
+        <w:tc>
+          <w:tcPr>
+            <w:tcW w:type="dxa" w:w="1928"/>
+          </w:tcPr>
+          <w:p>
+            <w:pPr>
+              <w:spacing w:before="20" w:after="20" w:line="240" w:lineRule="auto"/>
+            </w:pPr>
+            <w:r>
+              <w:rPr>
+                <w:b w:val="0"/>
+                <w:i w:val="0"/>
+                <w:sz w:val="16"/>
+              </w:rPr>
+              <w:t>both native</w:t>
+            </w:r>
+          </w:p>
+        </w:tc>
+        <w:tc>
+          <w:tcPr>
+            <w:tcW w:type="dxa" w:w="3175"/>
+          </w:tcPr>
+          <w:p>
+            <w:pPr>
+              <w:spacing w:before="20" w:after="20" w:line="240" w:lineRule="auto"/>
+            </w:pPr>
+            <w:r>
+              <w:rPr>
+                <w:b w:val="0"/>
+                <w:i w:val="0"/>
+                <w:sz w:val="16"/>
+              </w:rPr>
+              <w:t>recorded sex</w:t>
+            </w:r>
+          </w:p>
+        </w:tc>
+        <w:tc>
+          <w:tcPr>
+            <w:tcW w:type="dxa" w:w="2268"/>
+          </w:tcPr>
+          <w:p>
+            <w:pPr>
+              <w:spacing w:before="20" w:after="20" w:line="240" w:lineRule="auto"/>
+            </w:pPr>
+            <w:r>
+              <w:rPr>
+                <w:b w:val="0"/>
+                <w:i w:val="0"/>
+                <w:sz w:val="16"/>
+              </w:rPr>
+              <w:t>male = 1, female = 0</w:t>
+            </w:r>
+          </w:p>
+        </w:tc>
+      </w:tr>
+      <w:tr>
+        <w:tc>
+          <w:tcPr>
+            <w:tcW w:type="dxa" w:w="1701"/>
+          </w:tcPr>
+          <w:p>
+            <w:pPr>
+              <w:spacing w:before="20" w:after="20" w:line="240" w:lineRule="auto"/>
+            </w:pPr>
+            <w:r>
+              <w:rPr>
+                <w:b w:val="0"/>
+                <w:i w:val="0"/>
+                <w:sz w:val="16"/>
+              </w:rPr>
+              <w:t>SOFA</w:t>
+            </w:r>
+          </w:p>
+        </w:tc>
+        <w:tc>
+          <w:tcPr>
+            <w:tcW w:type="dxa" w:w="1928"/>
+          </w:tcPr>
+          <w:p>
+            <w:pPr>
+              <w:spacing w:before="20" w:after="20" w:line="240" w:lineRule="auto"/>
+            </w:pPr>
+            <w:r>
+              <w:rPr>
+                <w:b w:val="0"/>
+                <w:i w:val="0"/>
+                <w:sz w:val="16"/>
+              </w:rPr>
+              <w:t>derived per published score</w:t>
+            </w:r>
+          </w:p>
+        </w:tc>
+        <w:tc>
+          <w:tcPr>
+            <w:tcW w:type="dxa" w:w="3175"/>
+          </w:tcPr>
+          <w:p>
+            <w:pPr>
+              <w:spacing w:before="20" w:after="20" w:line="240" w:lineRule="auto"/>
+            </w:pPr>
+            <w:r>
+              <w:rPr>
+                <w:b w:val="0"/>
+                <w:i w:val="0"/>
+                <w:sz w:val="16"/>
+              </w:rPr>
+              <w:t>Sequential Organ Failure Assessment from native physiology/laboratory items; components per the published definition</w:t>
+            </w:r>
+          </w:p>
+        </w:tc>
+        <w:tc>
+          <w:tcPr>
+            <w:tcW w:type="dxa" w:w="2268"/>
+          </w:tcPr>
+          <w:p>
+            <w:pPr>
+              <w:spacing w:before="20" w:after="20" w:line="240" w:lineRule="auto"/>
+            </w:pPr>
+            <w:r>
+              <w:rPr>
+                <w:b w:val="0"/>
+                <w:i w:val="0"/>
+                <w:sz w:val="16"/>
+              </w:rPr>
+              <w:t>integer 0–24; standardised (z-score) in pooled models</w:t>
+            </w:r>
+          </w:p>
+        </w:tc>
+      </w:tr>
+      <w:tr>
+        <w:tc>
+          <w:tcPr>
+            <w:tcW w:type="dxa" w:w="1701"/>
+          </w:tcPr>
+          <w:p>
+            <w:pPr>
+              <w:spacing w:before="20" w:after="20" w:line="240" w:lineRule="auto"/>
+            </w:pPr>
+            <w:r>
+              <w:rPr>
+                <w:b w:val="0"/>
+                <w:i w:val="0"/>
+                <w:sz w:val="16"/>
+              </w:rPr>
+              <w:t>OASIS</w:t>
+            </w:r>
+          </w:p>
+        </w:tc>
+        <w:tc>
+          <w:tcPr>
+            <w:tcW w:type="dxa" w:w="1928"/>
+          </w:tcPr>
+          <w:p>
+            <w:pPr>
+              <w:spacing w:before="20" w:after="20" w:line="240" w:lineRule="auto"/>
+            </w:pPr>
+            <w:r>
+              <w:rPr>
+                <w:b w:val="0"/>
+                <w:i w:val="0"/>
+                <w:sz w:val="16"/>
+              </w:rPr>
+              <w:t>derived per published score</w:t>
+            </w:r>
+          </w:p>
+        </w:tc>
+        <w:tc>
+          <w:tcPr>
+            <w:tcW w:type="dxa" w:w="3175"/>
+          </w:tcPr>
+          <w:p>
+            <w:pPr>
+              <w:spacing w:before="20" w:after="20" w:line="240" w:lineRule="auto"/>
+            </w:pPr>
+            <w:r>
+              <w:rPr>
+                <w:b w:val="0"/>
+                <w:i w:val="0"/>
+                <w:sz w:val="16"/>
+              </w:rPr>
+              <w:t>Oxford Acute Severity of Illness Score from admission variables</w:t>
+            </w:r>
+          </w:p>
+        </w:tc>
+        <w:tc>
+          <w:tcPr>
+            <w:tcW w:type="dxa" w:w="2268"/>
+          </w:tcPr>
+          <w:p>
+            <w:pPr>
+              <w:spacing w:before="20" w:after="20" w:line="240" w:lineRule="auto"/>
+            </w:pPr>
+            <w:r>
+              <w:rPr>
+                <w:b w:val="0"/>
+                <w:i w:val="0"/>
+                <w:sz w:val="16"/>
+              </w:rPr>
+              <w:t>integer in published range; standardised</w:t>
+            </w:r>
+          </w:p>
+        </w:tc>
+      </w:tr>
+      <w:tr>
+        <w:tc>
+          <w:tcPr>
+            <w:tcW w:type="dxa" w:w="1701"/>
+          </w:tcPr>
+          <w:p>
+            <w:pPr>
+              <w:spacing w:before="20" w:after="20" w:line="240" w:lineRule="auto"/>
+            </w:pPr>
+            <w:r>
+              <w:rPr>
+                <w:b w:val="0"/>
+                <w:i w:val="0"/>
+                <w:sz w:val="16"/>
+              </w:rPr>
+              <w:t>SAPS-II</w:t>
+            </w:r>
+          </w:p>
+        </w:tc>
+        <w:tc>
+          <w:tcPr>
+            <w:tcW w:type="dxa" w:w="1928"/>
+          </w:tcPr>
+          <w:p>
+            <w:pPr>
+              <w:spacing w:before="20" w:after="20" w:line="240" w:lineRule="auto"/>
+            </w:pPr>
+            <w:r>
+              <w:rPr>
+                <w:b w:val="0"/>
+                <w:i w:val="0"/>
+                <w:sz w:val="16"/>
+              </w:rPr>
+              <w:t>derived per published score</w:t>
+            </w:r>
+          </w:p>
+        </w:tc>
+        <w:tc>
+          <w:tcPr>
+            <w:tcW w:type="dxa" w:w="3175"/>
+          </w:tcPr>
+          <w:p>
+            <w:pPr>
+              <w:spacing w:before="20" w:after="20" w:line="240" w:lineRule="auto"/>
+            </w:pPr>
+            <w:r>
+              <w:rPr>
+                <w:b w:val="0"/>
+                <w:i w:val="0"/>
+                <w:sz w:val="16"/>
+              </w:rPr>
+              <w:t>Simplified Acute Physiology Score II</w:t>
+            </w:r>
+          </w:p>
+        </w:tc>
+        <w:tc>
+          <w:tcPr>
+            <w:tcW w:type="dxa" w:w="2268"/>
+          </w:tcPr>
+          <w:p>
+            <w:pPr>
+              <w:spacing w:before="20" w:after="20" w:line="240" w:lineRule="auto"/>
+            </w:pPr>
+            <w:r>
+              <w:rPr>
+                <w:b w:val="0"/>
+                <w:i w:val="0"/>
+                <w:sz w:val="16"/>
+              </w:rPr>
+              <w:t>integer in published range; standardised</w:t>
+            </w:r>
+          </w:p>
+        </w:tc>
+      </w:tr>
+      <w:tr>
+        <w:tc>
+          <w:tcPr>
+            <w:tcW w:type="dxa" w:w="1701"/>
+          </w:tcPr>
+          <w:p>
+            <w:pPr>
+              <w:spacing w:before="20" w:after="20" w:line="240" w:lineRule="auto"/>
+            </w:pPr>
+            <w:r>
+              <w:rPr>
+                <w:b w:val="0"/>
+                <w:i w:val="0"/>
+                <w:sz w:val="16"/>
+              </w:rPr>
+              <w:t>invasive ventilation</w:t>
+            </w:r>
+          </w:p>
+        </w:tc>
+        <w:tc>
+          <w:tcPr>
+            <w:tcW w:type="dxa" w:w="1928"/>
+          </w:tcPr>
+          <w:p>
+            <w:pPr>
+              <w:spacing w:before="20" w:after="20" w:line="240" w:lineRule="auto"/>
+            </w:pPr>
+            <w:r>
+              <w:rPr>
+                <w:b w:val="0"/>
+                <w:i w:val="0"/>
+                <w:sz w:val="16"/>
+              </w:rPr>
+              <w:t>eICU-CRD / MIMIC-IV native as supplied</w:t>
+            </w:r>
+          </w:p>
+        </w:tc>
+        <w:tc>
+          <w:tcPr>
+            <w:tcW w:type="dxa" w:w="3175"/>
+          </w:tcPr>
+          <w:p>
+            <w:pPr>
+              <w:spacing w:before="20" w:after="20" w:line="240" w:lineRule="auto"/>
+            </w:pPr>
+            <w:r>
+              <w:rPr>
+                <w:b w:val="0"/>
+                <w:i w:val="0"/>
+                <w:sz w:val="16"/>
+              </w:rPr>
+              <w:t>recorded invasive ventilation during the stay</w:t>
+            </w:r>
+          </w:p>
+        </w:tc>
+        <w:tc>
+          <w:tcPr>
+            <w:tcW w:type="dxa" w:w="2268"/>
+          </w:tcPr>
+          <w:p>
+            <w:pPr>
+              <w:spacing w:before="20" w:after="20" w:line="240" w:lineRule="auto"/>
+            </w:pPr>
+            <w:r>
+              <w:rPr>
+                <w:b w:val="0"/>
+                <w:i w:val="0"/>
+                <w:sz w:val="16"/>
+              </w:rPr>
+              <w:t>1 = yes, 0 = no</w:t>
+            </w:r>
+          </w:p>
+        </w:tc>
+      </w:tr>
+      <w:tr>
+        <w:tc>
+          <w:tcPr>
+            <w:tcW w:type="dxa" w:w="1701"/>
+          </w:tcPr>
+          <w:p>
+            <w:pPr>
+              <w:spacing w:before="20" w:after="20" w:line="240" w:lineRule="auto"/>
+            </w:pPr>
+            <w:r>
+              <w:rPr>
+                <w:b w:val="0"/>
+                <w:i w:val="0"/>
+                <w:sz w:val="16"/>
+              </w:rPr>
+              <w:t>hospital death</w:t>
+            </w:r>
+          </w:p>
+        </w:tc>
+        <w:tc>
+          <w:tcPr>
+            <w:tcW w:type="dxa" w:w="1928"/>
+          </w:tcPr>
+          <w:p>
+            <w:pPr>
+              <w:spacing w:before="20" w:after="20" w:line="240" w:lineRule="auto"/>
+            </w:pPr>
+            <w:r>
+              <w:rPr>
+                <w:b w:val="0"/>
+                <w:i w:val="0"/>
+                <w:sz w:val="16"/>
+              </w:rPr>
+              <w:t>eICU-CRD (hospital discharge outcome); MIMIC-IV native</w:t>
+            </w:r>
+          </w:p>
+        </w:tc>
+        <w:tc>
+          <w:tcPr>
+            <w:tcW w:type="dxa" w:w="3175"/>
+          </w:tcPr>
+          <w:p>
+            <w:pPr>
+              <w:spacing w:before="20" w:after="20" w:line="240" w:lineRule="auto"/>
+            </w:pPr>
+            <w:r>
+              <w:rPr>
+                <w:b w:val="0"/>
+                <w:i w:val="0"/>
+                <w:sz w:val="16"/>
+              </w:rPr>
+              <w:t>death before hospital discharge of the index admission</w:t>
+            </w:r>
+          </w:p>
+        </w:tc>
+        <w:tc>
+          <w:tcPr>
+            <w:tcW w:type="dxa" w:w="2268"/>
+          </w:tcPr>
+          <w:p>
+            <w:pPr>
+              <w:spacing w:before="20" w:after="20" w:line="240" w:lineRule="auto"/>
+            </w:pPr>
+            <w:r>
+              <w:rPr>
+                <w:b w:val="0"/>
+                <w:i w:val="0"/>
+                <w:sz w:val="16"/>
+              </w:rPr>
+              <w:t>1 = died, 0 = survived</w:t>
+            </w:r>
+          </w:p>
+        </w:tc>
+      </w:tr>
+      <w:tr>
+        <w:tc>
+          <w:tcPr>
+            <w:tcW w:type="dxa" w:w="1701"/>
+          </w:tcPr>
+          <w:p>
+            <w:pPr>
+              <w:spacing w:before="20" w:after="20" w:line="240" w:lineRule="auto"/>
+            </w:pPr>
+            <w:r>
+              <w:rPr>
+                <w:b w:val="0"/>
+                <w:i w:val="0"/>
+                <w:sz w:val="16"/>
+              </w:rPr>
+              <w:t>ICU death</w:t>
+            </w:r>
+          </w:p>
+        </w:tc>
+        <w:tc>
+          <w:tcPr>
+            <w:tcW w:type="dxa" w:w="1928"/>
+          </w:tcPr>
+          <w:p>
+            <w:pPr>
+              <w:spacing w:before="20" w:after="20" w:line="240" w:lineRule="auto"/>
+            </w:pPr>
+            <w:r>
+              <w:rPr>
+                <w:b w:val="0"/>
+                <w:i w:val="0"/>
+                <w:sz w:val="16"/>
+              </w:rPr>
+              <w:t>eICU-CRD (unit discharge outcome); MIMIC-IV native</w:t>
+            </w:r>
+          </w:p>
+        </w:tc>
+        <w:tc>
+          <w:tcPr>
+            <w:tcW w:type="dxa" w:w="3175"/>
+          </w:tcPr>
+          <w:p>
+            <w:pPr>
+              <w:spacing w:before="20" w:after="20" w:line="240" w:lineRule="auto"/>
+            </w:pPr>
+            <w:r>
+              <w:rPr>
+                <w:b w:val="0"/>
+                <w:i w:val="0"/>
+                <w:sz w:val="16"/>
+              </w:rPr>
+              <w:t>death before ICU discharge</w:t>
+            </w:r>
+          </w:p>
+        </w:tc>
+        <w:tc>
+          <w:tcPr>
+            <w:tcW w:type="dxa" w:w="2268"/>
+          </w:tcPr>
+          <w:p>
+            <w:pPr>
+              <w:spacing w:before="20" w:after="20" w:line="240" w:lineRule="auto"/>
+            </w:pPr>
+            <w:r>
+              <w:rPr>
+                <w:b w:val="0"/>
+                <w:i w:val="0"/>
+                <w:sz w:val="16"/>
+              </w:rPr>
+              <w:t>1 = died, 0 = survived</w:t>
+            </w:r>
+          </w:p>
+        </w:tc>
+      </w:tr>
+      <w:tr>
+        <w:tc>
+          <w:tcPr>
+            <w:tcW w:type="dxa" w:w="1701"/>
+          </w:tcPr>
+          <w:p>
+            <w:pPr>
+              <w:spacing w:before="20" w:after="20" w:line="240" w:lineRule="auto"/>
+            </w:pPr>
+            <w:r>
+              <w:rPr>
+                <w:b w:val="0"/>
+                <w:i w:val="0"/>
+                <w:sz w:val="16"/>
+              </w:rPr>
+              <w:t>Charlson index</w:t>
+            </w:r>
+          </w:p>
+        </w:tc>
+        <w:tc>
+          <w:tcPr>
+            <w:tcW w:type="dxa" w:w="1928"/>
+          </w:tcPr>
+          <w:p>
+            <w:pPr>
+              <w:spacing w:before="20" w:after="20" w:line="240" w:lineRule="auto"/>
+            </w:pPr>
+            <w:r>
+              <w:rPr>
+                <w:b w:val="0"/>
+                <w:i w:val="0"/>
+                <w:sz w:val="16"/>
+              </w:rPr>
+              <w:t>derived from coded diagnoses (published weights)</w:t>
+            </w:r>
+          </w:p>
+        </w:tc>
+        <w:tc>
+          <w:tcPr>
+            <w:tcW w:type="dxa" w:w="3175"/>
+          </w:tcPr>
+          <w:p>
+            <w:pPr>
+              <w:spacing w:before="20" w:after="20" w:line="240" w:lineRule="auto"/>
+            </w:pPr>
+            <w:r>
+              <w:rPr>
+                <w:b w:val="0"/>
+                <w:i w:val="0"/>
+                <w:sz w:val="16"/>
+              </w:rPr>
+              <w:t>comorbidity burden</w:t>
+            </w:r>
+          </w:p>
+        </w:tc>
+        <w:tc>
+          <w:tcPr>
+            <w:tcW w:type="dxa" w:w="2268"/>
+          </w:tcPr>
+          <w:p>
+            <w:pPr>
+              <w:spacing w:before="20" w:after="20" w:line="240" w:lineRule="auto"/>
+            </w:pPr>
+            <w:r>
+              <w:rPr>
+                <w:b w:val="0"/>
+                <w:i w:val="0"/>
+                <w:sz w:val="16"/>
+              </w:rPr>
+              <w:t>numeric; missing in 11.6% (eICU-CRD) and 0.04% (MIMIC-IV); complete cases in model M3</w:t>
+            </w:r>
+          </w:p>
+        </w:tc>
+      </w:tr>
+      <w:tr>
+        <w:tc>
+          <w:tcPr>
+            <w:tcW w:type="dxa" w:w="1701"/>
+          </w:tcPr>
+          <w:p>
+            <w:pPr>
+              <w:spacing w:before="20" w:after="20" w:line="240" w:lineRule="auto"/>
+            </w:pPr>
+            <w:r>
+              <w:rPr>
+                <w:b w:val="0"/>
+                <w:i w:val="0"/>
+                <w:sz w:val="16"/>
+              </w:rPr>
+              <w:t>albumin, height, weight</w:t>
+            </w:r>
+          </w:p>
+        </w:tc>
+        <w:tc>
+          <w:tcPr>
+            <w:tcW w:type="dxa" w:w="1928"/>
+          </w:tcPr>
+          <w:p>
+            <w:pPr>
+              <w:spacing w:before="20" w:after="20" w:line="240" w:lineRule="auto"/>
+            </w:pPr>
+            <w:r>
+              <w:rPr>
+                <w:b w:val="0"/>
+                <w:i w:val="0"/>
+                <w:sz w:val="16"/>
+              </w:rPr>
+              <w:t>eICU-CRD / MIMIC-IV native</w:t>
+            </w:r>
+          </w:p>
+        </w:tc>
+        <w:tc>
+          <w:tcPr>
+            <w:tcW w:type="dxa" w:w="3175"/>
+          </w:tcPr>
+          <w:p>
+            <w:pPr>
+              <w:spacing w:before="20" w:after="20" w:line="240" w:lineRule="auto"/>
+            </w:pPr>
+            <w:r>
+              <w:rPr>
+                <w:b w:val="0"/>
+                <w:i w:val="0"/>
+                <w:sz w:val="16"/>
+              </w:rPr>
+              <w:t>used only for the extraction rule (excluded when all three are missing: 141 eICU-CRD, 15 MIMIC-IV; Figure 1)</w:t>
+            </w:r>
+          </w:p>
+        </w:tc>
+        <w:tc>
+          <w:tcPr>
+            <w:tcW w:type="dxa" w:w="2268"/>
+          </w:tcPr>
+          <w:p>
+            <w:pPr>
+              <w:spacing w:before="20" w:after="20" w:line="240" w:lineRule="auto"/>
+            </w:pPr>
+            <w:r>
+              <w:rPr>
+                <w:b w:val="0"/>
+                <w:i w:val="0"/>
+                <w:sz w:val="16"/>
+              </w:rPr>
+              <w:t>not analysed in this study</w:t>
+            </w:r>
+          </w:p>
+        </w:tc>
+      </w:tr>
+    </w:tbl>
+    <w:p>
+      <w:pPr>
+        <w:spacing w:before="0" w:after="40"/>
+      </w:pPr>
+    </w:p>
+    <w:p>
+      <w:pPr>
+        <w:spacing w:before="120" w:after="80"/>
+      </w:pPr>
+      <w:r>
+        <w:rPr>
+          <w:b/>
+        </w:rPr>
+        <w:t xml:space="preserve">Legend. </w:t>
+      </w:r>
+      <w:r>
+        <w:rPr>
+          <w:b w:val="0"/>
+          <w:i w:val="0"/>
+          <w:color w:val="444444"/>
+          <w:sz w:val="17"/>
+        </w:rPr>
+        <w:t>All variables are taken or derived from the two source databases and were used as supplied except where a derived definition is given in Methods (the calibration offset, its standard error, the calibration slope, and age at admission for MIMIC-IV). Derived scores follow the published component definitions of the respective scores. Coding is repeated here for reader convenience; this table changes no reported result, and patient-level values are not redistributed (Data Availability statement).</w:t>
+      </w:r>
+    </w:p>
+    <w:p>
+      <w:r>
+        <w:br w:type="page"/>
+      </w:r>
+    </w:p>
+    <w:p>
+      <w:pPr>
         <w:spacing w:before="0" w:after="40"/>
       </w:pPr>
       <w:r>
